--- a/Harsh Engineering.docx
+++ b/Harsh Engineering.docx
@@ -7,14 +7,1070 @@
         <w:rPr>
           <w:b/>
           <w:bCs/>
-        </w:rPr>
-      </w:pPr>
-      <w:r>
-        <w:rPr>
-          <w:b/>
-          <w:bCs/>
-        </w:rPr>
-        <w:t>Harsh Engineering - Website Content</w:t>
+          <w:sz w:val="52"/>
+          <w:szCs w:val="48"/>
+        </w:rPr>
+      </w:pPr>
+      <w:r>
+        <w:rPr>
+          <w:b/>
+          <w:bCs/>
+          <w:sz w:val="52"/>
+          <w:szCs w:val="48"/>
+        </w:rPr>
+        <w:t>Home Page</w:t>
+      </w:r>
+    </w:p>
+    <w:p>
+      <w:r>
+        <w:t>Precision Engineering That Delivers Excellence</w:t>
+      </w:r>
+    </w:p>
+    <w:p>
+      <w:r>
+        <w:t>High-quality Applicators &amp; Precision Engineering Components</w:t>
+      </w:r>
+    </w:p>
+    <w:p>
+      <w:pPr>
+        <w:rPr>
+          <w:b/>
+          <w:bCs/>
+        </w:rPr>
+      </w:pPr>
+      <w:r>
+        <w:rPr>
+          <w:b/>
+          <w:bCs/>
+        </w:rPr>
+        <w:t>About Harsh Engineering</w:t>
+      </w:r>
+    </w:p>
+    <w:p>
+      <w:r>
+        <w:t>Harsh Engineering is your reliable manufacturing partner in the production of high-quality applicators and their components. We produce applicators and components for applicators using advanced technologies. Our products are manufactured to satisfy our clients’ needs.</w:t>
+      </w:r>
+    </w:p>
+    <w:p>
+      <w:r>
+        <w:t>Harsh Engineering specializes in manufacturing applicators and components for applicators. We have the necessary expertise and technical know-how to ensure that our products are produced meeting the highest quality standards. Harsh Engineering takes pride in its professionalism and adherence to the highest industry standards in its manufacturing processes and operations.</w:t>
+      </w:r>
+    </w:p>
+    <w:p>
+      <w:r>
+        <w:t xml:space="preserve">Our manufacturing processes are carefully planned and executed in a controlled environment to ensure quality products that are free from defects. </w:t>
+      </w:r>
+      <w:r>
+        <w:t xml:space="preserve">We always seek to provide our clients with high-quality products that meet their specifications and requirements. At Harsh Engineering, we value your trust and confidence and will </w:t>
+      </w:r>
+      <w:proofErr w:type="spellStart"/>
+      <w:r>
+        <w:t>endeavor</w:t>
+      </w:r>
+      <w:proofErr w:type="spellEnd"/>
+      <w:r>
+        <w:t> to deliver our products to you on time while upholding the highest quality standards.</w:t>
+      </w:r>
+    </w:p>
+    <w:p>
+      <w:pPr>
+        <w:rPr>
+          <w:b/>
+          <w:bCs/>
+        </w:rPr>
+      </w:pPr>
+      <w:r>
+        <w:rPr>
+          <w:b/>
+          <w:bCs/>
+        </w:rPr>
+        <w:t>Our Expertise</w:t>
+      </w:r>
+    </w:p>
+    <w:p>
+      <w:r>
+        <w:t>As a professional manufacturing company, Harsh Engineering specializes in the production of:</w:t>
+      </w:r>
+    </w:p>
+    <w:p>
+      <w:pPr>
+        <w:pStyle w:val="ListParagraph"/>
+        <w:numPr>
+          <w:ilvl w:val="0"/>
+          <w:numId w:val="11"/>
+        </w:numPr>
+      </w:pPr>
+      <w:r>
+        <w:t>Precision applicators</w:t>
+      </w:r>
+    </w:p>
+    <w:p>
+      <w:pPr>
+        <w:pStyle w:val="ListParagraph"/>
+        <w:numPr>
+          <w:ilvl w:val="0"/>
+          <w:numId w:val="11"/>
+        </w:numPr>
+      </w:pPr>
+      <w:r>
+        <w:t>Applicator parts and accessories</w:t>
+      </w:r>
+    </w:p>
+    <w:p>
+      <w:pPr>
+        <w:pStyle w:val="ListParagraph"/>
+        <w:numPr>
+          <w:ilvl w:val="0"/>
+          <w:numId w:val="11"/>
+        </w:numPr>
+      </w:pPr>
+      <w:r>
+        <w:t>Precision parts</w:t>
+      </w:r>
+    </w:p>
+    <w:p>
+      <w:pPr>
+        <w:pStyle w:val="ListParagraph"/>
+        <w:numPr>
+          <w:ilvl w:val="0"/>
+          <w:numId w:val="11"/>
+        </w:numPr>
+      </w:pPr>
+      <w:r>
+        <w:t>Industrial engineering parts</w:t>
+      </w:r>
+    </w:p>
+    <w:p>
+      <w:pPr>
+        <w:pStyle w:val="ListParagraph"/>
+        <w:numPr>
+          <w:ilvl w:val="0"/>
+          <w:numId w:val="11"/>
+        </w:numPr>
+      </w:pPr>
+      <w:r>
+        <w:t>High precision machined parts</w:t>
+      </w:r>
+    </w:p>
+    <w:p>
+      <w:pPr>
+        <w:pStyle w:val="ListParagraph"/>
+        <w:numPr>
+          <w:ilvl w:val="0"/>
+          <w:numId w:val="11"/>
+        </w:numPr>
+      </w:pPr>
+      <w:r>
+        <w:t>Customized manufacturing parts</w:t>
+      </w:r>
+    </w:p>
+    <w:p>
+      <w:r>
+        <w:t>At Harsh Engineering, we manufacture products to size and shape and ensure that they are produced to the highest industry standards.</w:t>
+      </w:r>
+    </w:p>
+    <w:p>
+      <w:pPr>
+        <w:rPr>
+          <w:b/>
+          <w:bCs/>
+        </w:rPr>
+      </w:pPr>
+      <w:r>
+        <w:rPr>
+          <w:b/>
+          <w:bCs/>
+        </w:rPr>
+        <w:t>Reasons to choose Harsh Engineering</w:t>
+      </w:r>
+    </w:p>
+    <w:p>
+      <w:r>
+        <w:t>When looking for a reliable manufacturing partner in the production of precision applicators and engineering parts, there are several factors to consider. Harsh Engineering understands your needs and is committed to providing you with the best products in the industry.</w:t>
+      </w:r>
+    </w:p>
+    <w:p>
+      <w:pPr>
+        <w:rPr>
+          <w:b/>
+          <w:bCs/>
+        </w:rPr>
+      </w:pPr>
+      <w:r>
+        <w:rPr>
+          <w:b/>
+          <w:bCs/>
+        </w:rPr>
+        <w:t>We offer:</w:t>
+      </w:r>
+    </w:p>
+    <w:p>
+      <w:pPr>
+        <w:pStyle w:val="ListParagraph"/>
+        <w:numPr>
+          <w:ilvl w:val="0"/>
+          <w:numId w:val="12"/>
+        </w:numPr>
+      </w:pPr>
+      <w:r>
+        <w:t>High precision manufacturing</w:t>
+      </w:r>
+    </w:p>
+    <w:p>
+      <w:pPr>
+        <w:pStyle w:val="ListParagraph"/>
+        <w:numPr>
+          <w:ilvl w:val="0"/>
+          <w:numId w:val="12"/>
+        </w:numPr>
+      </w:pPr>
+      <w:r>
+        <w:t>Superior quality and adherence to standards</w:t>
+      </w:r>
+    </w:p>
+    <w:p>
+      <w:pPr>
+        <w:pStyle w:val="ListParagraph"/>
+        <w:numPr>
+          <w:ilvl w:val="0"/>
+          <w:numId w:val="12"/>
+        </w:numPr>
+      </w:pPr>
+      <w:r>
+        <w:t>Modern manufacturing technologies</w:t>
+      </w:r>
+    </w:p>
+    <w:p>
+      <w:pPr>
+        <w:pStyle w:val="ListParagraph"/>
+        <w:numPr>
+          <w:ilvl w:val="0"/>
+          <w:numId w:val="12"/>
+        </w:numPr>
+      </w:pPr>
+      <w:r>
+        <w:t>Customized engineering solutions</w:t>
+      </w:r>
+    </w:p>
+    <w:p>
+      <w:pPr>
+        <w:pStyle w:val="ListParagraph"/>
+        <w:numPr>
+          <w:ilvl w:val="0"/>
+          <w:numId w:val="12"/>
+        </w:numPr>
+      </w:pPr>
+      <w:r>
+        <w:t>High-skilled and highly professional staff</w:t>
+      </w:r>
+    </w:p>
+    <w:p>
+      <w:pPr>
+        <w:pStyle w:val="ListParagraph"/>
+        <w:numPr>
+          <w:ilvl w:val="0"/>
+          <w:numId w:val="12"/>
+        </w:numPr>
+      </w:pPr>
+      <w:r>
+        <w:t>Thorough inspection and testing procedures</w:t>
+      </w:r>
+    </w:p>
+    <w:p>
+      <w:pPr>
+        <w:pStyle w:val="ListParagraph"/>
+        <w:numPr>
+          <w:ilvl w:val="0"/>
+          <w:numId w:val="12"/>
+        </w:numPr>
+      </w:pPr>
+      <w:r>
+        <w:t>Timely delivery of products.</w:t>
+      </w:r>
+    </w:p>
+    <w:p>
+      <w:pPr>
+        <w:pStyle w:val="ListParagraph"/>
+        <w:numPr>
+          <w:ilvl w:val="0"/>
+          <w:numId w:val="12"/>
+        </w:numPr>
+      </w:pPr>
+      <w:r>
+        <w:lastRenderedPageBreak/>
+        <w:t>Competitive prices and quality customer support.</w:t>
+      </w:r>
+    </w:p>
+    <w:p>
+      <w:pPr>
+        <w:pStyle w:val="ListParagraph"/>
+        <w:numPr>
+          <w:ilvl w:val="0"/>
+          <w:numId w:val="12"/>
+        </w:numPr>
+      </w:pPr>
+      <w:r>
+        <w:t>Long-standing customer relationships</w:t>
+      </w:r>
+    </w:p>
+    <w:p>
+      <w:r>
+        <w:t>At Harsh Engineering, we have a great understanding of the needs of our clients and strive to provide practical and cost-effective manufacturing solutions to meet their unique requirements.</w:t>
+      </w:r>
+    </w:p>
+    <w:p>
+      <w:pPr>
+        <w:rPr>
+          <w:b/>
+          <w:bCs/>
+        </w:rPr>
+      </w:pPr>
+      <w:r>
+        <w:rPr>
+          <w:b/>
+          <w:bCs/>
+        </w:rPr>
+        <w:t>Quality commitment</w:t>
+      </w:r>
+    </w:p>
+    <w:p>
+      <w:r>
+        <w:t>At Harsh Engineering, we are fully committed to quality in all aspects of our operations. Every applicator product and engineering component undergoes a comprehensive quality inspection to ensure our products meet the highest industry standards. We adhere to the highest manufacturing specifications and ensure that our products are free from defects and meet our clients’ quality expectations.</w:t>
+      </w:r>
+    </w:p>
+    <w:p>
+      <w:r>
+        <w:t>Our focus on quality enables us to produce products that satisfy our clients’ requirements, resulting in enhanced performance and customer satisfaction. Our quality policy enhances our ability to produce products that satisfy our clients’ needs while minimizing any production-related problems and defects.</w:t>
+      </w:r>
+    </w:p>
+    <w:p>
+      <w:pPr>
+        <w:rPr>
+          <w:b/>
+          <w:bCs/>
+        </w:rPr>
+      </w:pPr>
+      <w:r>
+        <w:rPr>
+          <w:b/>
+          <w:bCs/>
+        </w:rPr>
+        <w:pict w14:anchorId="2BA66A1F">
+          <v:rect id="_x0000_i1029" style="width:0;height:1.5pt" o:hralign="center" o:hrstd="t" o:hr="t" fillcolor="#a0a0a0" stroked="f"/>
+        </w:pict>
+      </w:r>
+    </w:p>
+    <w:p>
+      <w:pPr>
+        <w:rPr>
+          <w:b/>
+          <w:bCs/>
+        </w:rPr>
+      </w:pPr>
+      <w:r>
+        <w:rPr>
+          <w:b/>
+          <w:bCs/>
+        </w:rPr>
+        <w:t>Our Manufacturing Process</w:t>
+      </w:r>
+    </w:p>
+    <w:p>
+      <w:r>
+        <w:t>Our manufacturing process is comprehensive and enables us to produce the best products in the industry.</w:t>
+      </w:r>
+    </w:p>
+    <w:p>
+      <w:r>
+        <w:t>We start by understanding the client’s needs and then proceed to select the most suitable materials for manufacturing the products. The materials are subjected to strict inspection and testing procedures to ensure they meet the highest quality standards. The manufacturing process involves a combination of cutting-edge technologies and expertise to guarantee precision and accuracy in our applicator products and engineering components.</w:t>
+      </w:r>
+    </w:p>
+    <w:p>
+      <w:pPr>
+        <w:rPr>
+          <w:b/>
+          <w:bCs/>
+        </w:rPr>
+      </w:pPr>
+      <w:r>
+        <w:t>We conduct comprehensive dimensional inspection and testing of our products to ensure they meet the exact specifications and requirements of our clients. Our products are then finished to achieve the desired appearance and performance and packed and delivered to our clients following all safety regulations.</w:t>
+      </w:r>
+    </w:p>
+    <w:p>
+      <w:pPr>
+        <w:numPr>
+          <w:ilvl w:val="0"/>
+          <w:numId w:val="9"/>
+        </w:numPr>
+        <w:rPr>
+          <w:b/>
+          <w:bCs/>
+        </w:rPr>
+      </w:pPr>
+      <w:r>
+        <w:rPr>
+          <w:b/>
+          <w:bCs/>
+        </w:rPr>
+        <w:t>Understanding Customer Requirements</w:t>
+      </w:r>
+    </w:p>
+    <w:p>
+      <w:pPr>
+        <w:numPr>
+          <w:ilvl w:val="0"/>
+          <w:numId w:val="9"/>
+        </w:numPr>
+        <w:rPr>
+          <w:b/>
+          <w:bCs/>
+        </w:rPr>
+      </w:pPr>
+      <w:r>
+        <w:rPr>
+          <w:b/>
+          <w:bCs/>
+        </w:rPr>
+        <w:t>Material Selection</w:t>
+      </w:r>
+    </w:p>
+    <w:p>
+      <w:pPr>
+        <w:numPr>
+          <w:ilvl w:val="0"/>
+          <w:numId w:val="9"/>
+        </w:numPr>
+        <w:rPr>
+          <w:b/>
+          <w:bCs/>
+        </w:rPr>
+      </w:pPr>
+      <w:r>
+        <w:rPr>
+          <w:b/>
+          <w:bCs/>
+        </w:rPr>
+        <w:t>Precision Machining &amp; Manufacturing</w:t>
+      </w:r>
+    </w:p>
+    <w:p>
+      <w:pPr>
+        <w:numPr>
+          <w:ilvl w:val="0"/>
+          <w:numId w:val="9"/>
+        </w:numPr>
+        <w:rPr>
+          <w:b/>
+          <w:bCs/>
+        </w:rPr>
+      </w:pPr>
+      <w:r>
+        <w:rPr>
+          <w:b/>
+          <w:bCs/>
+        </w:rPr>
+        <w:t>Dimensional Inspection</w:t>
+      </w:r>
+    </w:p>
+    <w:p>
+      <w:pPr>
+        <w:numPr>
+          <w:ilvl w:val="0"/>
+          <w:numId w:val="9"/>
+        </w:numPr>
+        <w:rPr>
+          <w:b/>
+          <w:bCs/>
+        </w:rPr>
+      </w:pPr>
+      <w:r>
+        <w:rPr>
+          <w:b/>
+          <w:bCs/>
+        </w:rPr>
+        <w:t>Quality Testing</w:t>
+      </w:r>
+    </w:p>
+    <w:p>
+      <w:pPr>
+        <w:numPr>
+          <w:ilvl w:val="0"/>
+          <w:numId w:val="9"/>
+        </w:numPr>
+        <w:rPr>
+          <w:b/>
+          <w:bCs/>
+        </w:rPr>
+      </w:pPr>
+      <w:r>
+        <w:rPr>
+          <w:b/>
+          <w:bCs/>
+        </w:rPr>
+        <w:t>Final Finishing</w:t>
+      </w:r>
+    </w:p>
+    <w:p>
+      <w:pPr>
+        <w:numPr>
+          <w:ilvl w:val="0"/>
+          <w:numId w:val="9"/>
+        </w:numPr>
+        <w:rPr>
+          <w:b/>
+          <w:bCs/>
+        </w:rPr>
+      </w:pPr>
+      <w:r>
+        <w:rPr>
+          <w:b/>
+          <w:bCs/>
+        </w:rPr>
+        <w:t>Packaging &amp; Safe Delivery</w:t>
+      </w:r>
+    </w:p>
+    <w:p>
+      <w:pPr>
+        <w:rPr>
+          <w:b/>
+          <w:bCs/>
+        </w:rPr>
+      </w:pPr>
+      <w:r>
+        <w:rPr>
+          <w:b/>
+          <w:bCs/>
+        </w:rPr>
+        <w:t>Every step is carefully monitored to maintain the highest level of quality.</w:t>
+      </w:r>
+    </w:p>
+    <w:p>
+      <w:pPr>
+        <w:rPr>
+          <w:b/>
+          <w:bCs/>
+        </w:rPr>
+      </w:pPr>
+      <w:r>
+        <w:rPr>
+          <w:b/>
+          <w:bCs/>
+        </w:rPr>
+        <w:pict w14:anchorId="2A41FF28">
+          <v:rect id="_x0000_i1030" style="width:0;height:1.5pt" o:hralign="center" o:hrstd="t" o:hr="t" fillcolor="#a0a0a0" stroked="f"/>
+        </w:pict>
+      </w:r>
+    </w:p>
+    <w:p>
+      <w:pPr>
+        <w:rPr>
+          <w:b/>
+          <w:bCs/>
+        </w:rPr>
+      </w:pPr>
+      <w:r>
+        <w:rPr>
+          <w:b/>
+          <w:bCs/>
+        </w:rPr>
+        <w:t>Industries We Serve</w:t>
+      </w:r>
+    </w:p>
+    <w:p>
+      <w:r>
+        <w:lastRenderedPageBreak/>
+        <w:t>Our manufacturing company serves a wide range of industries, including:</w:t>
+      </w:r>
+    </w:p>
+    <w:p>
+      <w:pPr>
+        <w:pStyle w:val="ListParagraph"/>
+        <w:numPr>
+          <w:ilvl w:val="0"/>
+          <w:numId w:val="13"/>
+        </w:numPr>
+      </w:pPr>
+      <w:r>
+        <w:t>Manufacturing industries</w:t>
+      </w:r>
+    </w:p>
+    <w:p>
+      <w:pPr>
+        <w:pStyle w:val="ListParagraph"/>
+        <w:numPr>
+          <w:ilvl w:val="0"/>
+          <w:numId w:val="13"/>
+        </w:numPr>
+      </w:pPr>
+      <w:r>
+        <w:t>Automobiles</w:t>
+      </w:r>
+    </w:p>
+    <w:p>
+      <w:pPr>
+        <w:pStyle w:val="ListParagraph"/>
+        <w:numPr>
+          <w:ilvl w:val="0"/>
+          <w:numId w:val="13"/>
+        </w:numPr>
+      </w:pPr>
+      <w:r>
+        <w:t>Electrical and electronics</w:t>
+      </w:r>
+    </w:p>
+    <w:p>
+      <w:pPr>
+        <w:pStyle w:val="ListParagraph"/>
+        <w:numPr>
+          <w:ilvl w:val="0"/>
+          <w:numId w:val="13"/>
+        </w:numPr>
+      </w:pPr>
+      <w:r>
+        <w:t>Industrial automation</w:t>
+      </w:r>
+    </w:p>
+    <w:p>
+      <w:pPr>
+        <w:pStyle w:val="ListParagraph"/>
+        <w:numPr>
+          <w:ilvl w:val="0"/>
+          <w:numId w:val="13"/>
+        </w:numPr>
+      </w:pPr>
+      <w:r>
+        <w:t>Engineering and machinery</w:t>
+      </w:r>
+    </w:p>
+    <w:p>
+      <w:pPr>
+        <w:pStyle w:val="ListParagraph"/>
+        <w:numPr>
+          <w:ilvl w:val="0"/>
+          <w:numId w:val="13"/>
+        </w:numPr>
+      </w:pPr>
+      <w:r>
+        <w:t>Manufacturing equipment</w:t>
+      </w:r>
+    </w:p>
+    <w:p>
+      <w:pPr>
+        <w:pStyle w:val="ListParagraph"/>
+        <w:numPr>
+          <w:ilvl w:val="0"/>
+          <w:numId w:val="13"/>
+        </w:numPr>
+      </w:pPr>
+      <w:r>
+        <w:t>Tools and fabrication</w:t>
+      </w:r>
+    </w:p>
+    <w:p>
+      <w:pPr>
+        <w:pStyle w:val="ListParagraph"/>
+        <w:numPr>
+          <w:ilvl w:val="0"/>
+          <w:numId w:val="13"/>
+        </w:numPr>
+      </w:pPr>
+      <w:r>
+        <w:t>Original equipment manufacturers (OEM)</w:t>
+      </w:r>
+    </w:p>
+    <w:p>
+      <w:pPr>
+        <w:rPr>
+          <w:b/>
+          <w:bCs/>
+        </w:rPr>
+      </w:pPr>
+      <w:r>
+        <w:t>Harsh Engineering is fully committed to meeting the diverse needs of modern industries to help them achieve their unique manufacturing objectives.</w:t>
+      </w:r>
+    </w:p>
+    <w:p>
+      <w:pPr>
+        <w:rPr>
+          <w:b/>
+          <w:bCs/>
+        </w:rPr>
+      </w:pPr>
+      <w:r>
+        <w:rPr>
+          <w:b/>
+          <w:bCs/>
+        </w:rPr>
+        <w:pict w14:anchorId="40E66E7C">
+          <v:rect id="_x0000_i1031" style="width:0;height:1.5pt" o:hralign="center" o:hrstd="t" o:hr="t" fillcolor="#a0a0a0" stroked="f"/>
+        </w:pict>
+      </w:r>
+    </w:p>
+    <w:p>
+      <w:pPr>
+        <w:rPr>
+          <w:b/>
+          <w:bCs/>
+        </w:rPr>
+      </w:pPr>
+      <w:r>
+        <w:rPr>
+          <w:b/>
+          <w:bCs/>
+        </w:rPr>
+        <w:t xml:space="preserve">Our </w:t>
+      </w:r>
+      <w:r>
+        <w:rPr>
+          <w:b/>
+          <w:bCs/>
+        </w:rPr>
+        <w:t>Philosophy</w:t>
+      </w:r>
+    </w:p>
+    <w:p>
+      <w:r>
+        <w:t>At Harsh Engineering, we take great pride in what we do. We believe that our clients’ satisfaction is achieved when we produce products that meet their specifications and adhere to industry-quality standards.</w:t>
+      </w:r>
+    </w:p>
+    <w:p>
+      <w:r>
+        <w:t xml:space="preserve">“Our customers’ satisfaction is achieved when we deliver products that meet their expectations.” Our Philosophy is simple: “We </w:t>
+      </w:r>
+      <w:proofErr w:type="spellStart"/>
+      <w:r>
+        <w:t>honor</w:t>
+      </w:r>
+      <w:proofErr w:type="spellEnd"/>
+      <w:r>
+        <w:t xml:space="preserve"> our commitment.”</w:t>
+      </w:r>
+    </w:p>
+    <w:p>
+      <w:pPr>
+        <w:rPr>
+          <w:b/>
+          <w:bCs/>
+        </w:rPr>
+      </w:pPr>
+      <w:r>
+        <w:t xml:space="preserve">At Harsh Engineering, our core values ​​are guided by our Philosophy and help us achieve our vision and mission. </w:t>
+      </w:r>
+      <w:r>
+        <w:t>Some of our core values ​​include quality, professionalism, and customer care.</w:t>
+      </w:r>
+    </w:p>
+    <w:p>
+      <w:pPr>
+        <w:rPr>
+          <w:b/>
+          <w:bCs/>
+        </w:rPr>
+      </w:pPr>
+      <w:r>
+        <w:rPr>
+          <w:b/>
+          <w:bCs/>
+        </w:rPr>
+        <w:pict w14:anchorId="6329536D">
+          <v:rect id="_x0000_i1032" style="width:0;height:1.5pt" o:hralign="center" o:hrstd="t" o:hr="t" fillcolor="#a0a0a0" stroked="f"/>
+        </w:pict>
+      </w:r>
+    </w:p>
+    <w:p>
+      <w:pPr>
+        <w:rPr>
+          <w:b/>
+          <w:bCs/>
+        </w:rPr>
+      </w:pPr>
+      <w:r>
+        <w:rPr>
+          <w:b/>
+          <w:bCs/>
+        </w:rPr>
+        <w:t>Get in Touch</w:t>
+      </w:r>
+    </w:p>
+    <w:p>
+      <w:r>
+        <w:t>Looking for a reliable manufacturing partner in the production of precision applicators and engineering components? Our team of professionals is ready to understand your needs.</w:t>
+      </w:r>
+    </w:p>
+    <w:p>
+      <w:pPr>
+        <w:rPr>
+          <w:b/>
+          <w:bCs/>
+        </w:rPr>
+      </w:pPr>
+      <w:r>
+        <w:t>Contact Harsh Engineering to discuss your manufacturing needs and experience our engineering excellence and commitment to customer satisfaction.</w:t>
+      </w:r>
+    </w:p>
+    <w:p>
+      <w:pPr>
+        <w:rPr>
+          <w:b/>
+          <w:bCs/>
+        </w:rPr>
+      </w:pPr>
+    </w:p>
+    <w:p>
+      <w:pPr>
+        <w:rPr>
+          <w:b/>
+          <w:bCs/>
+        </w:rPr>
+      </w:pPr>
+    </w:p>
+    <w:p>
+      <w:pPr>
+        <w:rPr>
+          <w:b/>
+          <w:bCs/>
+        </w:rPr>
+      </w:pPr>
+    </w:p>
+    <w:p>
+      <w:pPr>
+        <w:rPr>
+          <w:b/>
+          <w:bCs/>
+        </w:rPr>
+      </w:pPr>
+    </w:p>
+    <w:p>
+      <w:r>
+        <w:t xml:space="preserve">At Harsh Engineering, we specialize in the manufacturing of high-quality applicators and their components. </w:t>
+      </w:r>
+      <w:r>
+        <w:t>Our products are made using advanced technologies and are up to the highest quality standards.</w:t>
+      </w:r>
+    </w:p>
+    <w:p>
+      <w:r>
+        <w:t>Our manufacturing company specializes in meeting our clients’ needs by providing quality precision products.</w:t>
+      </w:r>
+      <w:r>
+        <w:t xml:space="preserve"> We understand the importance of customer satisfaction and strive to provide our clients with quality products while adhering to industry standards.</w:t>
+      </w:r>
+    </w:p>
+    <w:p>
+      <w:pPr>
+        <w:rPr>
+          <w:b/>
+          <w:bCs/>
+        </w:rPr>
+      </w:pPr>
+      <w:r>
+        <w:rPr>
+          <w:b/>
+          <w:bCs/>
+        </w:rPr>
+        <w:t>Why Choose Harsh Engineering?</w:t>
+      </w:r>
+    </w:p>
+    <w:p>
+      <w:r>
+        <w:lastRenderedPageBreak/>
+        <w:t>Our commitment to our clients is reflected in the following:</w:t>
+      </w:r>
+    </w:p>
+    <w:p>
+      <w:pPr>
+        <w:pStyle w:val="ListParagraph"/>
+        <w:numPr>
+          <w:ilvl w:val="0"/>
+          <w:numId w:val="14"/>
+        </w:numPr>
+      </w:pPr>
+      <w:r>
+        <w:t>High precision manufacturing</w:t>
+      </w:r>
+    </w:p>
+    <w:p>
+      <w:pPr>
+        <w:pStyle w:val="ListParagraph"/>
+        <w:numPr>
+          <w:ilvl w:val="0"/>
+          <w:numId w:val="14"/>
+        </w:numPr>
+      </w:pPr>
+      <w:r>
+        <w:t>Superior quality products that meet the highest industry standards</w:t>
+      </w:r>
+    </w:p>
+    <w:p>
+      <w:pPr>
+        <w:pStyle w:val="ListParagraph"/>
+        <w:numPr>
+          <w:ilvl w:val="0"/>
+          <w:numId w:val="14"/>
+        </w:numPr>
+      </w:pPr>
+      <w:r>
+        <w:t>Excellence in manufacturing processes</w:t>
+      </w:r>
+    </w:p>
+    <w:p>
+      <w:pPr>
+        <w:pStyle w:val="ListParagraph"/>
+        <w:numPr>
+          <w:ilvl w:val="0"/>
+          <w:numId w:val="14"/>
+        </w:numPr>
+      </w:pPr>
+      <w:r>
+        <w:t>Customized manufacturing options</w:t>
+      </w:r>
+    </w:p>
+    <w:p>
+      <w:pPr>
+        <w:pStyle w:val="ListParagraph"/>
+        <w:numPr>
+          <w:ilvl w:val="0"/>
+          <w:numId w:val="14"/>
+        </w:numPr>
+      </w:pPr>
+      <w:r>
+        <w:t>Competitive pricing</w:t>
+      </w:r>
+    </w:p>
+    <w:p>
+      <w:pPr>
+        <w:pStyle w:val="ListParagraph"/>
+        <w:numPr>
+          <w:ilvl w:val="0"/>
+          <w:numId w:val="14"/>
+        </w:numPr>
+      </w:pPr>
+      <w:r>
+        <w:t>Excellent customer service</w:t>
+      </w:r>
+    </w:p>
+    <w:p>
+      <w:pPr>
+        <w:pStyle w:val="ListParagraph"/>
+        <w:numPr>
+          <w:ilvl w:val="0"/>
+          <w:numId w:val="14"/>
+        </w:numPr>
+      </w:pPr>
+      <w:r>
+        <w:t>Timely delivery of products</w:t>
+      </w:r>
+    </w:p>
+    <w:p>
+      <w:pPr>
+        <w:rPr>
+          <w:b/>
+          <w:bCs/>
+        </w:rPr>
+      </w:pPr>
+    </w:p>
+    <w:p>
+      <w:pPr>
+        <w:rPr>
+          <w:b/>
+          <w:bCs/>
+        </w:rPr>
+      </w:pPr>
+      <w:r>
+        <w:rPr>
+          <w:b/>
+          <w:bCs/>
+        </w:rPr>
+        <w:t>Our Products</w:t>
+      </w:r>
+    </w:p>
+    <w:p>
+      <w:r>
+        <w:t>Harsh Engineering offers the following high-quality products.</w:t>
+      </w:r>
+    </w:p>
+    <w:p>
+      <w:pPr>
+        <w:pStyle w:val="ListParagraph"/>
+        <w:numPr>
+          <w:ilvl w:val="0"/>
+          <w:numId w:val="15"/>
+        </w:numPr>
+      </w:pPr>
+      <w:r>
+        <w:t>Precision applicators</w:t>
+      </w:r>
+    </w:p>
+    <w:p>
+      <w:pPr>
+        <w:pStyle w:val="ListParagraph"/>
+        <w:numPr>
+          <w:ilvl w:val="0"/>
+          <w:numId w:val="15"/>
+        </w:numPr>
+      </w:pPr>
+      <w:r>
+        <w:t>Precision applicator components</w:t>
+      </w:r>
+    </w:p>
+    <w:p>
+      <w:pPr>
+        <w:pStyle w:val="ListParagraph"/>
+        <w:numPr>
+          <w:ilvl w:val="0"/>
+          <w:numId w:val="15"/>
+        </w:numPr>
+      </w:pPr>
+      <w:r>
+        <w:t>Custom precision parts</w:t>
+      </w:r>
+    </w:p>
+    <w:p>
+      <w:pPr>
+        <w:pStyle w:val="ListParagraph"/>
+        <w:numPr>
+          <w:ilvl w:val="0"/>
+          <w:numId w:val="15"/>
+        </w:numPr>
+      </w:pPr>
+      <w:r>
+        <w:t>Engineering components</w:t>
+      </w:r>
+    </w:p>
+    <w:p>
+      <w:pPr>
+        <w:pStyle w:val="ListParagraph"/>
+        <w:numPr>
+          <w:ilvl w:val="0"/>
+          <w:numId w:val="15"/>
+        </w:numPr>
+      </w:pPr>
+      <w:r>
+        <w:t>Industrial engineering parts</w:t>
+      </w:r>
+    </w:p>
+    <w:p>
+      <w:pPr>
+        <w:pStyle w:val="ListParagraph"/>
+        <w:numPr>
+          <w:ilvl w:val="0"/>
+          <w:numId w:val="15"/>
+        </w:numPr>
+      </w:pPr>
+      <w:r>
+        <w:t>Manufactured parts</w:t>
+      </w:r>
+    </w:p>
+    <w:p>
+      <w:r>
+        <w:t>At Harsh Engineering, we offer quality products and customized manufacturing options to meet our clients’ unique needs and adhere to the highest industry standards.</w:t>
+      </w:r>
+    </w:p>
+    <w:p>
+      <w:r>
+        <w:pict w14:anchorId="66807B1F">
+          <v:rect id="_x0000_i1033" style="width:0;height:1.5pt" o:hralign="center" o:hrstd="t" o:hr="t" fillcolor="#a0a0a0" stroked="f"/>
+        </w:pict>
       </w:r>
     </w:p>
     <w:p>
@@ -31,130 +1087,7 @@
           <w:sz w:val="40"/>
           <w:szCs w:val="36"/>
         </w:rPr>
-        <w:t>Home Page</w:t>
-      </w:r>
-    </w:p>
-    <w:p>
-      <w:pPr>
-        <w:rPr>
-          <w:b/>
-          <w:bCs/>
-        </w:rPr>
-      </w:pPr>
-      <w:r>
-        <w:rPr>
-          <w:b/>
-          <w:bCs/>
-        </w:rPr>
-        <w:t>Precision Engineering That Delivers Excellence</w:t>
-      </w:r>
-    </w:p>
-    <w:p>
-      <w:pPr>
-        <w:rPr>
-          <w:b/>
-          <w:bCs/>
-        </w:rPr>
-      </w:pPr>
-      <w:r>
-        <w:rPr>
-          <w:b/>
-          <w:bCs/>
-        </w:rPr>
-        <w:t>High-Quality Applicators &amp; Precision Engineering Components</w:t>
-      </w:r>
-    </w:p>
-    <w:p>
-      <w:pPr>
-        <w:rPr>
-          <w:b/>
-          <w:bCs/>
-        </w:rPr>
-      </w:pPr>
-      <w:r>
-        <w:rPr>
-          <w:b/>
-          <w:bCs/>
-        </w:rPr>
-        <w:t>Welcome to Harsh Engineering, your trusted partner in the manufacturing of high-precision applicators and engineering components. We are committed to delivering products that meet the highest standards of precision, durability, and quality.</w:t>
-      </w:r>
-    </w:p>
-    <w:p>
-      <w:pPr>
-        <w:rPr>
-          <w:b/>
-          <w:bCs/>
-        </w:rPr>
-      </w:pPr>
-      <w:r>
-        <w:rPr>
-          <w:b/>
-          <w:bCs/>
-        </w:rPr>
-        <w:t>Every component we manufacture is produced using advanced machining processes, strict quality control, and skilled workmanship to ensure exceptional performance and reliability. Whether you require standard applicators or custom-engineered parts, our team is dedicated to providing solutions that match your exact requirements.</w:t>
-      </w:r>
-    </w:p>
-    <w:p>
-      <w:pPr>
-        <w:rPr>
-          <w:b/>
-          <w:bCs/>
-        </w:rPr>
-      </w:pPr>
-      <w:r>
-        <w:rPr>
-          <w:b/>
-          <w:bCs/>
-        </w:rPr>
-        <w:t xml:space="preserve">At Harsh Engineering, we believe that our success is built on the trust of our customers. That's why quality, precision, and </w:t>
-      </w:r>
-      <w:proofErr w:type="spellStart"/>
-      <w:r>
-        <w:rPr>
-          <w:b/>
-          <w:bCs/>
-        </w:rPr>
-        <w:t>honoring</w:t>
-      </w:r>
-      <w:proofErr w:type="spellEnd"/>
-      <w:r>
-        <w:rPr>
-          <w:b/>
-          <w:bCs/>
-        </w:rPr>
-        <w:t xml:space="preserve"> every commitment are the principles that guide everything we do.</w:t>
-      </w:r>
-    </w:p>
-    <w:p>
-      <w:pPr>
-        <w:rPr>
-          <w:b/>
-          <w:bCs/>
-        </w:rPr>
-      </w:pPr>
-      <w:r>
-        <w:rPr>
-          <w:b/>
-          <w:bCs/>
-        </w:rPr>
-        <w:t>Precision in Manufacturing. Excellence in Quality. Commitment in Every Delivery.</w:t>
-      </w:r>
-    </w:p>
-    <w:p>
-      <w:pPr>
-        <w:rPr>
-          <w:b/>
-          <w:bCs/>
-        </w:rPr>
-      </w:pPr>
-      <w:r>
-        <w:rPr>
-          <w:b/>
-          <w:bCs/>
-        </w:rPr>
-        <w:pict w14:anchorId="4778F362">
-          <v:rect id="_x0000_i1105" style="width:0;height:1.5pt" o:hralign="center" o:hrstd="t" o:hr="t" fillcolor="#a0a0a0" stroked="f"/>
-        </w:pict>
+        <w:t>About Us</w:t>
       </w:r>
     </w:p>
     <w:p>
@@ -173,1420 +1106,157 @@
       </w:r>
     </w:p>
     <w:p>
-      <w:pPr>
-        <w:rPr>
-          <w:b/>
-          <w:bCs/>
-        </w:rPr>
-      </w:pPr>
-      <w:r>
-        <w:rPr>
-          <w:b/>
-          <w:bCs/>
-        </w:rPr>
-        <w:t>Harsh Engineering is a precision manufacturing company specializing in the production of applicators and their components for various industrial applications.</w:t>
-      </w:r>
-    </w:p>
-    <w:p>
-      <w:pPr>
-        <w:rPr>
-          <w:b/>
-          <w:bCs/>
-        </w:rPr>
-      </w:pPr>
-      <w:r>
-        <w:rPr>
-          <w:b/>
-          <w:bCs/>
-        </w:rPr>
-        <w:t>With extensive industry knowledge and a customer-focused approach, we manufacture products that deliver consistent performance, high accuracy, and long service life. Our manufacturing processes are continuously refined to ensure every product meets stringent quality standards.</w:t>
-      </w:r>
-    </w:p>
-    <w:p>
-      <w:pPr>
-        <w:rPr>
-          <w:b/>
-          <w:bCs/>
-        </w:rPr>
-      </w:pPr>
-      <w:r>
-        <w:rPr>
-          <w:b/>
-          <w:bCs/>
-        </w:rPr>
-        <w:t>From raw material selection to final inspection, every stage of production is carefully monitored to ensure precision and reliability. We take pride in building long-term relationships with our customers through honesty, transparency, and dependable service.</w:t>
-      </w:r>
-    </w:p>
-    <w:p>
-      <w:pPr>
-        <w:rPr>
-          <w:b/>
-          <w:bCs/>
-        </w:rPr>
-      </w:pPr>
-      <w:r>
-        <w:rPr>
-          <w:b/>
-          <w:bCs/>
-        </w:rPr>
-        <w:pict w14:anchorId="061DE3C7">
-          <v:rect id="_x0000_i1106" style="width:0;height:1.5pt" o:hralign="center" o:hrstd="t" o:hr="t" fillcolor="#a0a0a0" stroked="f"/>
-        </w:pict>
-      </w:r>
-    </w:p>
-    <w:p>
-      <w:pPr>
-        <w:rPr>
-          <w:b/>
-          <w:bCs/>
-        </w:rPr>
-      </w:pPr>
-      <w:r>
-        <w:rPr>
-          <w:b/>
-          <w:bCs/>
-        </w:rPr>
-        <w:t>Our Expertise</w:t>
-      </w:r>
-    </w:p>
-    <w:p>
-      <w:pPr>
-        <w:rPr>
-          <w:b/>
-          <w:bCs/>
-        </w:rPr>
-      </w:pPr>
-      <w:r>
-        <w:rPr>
-          <w:b/>
-          <w:bCs/>
-        </w:rPr>
-        <w:t>We specialize in manufacturing:</w:t>
-      </w:r>
-    </w:p>
-    <w:p>
-      <w:pPr>
-        <w:numPr>
-          <w:ilvl w:val="0"/>
-          <w:numId w:val="7"/>
-        </w:numPr>
-        <w:rPr>
-          <w:b/>
-          <w:bCs/>
-        </w:rPr>
-      </w:pPr>
-      <w:r>
-        <w:rPr>
-          <w:b/>
-          <w:bCs/>
-        </w:rPr>
-        <w:t>Precision Applicators</w:t>
-      </w:r>
-    </w:p>
-    <w:p>
-      <w:pPr>
-        <w:numPr>
-          <w:ilvl w:val="0"/>
-          <w:numId w:val="7"/>
-        </w:numPr>
-        <w:rPr>
-          <w:b/>
-          <w:bCs/>
-        </w:rPr>
-      </w:pPr>
-      <w:r>
-        <w:rPr>
-          <w:b/>
-          <w:bCs/>
-        </w:rPr>
-        <w:t>Applicator Parts &amp; Accessories</w:t>
-      </w:r>
-    </w:p>
-    <w:p>
-      <w:pPr>
-        <w:numPr>
-          <w:ilvl w:val="0"/>
-          <w:numId w:val="7"/>
-        </w:numPr>
-        <w:rPr>
-          <w:b/>
-          <w:bCs/>
-        </w:rPr>
-      </w:pPr>
-      <w:r>
-        <w:rPr>
-          <w:b/>
-          <w:bCs/>
-        </w:rPr>
-        <w:t>Custom Precision Components</w:t>
-      </w:r>
-    </w:p>
-    <w:p>
-      <w:pPr>
-        <w:numPr>
-          <w:ilvl w:val="0"/>
-          <w:numId w:val="7"/>
-        </w:numPr>
-        <w:rPr>
-          <w:b/>
-          <w:bCs/>
-        </w:rPr>
-      </w:pPr>
-      <w:r>
-        <w:rPr>
-          <w:b/>
-          <w:bCs/>
-        </w:rPr>
-        <w:t>Industrial Engineering Parts</w:t>
-      </w:r>
-    </w:p>
-    <w:p>
-      <w:pPr>
-        <w:numPr>
-          <w:ilvl w:val="0"/>
-          <w:numId w:val="7"/>
-        </w:numPr>
-        <w:rPr>
-          <w:b/>
-          <w:bCs/>
-        </w:rPr>
-      </w:pPr>
-      <w:r>
-        <w:rPr>
-          <w:b/>
-          <w:bCs/>
-        </w:rPr>
-        <w:t>High-Accuracy Machined Components</w:t>
-      </w:r>
-    </w:p>
-    <w:p>
-      <w:pPr>
-        <w:numPr>
-          <w:ilvl w:val="0"/>
-          <w:numId w:val="7"/>
-        </w:numPr>
-        <w:rPr>
-          <w:b/>
-          <w:bCs/>
-        </w:rPr>
-      </w:pPr>
-      <w:r>
-        <w:rPr>
-          <w:b/>
-          <w:bCs/>
-        </w:rPr>
-        <w:t>Customized Manufacturing Solutions</w:t>
-      </w:r>
-    </w:p>
-    <w:p>
-      <w:pPr>
-        <w:rPr>
-          <w:b/>
-          <w:bCs/>
-        </w:rPr>
-      </w:pPr>
-      <w:r>
-        <w:rPr>
-          <w:b/>
-          <w:bCs/>
-        </w:rPr>
-        <w:t>Every product is manufactured with close attention to dimensional accuracy, finishing quality, and performance.</w:t>
-      </w:r>
-    </w:p>
-    <w:p>
-      <w:pPr>
-        <w:rPr>
-          <w:b/>
-          <w:bCs/>
-        </w:rPr>
-      </w:pPr>
-      <w:r>
-        <w:rPr>
-          <w:b/>
-          <w:bCs/>
-        </w:rPr>
+      <w:r>
+        <w:t>Harsh Engineering is a reputable manufacturer of precision applicators and high-quality engineering components. We specialize in manufacturing precision applicators and high-quality engineering components that are guaranteed to meet the highest quality standards.</w:t>
+      </w:r>
+    </w:p>
+    <w:p>
+      <w:r>
+        <w:t>Harsh Engineering focuses on meeting the diverse needs of our clients while adhering to the highest manufacturing standards. Our manufacturing processes are carefully carried out to produce defect-free products that meet our clients’ unique specifications and requirements. Our company is committed to meeting our clients’ expectations through our professionalism and dedication.</w:t>
+      </w:r>
+    </w:p>
+    <w:p>
+      <w:r>
+        <w:t>We value our clients’ trust and confidence and strive to deliver our products on time while adhering to the highest quality standards. Our manufacturing company ensures that our products meet our clients’ specifications and requirements.</w:t>
+      </w:r>
+    </w:p>
+    <w:p>
+      <w:pPr>
+        <w:rPr>
+          <w:b/>
+          <w:bCs/>
+        </w:rPr>
+      </w:pPr>
+      <w:r>
+        <w:rPr>
+          <w:b/>
+          <w:bCs/>
+        </w:rPr>
+        <w:t>Harsh Engineering’s Mission</w:t>
+      </w:r>
+    </w:p>
+    <w:p>
+      <w:r>
+        <w:t>“To manufacture world-class precision applicators and engineering components while adhering to the highest quality standards to guarantee customer satisfaction.”</w:t>
+      </w:r>
+    </w:p>
+    <w:p>
+      <w:pPr>
+        <w:rPr>
+          <w:b/>
+          <w:bCs/>
+        </w:rPr>
+      </w:pPr>
+      <w:r>
+        <w:rPr>
+          <w:b/>
+          <w:bCs/>
+        </w:rPr>
+        <w:t>Harsh Engineering’s Vision</w:t>
+      </w:r>
+    </w:p>
+    <w:p>
+      <w:r>
         <w:lastRenderedPageBreak/>
-        <w:pict w14:anchorId="43B7EF5B">
-          <v:rect id="_x0000_i1107" style="width:0;height:1.5pt" o:hralign="center" o:hrstd="t" o:hr="t" fillcolor="#a0a0a0" stroked="f"/>
-        </w:pict>
-      </w:r>
-    </w:p>
-    <w:p>
-      <w:pPr>
-        <w:rPr>
-          <w:b/>
-          <w:bCs/>
-        </w:rPr>
-      </w:pPr>
-      <w:r>
-        <w:rPr>
-          <w:b/>
-          <w:bCs/>
-        </w:rPr>
-        <w:t>Why Choose Harsh Engineering?</w:t>
-      </w:r>
-    </w:p>
-    <w:p>
-      <w:pPr>
-        <w:rPr>
-          <w:b/>
-          <w:bCs/>
-        </w:rPr>
-      </w:pPr>
-      <w:r>
-        <w:rPr>
-          <w:b/>
-          <w:bCs/>
-        </w:rPr>
-        <w:t>Choosing the right manufacturing partner is essential for ensuring consistent product quality and timely delivery. At Harsh Engineering, we combine technical expertise with a strong commitment to customer satisfaction.</w:t>
-      </w:r>
-    </w:p>
-    <w:p>
-      <w:pPr>
-        <w:rPr>
-          <w:b/>
-          <w:bCs/>
-        </w:rPr>
-      </w:pPr>
-      <w:r>
-        <w:rPr>
-          <w:b/>
-          <w:bCs/>
-        </w:rPr>
-        <w:t>We Offer</w:t>
-      </w:r>
-    </w:p>
-    <w:p>
-      <w:pPr>
-        <w:numPr>
-          <w:ilvl w:val="0"/>
-          <w:numId w:val="8"/>
-        </w:numPr>
-        <w:rPr>
-          <w:b/>
-          <w:bCs/>
-        </w:rPr>
-      </w:pPr>
-      <w:r>
-        <w:rPr>
-          <w:b/>
-          <w:bCs/>
-        </w:rPr>
-        <w:t>High Precision Manufacturing</w:t>
-      </w:r>
-    </w:p>
-    <w:p>
-      <w:pPr>
-        <w:numPr>
-          <w:ilvl w:val="0"/>
-          <w:numId w:val="8"/>
-        </w:numPr>
-        <w:rPr>
-          <w:b/>
-          <w:bCs/>
-        </w:rPr>
-      </w:pPr>
-      <w:r>
-        <w:rPr>
-          <w:b/>
-          <w:bCs/>
-        </w:rPr>
-        <w:t>Superior Quality Standards</w:t>
-      </w:r>
-    </w:p>
-    <w:p>
-      <w:pPr>
-        <w:numPr>
-          <w:ilvl w:val="0"/>
-          <w:numId w:val="8"/>
-        </w:numPr>
-        <w:rPr>
-          <w:b/>
-          <w:bCs/>
-        </w:rPr>
-      </w:pPr>
-      <w:r>
-        <w:rPr>
-          <w:b/>
-          <w:bCs/>
-        </w:rPr>
-        <w:t>Modern Manufacturing Techniques</w:t>
-      </w:r>
-    </w:p>
-    <w:p>
-      <w:pPr>
-        <w:numPr>
-          <w:ilvl w:val="0"/>
-          <w:numId w:val="8"/>
-        </w:numPr>
-        <w:rPr>
-          <w:b/>
-          <w:bCs/>
-        </w:rPr>
-      </w:pPr>
-      <w:r>
-        <w:rPr>
-          <w:b/>
-          <w:bCs/>
-        </w:rPr>
-        <w:t>Customized Engineering Solutions</w:t>
-      </w:r>
-    </w:p>
-    <w:p>
-      <w:pPr>
-        <w:numPr>
-          <w:ilvl w:val="0"/>
-          <w:numId w:val="8"/>
-        </w:numPr>
-        <w:rPr>
-          <w:b/>
-          <w:bCs/>
-        </w:rPr>
-      </w:pPr>
-      <w:r>
-        <w:rPr>
-          <w:b/>
-          <w:bCs/>
-        </w:rPr>
-        <w:t>Skilled &amp; Experienced Workforce</w:t>
-      </w:r>
-    </w:p>
-    <w:p>
-      <w:pPr>
-        <w:numPr>
-          <w:ilvl w:val="0"/>
-          <w:numId w:val="8"/>
-        </w:numPr>
-        <w:rPr>
-          <w:b/>
-          <w:bCs/>
-        </w:rPr>
-      </w:pPr>
-      <w:r>
-        <w:rPr>
-          <w:b/>
-          <w:bCs/>
-        </w:rPr>
-        <w:t>Strict Quality Inspection</w:t>
-      </w:r>
-    </w:p>
-    <w:p>
-      <w:pPr>
-        <w:numPr>
-          <w:ilvl w:val="0"/>
-          <w:numId w:val="8"/>
-        </w:numPr>
-        <w:rPr>
-          <w:b/>
-          <w:bCs/>
-        </w:rPr>
-      </w:pPr>
-      <w:r>
-        <w:rPr>
-          <w:b/>
-          <w:bCs/>
-        </w:rPr>
-        <w:t>Timely Project Completion</w:t>
-      </w:r>
-    </w:p>
-    <w:p>
-      <w:pPr>
-        <w:numPr>
-          <w:ilvl w:val="0"/>
-          <w:numId w:val="8"/>
-        </w:numPr>
-        <w:rPr>
-          <w:b/>
-          <w:bCs/>
-        </w:rPr>
-      </w:pPr>
-      <w:r>
-        <w:rPr>
-          <w:b/>
-          <w:bCs/>
-        </w:rPr>
-        <w:t>Competitive Pricing</w:t>
-      </w:r>
-    </w:p>
-    <w:p>
-      <w:pPr>
-        <w:numPr>
-          <w:ilvl w:val="0"/>
-          <w:numId w:val="8"/>
-        </w:numPr>
-        <w:rPr>
-          <w:b/>
-          <w:bCs/>
-        </w:rPr>
-      </w:pPr>
-      <w:r>
-        <w:rPr>
-          <w:b/>
-          <w:bCs/>
-        </w:rPr>
-        <w:t>Reliable Customer Support</w:t>
-      </w:r>
-    </w:p>
-    <w:p>
-      <w:pPr>
-        <w:numPr>
-          <w:ilvl w:val="0"/>
-          <w:numId w:val="8"/>
-        </w:numPr>
-        <w:rPr>
-          <w:b/>
-          <w:bCs/>
-        </w:rPr>
-      </w:pPr>
-      <w:r>
-        <w:rPr>
-          <w:b/>
-          <w:bCs/>
-        </w:rPr>
-        <w:t>Long-Term Business Relationships</w:t>
-      </w:r>
-    </w:p>
-    <w:p>
-      <w:pPr>
-        <w:rPr>
-          <w:b/>
-          <w:bCs/>
-        </w:rPr>
-      </w:pPr>
-      <w:r>
-        <w:rPr>
-          <w:b/>
-          <w:bCs/>
-        </w:rPr>
-        <w:t>We understand that every customer has unique requirements, and we work closely with them to provide practical, efficient, and cost-effective manufacturing solutions.</w:t>
-      </w:r>
-    </w:p>
-    <w:p>
-      <w:pPr>
-        <w:rPr>
-          <w:b/>
-          <w:bCs/>
-        </w:rPr>
-      </w:pPr>
-      <w:r>
-        <w:rPr>
-          <w:b/>
-          <w:bCs/>
-        </w:rPr>
-        <w:pict w14:anchorId="02665A64">
-          <v:rect id="_x0000_i1108" style="width:0;height:1.5pt" o:hralign="center" o:hrstd="t" o:hr="t" fillcolor="#a0a0a0" stroked="f"/>
-        </w:pict>
-      </w:r>
-    </w:p>
-    <w:p>
-      <w:pPr>
-        <w:rPr>
-          <w:b/>
-          <w:bCs/>
-        </w:rPr>
-      </w:pPr>
-      <w:r>
-        <w:rPr>
-          <w:b/>
-          <w:bCs/>
-        </w:rPr>
-        <w:t>Quality Commitment</w:t>
-      </w:r>
-    </w:p>
-    <w:p>
-      <w:pPr>
-        <w:rPr>
-          <w:b/>
-          <w:bCs/>
-        </w:rPr>
-      </w:pPr>
-      <w:r>
-        <w:rPr>
-          <w:b/>
-          <w:bCs/>
-        </w:rPr>
-        <w:t>Quality is not just a process—it's the foundation of everything we manufacture.</w:t>
-      </w:r>
-    </w:p>
-    <w:p>
-      <w:pPr>
-        <w:rPr>
-          <w:b/>
-          <w:bCs/>
-        </w:rPr>
-      </w:pPr>
-      <w:r>
-        <w:rPr>
-          <w:b/>
-          <w:bCs/>
-        </w:rPr>
-        <w:t>Each applicator and engineering component undergoes thorough inspection before delivery to ensure it meets our quality standards and customer specifications. Our focus on precision, consistency, and continuous improvement enables us to deliver products our customers can rely on.</w:t>
-      </w:r>
-    </w:p>
-    <w:p>
-      <w:pPr>
-        <w:rPr>
-          <w:b/>
-          <w:bCs/>
-        </w:rPr>
-      </w:pPr>
-      <w:r>
-        <w:rPr>
-          <w:b/>
-          <w:bCs/>
-        </w:rPr>
-        <w:t>Our commitment to quality helps reduce production issues, improve product performance, and ensure complete customer satisfaction.</w:t>
-      </w:r>
-    </w:p>
-    <w:p>
-      <w:pPr>
-        <w:rPr>
-          <w:b/>
-          <w:bCs/>
-        </w:rPr>
-      </w:pPr>
-      <w:r>
-        <w:rPr>
-          <w:b/>
-          <w:bCs/>
-        </w:rPr>
-        <w:pict w14:anchorId="2BA66A1F">
-          <v:rect id="_x0000_i1109" style="width:0;height:1.5pt" o:hralign="center" o:hrstd="t" o:hr="t" fillcolor="#a0a0a0" stroked="f"/>
-        </w:pict>
-      </w:r>
-    </w:p>
-    <w:p>
-      <w:pPr>
-        <w:rPr>
-          <w:b/>
-          <w:bCs/>
-        </w:rPr>
-      </w:pPr>
-      <w:r>
-        <w:rPr>
-          <w:b/>
-          <w:bCs/>
-        </w:rPr>
-        <w:t>Our Manufacturing Process</w:t>
-      </w:r>
-    </w:p>
-    <w:p>
-      <w:pPr>
-        <w:rPr>
-          <w:b/>
-          <w:bCs/>
-        </w:rPr>
-      </w:pPr>
-      <w:r>
-        <w:rPr>
-          <w:b/>
-          <w:bCs/>
-        </w:rPr>
-        <w:t>Our streamlined manufacturing process helps us maintain accuracy, consistency, and efficiency throughout production.</w:t>
-      </w:r>
-    </w:p>
-    <w:p>
-      <w:pPr>
-        <w:numPr>
-          <w:ilvl w:val="0"/>
-          <w:numId w:val="9"/>
-        </w:numPr>
-        <w:rPr>
-          <w:b/>
-          <w:bCs/>
-        </w:rPr>
-      </w:pPr>
-      <w:r>
-        <w:rPr>
-          <w:b/>
-          <w:bCs/>
-        </w:rPr>
-        <w:t>Understanding Customer Requirements</w:t>
-      </w:r>
-    </w:p>
-    <w:p>
-      <w:pPr>
-        <w:numPr>
-          <w:ilvl w:val="0"/>
-          <w:numId w:val="9"/>
-        </w:numPr>
-        <w:rPr>
-          <w:b/>
-          <w:bCs/>
-        </w:rPr>
-      </w:pPr>
-      <w:r>
-        <w:rPr>
-          <w:b/>
-          <w:bCs/>
-        </w:rPr>
-        <w:t>Material Selection</w:t>
-      </w:r>
-    </w:p>
-    <w:p>
-      <w:pPr>
-        <w:numPr>
-          <w:ilvl w:val="0"/>
-          <w:numId w:val="9"/>
-        </w:numPr>
-        <w:rPr>
-          <w:b/>
-          <w:bCs/>
-        </w:rPr>
-      </w:pPr>
-      <w:r>
-        <w:rPr>
-          <w:b/>
-          <w:bCs/>
-        </w:rPr>
-        <w:t>Precision Machining &amp; Manufacturing</w:t>
-      </w:r>
-    </w:p>
-    <w:p>
-      <w:pPr>
-        <w:numPr>
-          <w:ilvl w:val="0"/>
-          <w:numId w:val="9"/>
-        </w:numPr>
-        <w:rPr>
-          <w:b/>
-          <w:bCs/>
-        </w:rPr>
-      </w:pPr>
-      <w:r>
-        <w:rPr>
-          <w:b/>
-          <w:bCs/>
-        </w:rPr>
-        <w:lastRenderedPageBreak/>
-        <w:t>Dimensional Inspection</w:t>
-      </w:r>
-    </w:p>
-    <w:p>
-      <w:pPr>
-        <w:numPr>
-          <w:ilvl w:val="0"/>
-          <w:numId w:val="9"/>
-        </w:numPr>
-        <w:rPr>
-          <w:b/>
-          <w:bCs/>
-        </w:rPr>
-      </w:pPr>
-      <w:r>
-        <w:rPr>
-          <w:b/>
-          <w:bCs/>
-        </w:rPr>
-        <w:t>Quality Testing</w:t>
-      </w:r>
-    </w:p>
-    <w:p>
-      <w:pPr>
-        <w:numPr>
-          <w:ilvl w:val="0"/>
-          <w:numId w:val="9"/>
-        </w:numPr>
-        <w:rPr>
-          <w:b/>
-          <w:bCs/>
-        </w:rPr>
-      </w:pPr>
-      <w:r>
-        <w:rPr>
-          <w:b/>
-          <w:bCs/>
-        </w:rPr>
-        <w:t>Final Finishing</w:t>
-      </w:r>
-    </w:p>
-    <w:p>
-      <w:pPr>
-        <w:numPr>
-          <w:ilvl w:val="0"/>
-          <w:numId w:val="9"/>
-        </w:numPr>
-        <w:rPr>
-          <w:b/>
-          <w:bCs/>
-        </w:rPr>
-      </w:pPr>
-      <w:r>
-        <w:rPr>
-          <w:b/>
-          <w:bCs/>
-        </w:rPr>
-        <w:t>Packaging &amp; Safe Delivery</w:t>
-      </w:r>
-    </w:p>
-    <w:p>
-      <w:pPr>
-        <w:rPr>
-          <w:b/>
-          <w:bCs/>
-        </w:rPr>
-      </w:pPr>
-      <w:r>
-        <w:rPr>
-          <w:b/>
-          <w:bCs/>
-        </w:rPr>
-        <w:t>Every step is carefully monitored to maintain the highest level of quality.</w:t>
-      </w:r>
-    </w:p>
-    <w:p>
-      <w:pPr>
-        <w:rPr>
-          <w:b/>
-          <w:bCs/>
-        </w:rPr>
-      </w:pPr>
-      <w:r>
-        <w:rPr>
-          <w:b/>
-          <w:bCs/>
-        </w:rPr>
-        <w:pict w14:anchorId="2A41FF28">
-          <v:rect id="_x0000_i1110" style="width:0;height:1.5pt" o:hralign="center" o:hrstd="t" o:hr="t" fillcolor="#a0a0a0" stroked="f"/>
-        </w:pict>
-      </w:r>
-    </w:p>
-    <w:p>
-      <w:pPr>
-        <w:rPr>
-          <w:b/>
-          <w:bCs/>
-        </w:rPr>
-      </w:pPr>
-      <w:r>
-        <w:rPr>
-          <w:b/>
-          <w:bCs/>
-        </w:rPr>
-        <w:t>Industries We Serve</w:t>
-      </w:r>
-    </w:p>
-    <w:p>
-      <w:pPr>
-        <w:rPr>
-          <w:b/>
-          <w:bCs/>
-        </w:rPr>
-      </w:pPr>
-      <w:r>
-        <w:rPr>
-          <w:b/>
-          <w:bCs/>
-        </w:rPr>
-        <w:t>Our precision engineering products are suitable for a wide range of industries, including:</w:t>
-      </w:r>
-    </w:p>
-    <w:p>
-      <w:pPr>
-        <w:numPr>
-          <w:ilvl w:val="0"/>
-          <w:numId w:val="10"/>
-        </w:numPr>
-        <w:rPr>
-          <w:b/>
-          <w:bCs/>
-        </w:rPr>
-      </w:pPr>
-      <w:r>
-        <w:rPr>
-          <w:b/>
-          <w:bCs/>
-        </w:rPr>
-        <w:t>Manufacturing Industries</w:t>
-      </w:r>
-    </w:p>
-    <w:p>
-      <w:pPr>
-        <w:numPr>
-          <w:ilvl w:val="0"/>
-          <w:numId w:val="10"/>
-        </w:numPr>
-        <w:rPr>
-          <w:b/>
-          <w:bCs/>
-        </w:rPr>
-      </w:pPr>
-      <w:r>
-        <w:rPr>
-          <w:b/>
-          <w:bCs/>
-        </w:rPr>
-        <w:t>Automotive Components</w:t>
-      </w:r>
-    </w:p>
-    <w:p>
-      <w:pPr>
-        <w:numPr>
-          <w:ilvl w:val="0"/>
-          <w:numId w:val="10"/>
-        </w:numPr>
-        <w:rPr>
-          <w:b/>
-          <w:bCs/>
-        </w:rPr>
-      </w:pPr>
-      <w:r>
-        <w:rPr>
-          <w:b/>
-          <w:bCs/>
-        </w:rPr>
-        <w:t>Electrical &amp; Electronics</w:t>
-      </w:r>
-    </w:p>
-    <w:p>
-      <w:pPr>
-        <w:numPr>
-          <w:ilvl w:val="0"/>
-          <w:numId w:val="10"/>
-        </w:numPr>
-        <w:rPr>
-          <w:b/>
-          <w:bCs/>
-        </w:rPr>
-      </w:pPr>
-      <w:r>
-        <w:rPr>
-          <w:b/>
-          <w:bCs/>
-        </w:rPr>
-        <w:t>Industrial Automation</w:t>
-      </w:r>
-    </w:p>
-    <w:p>
-      <w:pPr>
-        <w:numPr>
-          <w:ilvl w:val="0"/>
-          <w:numId w:val="10"/>
-        </w:numPr>
-        <w:rPr>
-          <w:b/>
-          <w:bCs/>
-        </w:rPr>
-      </w:pPr>
-      <w:r>
-        <w:rPr>
-          <w:b/>
-          <w:bCs/>
-        </w:rPr>
-        <w:t>Engineering Equipment</w:t>
-      </w:r>
-    </w:p>
-    <w:p>
-      <w:pPr>
-        <w:numPr>
-          <w:ilvl w:val="0"/>
-          <w:numId w:val="10"/>
-        </w:numPr>
-        <w:rPr>
-          <w:b/>
-          <w:bCs/>
-        </w:rPr>
-      </w:pPr>
-      <w:r>
-        <w:rPr>
-          <w:b/>
-          <w:bCs/>
-        </w:rPr>
-        <w:t>Machinery Manufacturers</w:t>
-      </w:r>
-    </w:p>
-    <w:p>
-      <w:pPr>
-        <w:numPr>
-          <w:ilvl w:val="0"/>
-          <w:numId w:val="10"/>
-        </w:numPr>
-        <w:rPr>
-          <w:b/>
-          <w:bCs/>
-        </w:rPr>
-      </w:pPr>
-      <w:r>
-        <w:rPr>
-          <w:b/>
-          <w:bCs/>
-        </w:rPr>
-        <w:t>Tooling &amp; Fabrication</w:t>
-      </w:r>
-    </w:p>
-    <w:p>
-      <w:pPr>
-        <w:numPr>
-          <w:ilvl w:val="0"/>
-          <w:numId w:val="10"/>
-        </w:numPr>
-        <w:rPr>
-          <w:b/>
-          <w:bCs/>
-        </w:rPr>
-      </w:pPr>
-      <w:r>
-        <w:rPr>
-          <w:b/>
-          <w:bCs/>
-        </w:rPr>
-        <w:t>OEM Manufacturing</w:t>
-      </w:r>
-    </w:p>
-    <w:p>
-      <w:pPr>
-        <w:rPr>
-          <w:b/>
-          <w:bCs/>
-        </w:rPr>
-      </w:pPr>
-      <w:r>
-        <w:rPr>
-          <w:b/>
-          <w:bCs/>
-        </w:rPr>
-        <w:t>We continuously strive to deliver reliable engineering solutions that support the evolving needs of modern industries.</w:t>
-      </w:r>
-    </w:p>
-    <w:p>
-      <w:pPr>
-        <w:rPr>
-          <w:b/>
-          <w:bCs/>
-        </w:rPr>
-      </w:pPr>
-      <w:r>
-        <w:rPr>
-          <w:b/>
-          <w:bCs/>
-        </w:rPr>
-        <w:pict w14:anchorId="40E66E7C">
-          <v:rect id="_x0000_i1111" style="width:0;height:1.5pt" o:hralign="center" o:hrstd="t" o:hr="t" fillcolor="#a0a0a0" stroked="f"/>
-        </w:pict>
-      </w:r>
-    </w:p>
-    <w:p>
-      <w:pPr>
-        <w:rPr>
-          <w:b/>
-          <w:bCs/>
-        </w:rPr>
-      </w:pPr>
-      <w:r>
-        <w:rPr>
-          <w:b/>
-          <w:bCs/>
-        </w:rPr>
-        <w:t>Our Promise</w:t>
-      </w:r>
-    </w:p>
-    <w:p>
-      <w:pPr>
-        <w:rPr>
-          <w:b/>
-          <w:bCs/>
-        </w:rPr>
-      </w:pPr>
-      <w:r>
-        <w:rPr>
-          <w:b/>
-          <w:bCs/>
-        </w:rPr>
-        <w:t>At Harsh Engineering, we don't simply manufacture components—we build trust through our work.</w:t>
-      </w:r>
-    </w:p>
-    <w:p>
-      <w:pPr>
-        <w:rPr>
-          <w:b/>
-          <w:bCs/>
-        </w:rPr>
-      </w:pPr>
-      <w:r>
-        <w:rPr>
-          <w:b/>
-          <w:bCs/>
-        </w:rPr>
-        <w:t>Our commitment is to provide products that meet customer expectations in terms of quality, precision, and timely delivery. We believe that maintaining long-term relationships begins with delivering exactly what we promise.</w:t>
-      </w:r>
-    </w:p>
-    <w:p>
-      <w:pPr>
-        <w:rPr>
-          <w:b/>
-          <w:bCs/>
-        </w:rPr>
-      </w:pPr>
-      <w:r>
-        <w:rPr>
-          <w:b/>
-          <w:bCs/>
-        </w:rPr>
-        <w:t>"We Honor Our Commitment."</w:t>
-      </w:r>
-    </w:p>
-    <w:p>
-      <w:pPr>
-        <w:rPr>
-          <w:b/>
-          <w:bCs/>
-        </w:rPr>
-      </w:pPr>
-      <w:r>
-        <w:rPr>
-          <w:b/>
-          <w:bCs/>
-        </w:rPr>
-        <w:t>This principle defines our work culture and reflects our dedication to every customer we serve.</w:t>
-      </w:r>
-    </w:p>
-    <w:p>
-      <w:pPr>
-        <w:rPr>
-          <w:b/>
-          <w:bCs/>
-        </w:rPr>
-      </w:pPr>
-      <w:r>
-        <w:rPr>
-          <w:b/>
-          <w:bCs/>
-        </w:rPr>
-        <w:pict w14:anchorId="6329536D">
-          <v:rect id="_x0000_i1112" style="width:0;height:1.5pt" o:hralign="center" o:hrstd="t" o:hr="t" fillcolor="#a0a0a0" stroked="f"/>
-        </w:pict>
-      </w:r>
-    </w:p>
-    <w:p>
-      <w:pPr>
-        <w:rPr>
-          <w:b/>
-          <w:bCs/>
-        </w:rPr>
-      </w:pPr>
-      <w:r>
-        <w:rPr>
-          <w:b/>
-          <w:bCs/>
-        </w:rPr>
-        <w:t>Get in Touch</w:t>
-      </w:r>
-    </w:p>
-    <w:p>
-      <w:pPr>
-        <w:rPr>
-          <w:b/>
-          <w:bCs/>
-        </w:rPr>
-      </w:pPr>
-      <w:r>
-        <w:rPr>
-          <w:b/>
-          <w:bCs/>
-        </w:rPr>
-        <w:t>Looking for a reliable manufacturing partner for precision applicators and engineering components?</w:t>
-      </w:r>
-    </w:p>
-    <w:p>
-      <w:pPr>
-        <w:rPr>
-          <w:b/>
-          <w:bCs/>
-        </w:rPr>
-      </w:pPr>
-      <w:r>
-        <w:rPr>
-          <w:b/>
-          <w:bCs/>
-        </w:rPr>
-        <w:t>Our experienced team is ready to understand your requirements and provide customized manufacturing solutions that meet your business needs.</w:t>
-      </w:r>
-    </w:p>
-    <w:p>
-      <w:pPr>
-        <w:rPr>
-          <w:b/>
-          <w:bCs/>
-        </w:rPr>
-      </w:pPr>
-      <w:r>
-        <w:rPr>
-          <w:b/>
-          <w:bCs/>
-        </w:rPr>
-        <w:lastRenderedPageBreak/>
-        <w:t>Contact Harsh Engineering today to discuss your next project and experience engineering excellence built on precision, quality, and commitment.</w:t>
-      </w:r>
-    </w:p>
-    <w:p>
-      <w:pPr>
-        <w:rPr>
-          <w:b/>
-          <w:bCs/>
-        </w:rPr>
-      </w:pPr>
-    </w:p>
-    <w:p>
-      <w:pPr>
-        <w:rPr>
-          <w:b/>
-          <w:bCs/>
-        </w:rPr>
-      </w:pPr>
-    </w:p>
-    <w:p>
-      <w:pPr>
-        <w:rPr>
-          <w:b/>
-          <w:bCs/>
-        </w:rPr>
-      </w:pPr>
-    </w:p>
-    <w:p>
-      <w:pPr>
-        <w:rPr>
-          <w:b/>
-          <w:bCs/>
-        </w:rPr>
-      </w:pPr>
-    </w:p>
-    <w:p>
-      <w:r>
-        <w:t xml:space="preserve">At </w:t>
-      </w:r>
-      <w:r>
-        <w:rPr>
-          <w:b/>
-          <w:bCs/>
-        </w:rPr>
-        <w:t>Harsh Engineering</w:t>
-      </w:r>
-      <w:r>
-        <w:t xml:space="preserve">, we specialize in the manufacturing of </w:t>
-      </w:r>
-      <w:r>
-        <w:rPr>
-          <w:b/>
-          <w:bCs/>
-        </w:rPr>
-        <w:t>high-precision applicators and their components</w:t>
-      </w:r>
-      <w:r>
-        <w:t>, delivering reliable engineering solutions that meet the highest industry standards. Our focus is on quality craftsmanship, advanced manufacturing techniques, and customer satisfaction.</w:t>
-      </w:r>
-    </w:p>
-    <w:p>
-      <w:r>
-        <w:t>With a commitment to excellence, we produce precision-engineered products designed for durability, accuracy, and consistent performance. Every component is manufactured with strict quality control to ensure it meets our customers' exact specifications.</w:t>
-      </w:r>
-    </w:p>
-    <w:p>
-      <w:r>
-        <w:t xml:space="preserve">What truly sets us apart is our unwavering commitment to our clients. We believe that trust is built by delivering on our promises, which is why </w:t>
-      </w:r>
-      <w:r>
-        <w:rPr>
-          <w:b/>
-          <w:bCs/>
-        </w:rPr>
-        <w:t xml:space="preserve">we </w:t>
-      </w:r>
-      <w:proofErr w:type="spellStart"/>
-      <w:r>
-        <w:rPr>
-          <w:b/>
-          <w:bCs/>
-        </w:rPr>
-        <w:t>honor</w:t>
-      </w:r>
-      <w:proofErr w:type="spellEnd"/>
-      <w:r>
-        <w:rPr>
-          <w:b/>
-          <w:bCs/>
-        </w:rPr>
-        <w:t xml:space="preserve"> every commitment we make</w:t>
-      </w:r>
-      <w:r>
-        <w:t>—from product quality to delivery timelines.</w:t>
-      </w:r>
-    </w:p>
-    <w:p>
-      <w:pPr>
-        <w:rPr>
-          <w:b/>
-          <w:bCs/>
-        </w:rPr>
-      </w:pPr>
-      <w:r>
-        <w:rPr>
-          <w:b/>
-          <w:bCs/>
-        </w:rPr>
-        <w:t>Why Choose Harsh Engineering?</w:t>
-      </w:r>
-    </w:p>
-    <w:p>
-      <w:pPr>
-        <w:numPr>
-          <w:ilvl w:val="0"/>
-          <w:numId w:val="1"/>
-        </w:numPr>
-      </w:pPr>
-      <w:r>
-        <w:t>High-Precision Manufacturing</w:t>
-      </w:r>
-    </w:p>
-    <w:p>
-      <w:pPr>
-        <w:numPr>
-          <w:ilvl w:val="0"/>
-          <w:numId w:val="1"/>
-        </w:numPr>
-      </w:pPr>
-      <w:r>
-        <w:t>Superior Product Quality</w:t>
-      </w:r>
-    </w:p>
-    <w:p>
-      <w:pPr>
-        <w:numPr>
-          <w:ilvl w:val="0"/>
-          <w:numId w:val="1"/>
-        </w:numPr>
-      </w:pPr>
-      <w:r>
-        <w:t>Reliable Delivery Commitments</w:t>
-      </w:r>
-    </w:p>
-    <w:p>
-      <w:pPr>
-        <w:numPr>
-          <w:ilvl w:val="0"/>
-          <w:numId w:val="1"/>
-        </w:numPr>
-      </w:pPr>
-      <w:r>
-        <w:t>Experienced Engineering Team</w:t>
-      </w:r>
-    </w:p>
-    <w:p>
-      <w:pPr>
-        <w:numPr>
-          <w:ilvl w:val="0"/>
-          <w:numId w:val="1"/>
-        </w:numPr>
-      </w:pPr>
-      <w:r>
-        <w:t>Customized Manufacturing Solutions</w:t>
-      </w:r>
-    </w:p>
-    <w:p>
-      <w:pPr>
-        <w:numPr>
-          <w:ilvl w:val="0"/>
-          <w:numId w:val="1"/>
-        </w:numPr>
-      </w:pPr>
-      <w:r>
-        <w:t>Competitive Pricing</w:t>
-      </w:r>
-    </w:p>
-    <w:p>
-      <w:pPr>
-        <w:numPr>
-          <w:ilvl w:val="0"/>
-          <w:numId w:val="1"/>
-        </w:numPr>
-      </w:pPr>
-      <w:r>
-        <w:t>Customer-Focused Approach</w:t>
-      </w:r>
-    </w:p>
-    <w:p>
-      <w:pPr>
-        <w:rPr>
-          <w:b/>
-          <w:bCs/>
-        </w:rPr>
-      </w:pPr>
-      <w:r>
-        <w:rPr>
-          <w:b/>
-          <w:bCs/>
-        </w:rPr>
-        <w:t>Our Products</w:t>
-      </w:r>
-    </w:p>
-    <w:p>
-      <w:r>
-        <w:t>We manufacture:</w:t>
-      </w:r>
-    </w:p>
-    <w:p>
-      <w:pPr>
-        <w:numPr>
-          <w:ilvl w:val="0"/>
-          <w:numId w:val="2"/>
-        </w:numPr>
-      </w:pPr>
-      <w:r>
-        <w:t>Precision Applicators</w:t>
-      </w:r>
-    </w:p>
-    <w:p>
-      <w:pPr>
-        <w:numPr>
-          <w:ilvl w:val="0"/>
-          <w:numId w:val="2"/>
-        </w:numPr>
-      </w:pPr>
-      <w:r>
-        <w:t>Applicator Components</w:t>
-      </w:r>
-    </w:p>
-    <w:p>
-      <w:pPr>
-        <w:numPr>
-          <w:ilvl w:val="0"/>
-          <w:numId w:val="2"/>
-        </w:numPr>
-      </w:pPr>
-      <w:r>
-        <w:t>Custom Precision Parts</w:t>
-      </w:r>
-    </w:p>
-    <w:p>
-      <w:pPr>
-        <w:numPr>
-          <w:ilvl w:val="0"/>
-          <w:numId w:val="2"/>
-        </w:numPr>
-      </w:pPr>
-      <w:r>
-        <w:t>Engineering Components</w:t>
-      </w:r>
-    </w:p>
-    <w:p>
-      <w:pPr>
-        <w:numPr>
-          <w:ilvl w:val="0"/>
-          <w:numId w:val="2"/>
-        </w:numPr>
-      </w:pPr>
-      <w:r>
-        <w:t>Industrial Machined Parts</w:t>
-      </w:r>
-    </w:p>
-    <w:p>
-      <w:r>
-        <w:t>Whether you require standard products or customized solutions, Harsh Engineering is dedicated to providing precision, reliability, and value.</w:t>
-      </w:r>
-    </w:p>
-    <w:p>
-      <w:r>
-        <w:pict w14:anchorId="66807B1F">
-          <v:rect id="_x0000_i1049" style="width:0;height:1.5pt" o:hralign="center" o:hrstd="t" o:hr="t" fillcolor="#a0a0a0" stroked="f"/>
+        <w:t>To be a premier engineering manufacturing partner by providing precision products and engineering components while upholding the highest ethical standards and manufacturing excellence to guarantee the satisfaction of our valued clients.</w:t>
+      </w:r>
+    </w:p>
+    <w:p>
+      <w:pPr>
+        <w:rPr>
+          <w:b/>
+          <w:bCs/>
+        </w:rPr>
+      </w:pPr>
+      <w:r>
+        <w:rPr>
+          <w:b/>
+          <w:bCs/>
+        </w:rPr>
+        <w:t>Harsh Engineering’s Core Values</w:t>
+      </w:r>
+    </w:p>
+    <w:p>
+      <w:pPr>
+        <w:pStyle w:val="ListParagraph"/>
+        <w:numPr>
+          <w:ilvl w:val="0"/>
+          <w:numId w:val="16"/>
+        </w:numPr>
+      </w:pPr>
+      <w:r>
+        <w:t>Precision manufacturing</w:t>
+      </w:r>
+    </w:p>
+    <w:p>
+      <w:pPr>
+        <w:pStyle w:val="ListParagraph"/>
+        <w:numPr>
+          <w:ilvl w:val="0"/>
+          <w:numId w:val="16"/>
+        </w:numPr>
+      </w:pPr>
+      <w:r>
+        <w:t>Customer satisfaction</w:t>
+      </w:r>
+    </w:p>
+    <w:p>
+      <w:pPr>
+        <w:pStyle w:val="ListParagraph"/>
+        <w:numPr>
+          <w:ilvl w:val="0"/>
+          <w:numId w:val="16"/>
+        </w:numPr>
+      </w:pPr>
+      <w:r>
+        <w:t>Integrity</w:t>
+      </w:r>
+    </w:p>
+    <w:p>
+      <w:pPr>
+        <w:pStyle w:val="ListParagraph"/>
+        <w:numPr>
+          <w:ilvl w:val="0"/>
+          <w:numId w:val="16"/>
+        </w:numPr>
+      </w:pPr>
+      <w:r>
+        <w:t>Commitment to quality</w:t>
+      </w:r>
+    </w:p>
+    <w:p>
+      <w:pPr>
+        <w:pStyle w:val="ListParagraph"/>
+        <w:numPr>
+          <w:ilvl w:val="0"/>
+          <w:numId w:val="16"/>
+        </w:numPr>
+      </w:pPr>
+      <w:r>
+        <w:t>Timeliness in delivering our products</w:t>
+      </w:r>
+    </w:p>
+    <w:p>
+      <w:pPr>
+        <w:pStyle w:val="ListParagraph"/>
+        <w:numPr>
+          <w:ilvl w:val="0"/>
+          <w:numId w:val="16"/>
+        </w:numPr>
+      </w:pPr>
+      <w:r>
+        <w:t>Continuous improvement</w:t>
+      </w:r>
+    </w:p>
+    <w:p>
+      <w:r>
+        <w:t>At Harsh Engineering, our philosophy is simple: “We Deliver Trust Through Excellence.” This is demonstrated by our focus on manufacturing quality products and providing our clients with the best customer service.</w:t>
+      </w:r>
+    </w:p>
+    <w:p>
+      <w:r>
+        <w:pict w14:anchorId="6A004A46">
+          <v:rect id="_x0000_i1034" style="width:0;height:1.5pt" o:hralign="center" o:hrstd="t" o:hr="t" fillcolor="#a0a0a0" stroked="f"/>
         </w:pict>
       </w:r>
     </w:p>
@@ -1604,206 +1274,6 @@
           <w:sz w:val="40"/>
           <w:szCs w:val="36"/>
         </w:rPr>
-        <w:lastRenderedPageBreak/>
-        <w:t>About Us</w:t>
-      </w:r>
-    </w:p>
-    <w:p>
-      <w:pPr>
-        <w:rPr>
-          <w:b/>
-          <w:bCs/>
-        </w:rPr>
-      </w:pPr>
-      <w:r>
-        <w:rPr>
-          <w:b/>
-          <w:bCs/>
-        </w:rPr>
-        <w:t>About Harsh Engineering</w:t>
-      </w:r>
-    </w:p>
-    <w:p>
-      <w:r>
-        <w:t xml:space="preserve">Harsh Engineering is a trusted manufacturer specializing in </w:t>
-      </w:r>
-      <w:r>
-        <w:rPr>
-          <w:b/>
-          <w:bCs/>
-        </w:rPr>
-        <w:t>precision applicators and high-quality engineering components</w:t>
-      </w:r>
-      <w:r>
-        <w:t>. Since our establishment, we have focused on delivering products that combine accuracy, durability, and exceptional performance.</w:t>
-      </w:r>
-    </w:p>
-    <w:p>
-      <w:r>
-        <w:t>Our manufacturing process emphasizes precision machining, strict quality inspection, and continuous improvement. Every product is carefully crafted to meet customer requirements and industry standards.</w:t>
-      </w:r>
-    </w:p>
-    <w:p>
-      <w:r>
-        <w:t>We believe that successful business relationships are built on trust, honesty, and commitment. Our team works closely with clients to understand their needs and deliver solutions that exceed expectations.</w:t>
-      </w:r>
-    </w:p>
-    <w:p>
-      <w:pPr>
-        <w:rPr>
-          <w:b/>
-          <w:bCs/>
-        </w:rPr>
-      </w:pPr>
-      <w:r>
-        <w:rPr>
-          <w:b/>
-          <w:bCs/>
-        </w:rPr>
-        <w:t>Our Mission</w:t>
-      </w:r>
-    </w:p>
-    <w:p>
-      <w:r>
-        <w:t>To manufacture world-class precision applicators and engineering components while maintaining the highest standards of quality, reliability, and customer satisfaction.</w:t>
-      </w:r>
-    </w:p>
-    <w:p>
-      <w:pPr>
-        <w:rPr>
-          <w:b/>
-          <w:bCs/>
-        </w:rPr>
-      </w:pPr>
-      <w:r>
-        <w:rPr>
-          <w:b/>
-          <w:bCs/>
-        </w:rPr>
-        <w:t>Our Vision</w:t>
-      </w:r>
-    </w:p>
-    <w:p>
-      <w:r>
-        <w:t>To become a preferred engineering manufacturing partner known for precision, innovation, integrity, and long-term customer relationships.</w:t>
-      </w:r>
-    </w:p>
-    <w:p>
-      <w:pPr>
-        <w:rPr>
-          <w:b/>
-          <w:bCs/>
-        </w:rPr>
-      </w:pPr>
-      <w:r>
-        <w:rPr>
-          <w:b/>
-          <w:bCs/>
-        </w:rPr>
-        <w:t>Our Core Values</w:t>
-      </w:r>
-    </w:p>
-    <w:p>
-      <w:pPr>
-        <w:numPr>
-          <w:ilvl w:val="0"/>
-          <w:numId w:val="3"/>
-        </w:numPr>
-      </w:pPr>
-      <w:r>
-        <w:t>Precision in Every Product</w:t>
-      </w:r>
-    </w:p>
-    <w:p>
-      <w:pPr>
-        <w:numPr>
-          <w:ilvl w:val="0"/>
-          <w:numId w:val="3"/>
-        </w:numPr>
-      </w:pPr>
-      <w:r>
-        <w:t>Commitment to Quality</w:t>
-      </w:r>
-    </w:p>
-    <w:p>
-      <w:pPr>
-        <w:numPr>
-          <w:ilvl w:val="0"/>
-          <w:numId w:val="3"/>
-        </w:numPr>
-      </w:pPr>
-      <w:r>
-        <w:t>Customer Satisfaction</w:t>
-      </w:r>
-    </w:p>
-    <w:p>
-      <w:pPr>
-        <w:numPr>
-          <w:ilvl w:val="0"/>
-          <w:numId w:val="3"/>
-        </w:numPr>
-      </w:pPr>
-      <w:r>
-        <w:t>Integrity in Business</w:t>
-      </w:r>
-    </w:p>
-    <w:p>
-      <w:pPr>
-        <w:numPr>
-          <w:ilvl w:val="0"/>
-          <w:numId w:val="3"/>
-        </w:numPr>
-      </w:pPr>
-      <w:r>
-        <w:t>Timely Delivery</w:t>
-      </w:r>
-    </w:p>
-    <w:p>
-      <w:pPr>
-        <w:numPr>
-          <w:ilvl w:val="0"/>
-          <w:numId w:val="3"/>
-        </w:numPr>
-      </w:pPr>
-      <w:r>
-        <w:t>Continuous Improvement</w:t>
-      </w:r>
-    </w:p>
-    <w:p>
-      <w:r>
-        <w:t>At Harsh Engineering, our promise is simple:</w:t>
-      </w:r>
-    </w:p>
-    <w:p>
-      <w:r>
-        <w:rPr>
-          <w:b/>
-          <w:bCs/>
-        </w:rPr>
-        <w:t>"We don't just manufacture products—we deliver trust through quality and commitment."</w:t>
-      </w:r>
-    </w:p>
-    <w:p>
-      <w:r>
-        <w:pict w14:anchorId="6A004A46">
-          <v:rect id="_x0000_i1050" style="width:0;height:1.5pt" o:hralign="center" o:hrstd="t" o:hr="t" fillcolor="#a0a0a0" stroked="f"/>
-        </w:pict>
-      </w:r>
-    </w:p>
-    <w:p>
-      <w:pPr>
-        <w:rPr>
-          <w:b/>
-          <w:bCs/>
-        </w:rPr>
-      </w:pPr>
-      <w:r>
-        <w:rPr>
-          <w:b/>
-          <w:bCs/>
-          <w:sz w:val="40"/>
-          <w:szCs w:val="36"/>
-        </w:rPr>
         <w:t>Contact Us</w:t>
       </w:r>
     </w:p>
@@ -1824,14 +1294,15 @@
     </w:p>
     <w:p>
       <w:r>
-        <w:t>We'd love to hear from you.</w:t>
-      </w:r>
-    </w:p>
-    <w:p>
-      <w:r>
-        <w:t>Whether you're looking for precision applicators, custom engineering components, or manufacturing support, our team is ready to assist you.</w:t>
-      </w:r>
-    </w:p>
+        <w:t>Harsh Engineering is at your service and stands ready to respond to your needs.</w:t>
+      </w:r>
+    </w:p>
+    <w:p>
+      <w:r>
+        <w:t>Contact Harsh Engineering to ask about our products and manufacturing services.</w:t>
+      </w:r>
+    </w:p>
+    <w:p/>
     <w:p>
       <w:pPr>
         <w:rPr>
@@ -1853,7 +1324,6 @@
           <w:b/>
           <w:bCs/>
         </w:rPr>
-        <w:lastRenderedPageBreak/>
         <w:t>Harsh Engineering</w:t>
       </w:r>
     </w:p>
@@ -1917,19 +1387,20 @@
           <w:b/>
           <w:bCs/>
         </w:rPr>
-        <w:t>Send Us an Inquiry</w:t>
-      </w:r>
-    </w:p>
-    <w:p>
-      <w:r>
-        <w:t>Please contact us for:</w:t>
-      </w:r>
-    </w:p>
-    <w:p>
-      <w:pPr>
-        <w:numPr>
-          <w:ilvl w:val="0"/>
-          <w:numId w:val="4"/>
+        <w:t>Send us an email using the contact form below.</w:t>
+      </w:r>
+    </w:p>
+    <w:p>
+      <w:r>
+        <w:t>Our team will respond to your inquiries and assist you with your manufacturing needs.</w:t>
+      </w:r>
+    </w:p>
+    <w:p>
+      <w:pPr>
+        <w:pStyle w:val="ListParagraph"/>
+        <w:numPr>
+          <w:ilvl w:val="0"/>
+          <w:numId w:val="17"/>
         </w:numPr>
       </w:pPr>
       <w:r>
@@ -1938,68 +1409,69 @@
     </w:p>
     <w:p>
       <w:pPr>
-        <w:numPr>
-          <w:ilvl w:val="0"/>
-          <w:numId w:val="4"/>
-        </w:numPr>
-      </w:pPr>
-      <w:r>
-        <w:t>Manufacturing Enquiries</w:t>
-      </w:r>
-    </w:p>
-    <w:p>
-      <w:pPr>
-        <w:numPr>
-          <w:ilvl w:val="0"/>
-          <w:numId w:val="4"/>
-        </w:numPr>
-      </w:pPr>
-      <w:r>
-        <w:t>Custom Component Development</w:t>
-      </w:r>
-    </w:p>
-    <w:p>
-      <w:pPr>
-        <w:numPr>
-          <w:ilvl w:val="0"/>
-          <w:numId w:val="4"/>
-        </w:numPr>
-      </w:pPr>
-      <w:r>
-        <w:t>Bulk Orders</w:t>
-      </w:r>
-    </w:p>
-    <w:p>
-      <w:pPr>
-        <w:numPr>
-          <w:ilvl w:val="0"/>
-          <w:numId w:val="4"/>
-        </w:numPr>
-      </w:pPr>
-      <w:r>
-        <w:t>Technical Assistance</w:t>
-      </w:r>
-    </w:p>
-    <w:p>
-      <w:pPr>
-        <w:numPr>
-          <w:ilvl w:val="0"/>
-          <w:numId w:val="4"/>
-        </w:numPr>
-      </w:pPr>
-      <w:r>
-        <w:t>Business Partnerships</w:t>
-      </w:r>
-    </w:p>
-    <w:p>
-      <w:r>
-        <w:t>Our team will respond to your enquiry as quickly as possible.</w:t>
+        <w:pStyle w:val="ListParagraph"/>
+        <w:numPr>
+          <w:ilvl w:val="0"/>
+          <w:numId w:val="17"/>
+        </w:numPr>
+      </w:pPr>
+      <w:r>
+        <w:t>Quotations</w:t>
+      </w:r>
+    </w:p>
+    <w:p>
+      <w:pPr>
+        <w:pStyle w:val="ListParagraph"/>
+        <w:numPr>
+          <w:ilvl w:val="0"/>
+          <w:numId w:val="17"/>
+        </w:numPr>
+      </w:pPr>
+      <w:r>
+        <w:t>Order information</w:t>
+      </w:r>
+    </w:p>
+    <w:p>
+      <w:pPr>
+        <w:pStyle w:val="ListParagraph"/>
+        <w:numPr>
+          <w:ilvl w:val="0"/>
+          <w:numId w:val="17"/>
+        </w:numPr>
+      </w:pPr>
+      <w:r>
+        <w:lastRenderedPageBreak/>
+        <w:t>Bulk orders</w:t>
+      </w:r>
+    </w:p>
+    <w:p>
+      <w:pPr>
+        <w:pStyle w:val="ListParagraph"/>
+        <w:numPr>
+          <w:ilvl w:val="0"/>
+          <w:numId w:val="17"/>
+        </w:numPr>
+      </w:pPr>
+      <w:r>
+        <w:t>Technical and business support</w:t>
+      </w:r>
+    </w:p>
+    <w:p>
+      <w:pPr>
+        <w:pStyle w:val="ListParagraph"/>
+        <w:numPr>
+          <w:ilvl w:val="0"/>
+          <w:numId w:val="17"/>
+        </w:numPr>
+      </w:pPr>
+      <w:r>
+        <w:t>Partnership opportunities</w:t>
       </w:r>
     </w:p>
     <w:p>
       <w:r>
         <w:pict w14:anchorId="282E3C7E">
-          <v:rect id="_x0000_i1051" style="width:0;height:1.5pt" o:hralign="center" o:hrstd="t" o:hr="t" fillcolor="#a0a0a0" stroked="f"/>
+          <v:rect id="_x0000_i1035" style="width:0;height:1.5pt" o:hralign="center" o:hrstd="t" o:hr="t" fillcolor="#a0a0a0" stroked="f"/>
         </w:pict>
       </w:r>
     </w:p>
@@ -2037,12 +1509,12 @@
     </w:p>
     <w:p>
       <w:r>
-        <w:t>Effective Date: (Add Date)</w:t>
-      </w:r>
-    </w:p>
-    <w:p>
-      <w:r>
-        <w:t>Harsh Engineering values your privacy and is committed to protecting your personal information.</w:t>
+        <w:t>Effective Date: (Insert Date)</w:t>
+      </w:r>
+    </w:p>
+    <w:p>
+      <w:r>
+        <w:t>Harsh Engineering respects your privacy and is committed to protecting your personal information.</w:t>
       </w:r>
     </w:p>
     <w:p>
@@ -2062,74 +1534,60 @@
     </w:p>
     <w:p>
       <w:r>
-        <w:t>We may collect:</w:t>
-      </w:r>
-    </w:p>
-    <w:p>
-      <w:pPr>
-        <w:numPr>
-          <w:ilvl w:val="0"/>
-          <w:numId w:val="5"/>
-        </w:numPr>
-      </w:pPr>
-      <w:r>
-        <w:t>Name</w:t>
-      </w:r>
-    </w:p>
-    <w:p>
-      <w:pPr>
-        <w:numPr>
-          <w:ilvl w:val="0"/>
-          <w:numId w:val="5"/>
-        </w:numPr>
-      </w:pPr>
-      <w:r>
-        <w:t>Email Address</w:t>
-      </w:r>
-    </w:p>
-    <w:p>
-      <w:pPr>
-        <w:numPr>
-          <w:ilvl w:val="0"/>
-          <w:numId w:val="5"/>
-        </w:numPr>
-      </w:pPr>
-      <w:r>
-        <w:t>Phone Number</w:t>
-      </w:r>
-    </w:p>
-    <w:p>
-      <w:pPr>
-        <w:numPr>
-          <w:ilvl w:val="0"/>
-          <w:numId w:val="5"/>
-        </w:numPr>
-      </w:pPr>
-      <w:r>
-        <w:t>Company Name</w:t>
-      </w:r>
-    </w:p>
-    <w:p>
-      <w:pPr>
-        <w:numPr>
-          <w:ilvl w:val="0"/>
-          <w:numId w:val="5"/>
-        </w:numPr>
-      </w:pPr>
-      <w:r>
-        <w:t>Inquiry Details</w:t>
-      </w:r>
-    </w:p>
-    <w:p>
-      <w:pPr>
-        <w:numPr>
-          <w:ilvl w:val="0"/>
-          <w:numId w:val="5"/>
-        </w:numPr>
-      </w:pPr>
-      <w:r>
-        <w:lastRenderedPageBreak/>
-        <w:t>Any information voluntarily submitted through our contact forms.</w:t>
+        <w:t>We may collect the following information:</w:t>
+      </w:r>
+    </w:p>
+    <w:p>
+      <w:pPr>
+        <w:pStyle w:val="ListParagraph"/>
+        <w:numPr>
+          <w:ilvl w:val="0"/>
+          <w:numId w:val="18"/>
+        </w:numPr>
+      </w:pPr>
+      <w:r>
+        <w:t>Personal information such as your name and email address</w:t>
+      </w:r>
+    </w:p>
+    <w:p>
+      <w:pPr>
+        <w:pStyle w:val="ListParagraph"/>
+        <w:numPr>
+          <w:ilvl w:val="0"/>
+          <w:numId w:val="18"/>
+        </w:numPr>
+      </w:pPr>
+      <w:r>
+        <w:t>Your phone number</w:t>
+      </w:r>
+    </w:p>
+    <w:p>
+      <w:pPr>
+        <w:pStyle w:val="ListParagraph"/>
+        <w:numPr>
+          <w:ilvl w:val="0"/>
+          <w:numId w:val="18"/>
+        </w:numPr>
+      </w:pPr>
+      <w:r>
+        <w:t>Your company name</w:t>
+      </w:r>
+    </w:p>
+    <w:p>
+      <w:pPr>
+        <w:pStyle w:val="ListParagraph"/>
+        <w:numPr>
+          <w:ilvl w:val="0"/>
+          <w:numId w:val="18"/>
+        </w:numPr>
+      </w:pPr>
+      <w:r>
+        <w:t>The inquiry details</w:t>
+      </w:r>
+    </w:p>
+    <w:p>
+      <w:r>
+        <w:t>Any other information you provide voluntarily by filling out your contact form on our website.</w:t>
       </w:r>
     </w:p>
     <w:p>
@@ -2149,62 +1607,67 @@
     </w:p>
     <w:p>
       <w:r>
-        <w:t>Your information may be used to:</w:t>
-      </w:r>
-    </w:p>
-    <w:p>
-      <w:pPr>
-        <w:numPr>
-          <w:ilvl w:val="0"/>
-          <w:numId w:val="6"/>
-        </w:numPr>
-      </w:pPr>
-      <w:r>
-        <w:t>Respond to inquiries</w:t>
-      </w:r>
-    </w:p>
-    <w:p>
-      <w:pPr>
-        <w:numPr>
-          <w:ilvl w:val="0"/>
-          <w:numId w:val="6"/>
-        </w:numPr>
-      </w:pPr>
-      <w:r>
-        <w:t>Provide quotations</w:t>
-      </w:r>
-    </w:p>
-    <w:p>
-      <w:pPr>
-        <w:numPr>
-          <w:ilvl w:val="0"/>
-          <w:numId w:val="6"/>
-        </w:numPr>
-      </w:pPr>
-      <w:r>
-        <w:t>Improve customer service</w:t>
-      </w:r>
-    </w:p>
-    <w:p>
-      <w:pPr>
-        <w:numPr>
-          <w:ilvl w:val="0"/>
-          <w:numId w:val="6"/>
-        </w:numPr>
-      </w:pPr>
-      <w:r>
-        <w:t>Process business requests</w:t>
-      </w:r>
-    </w:p>
-    <w:p>
-      <w:pPr>
-        <w:numPr>
-          <w:ilvl w:val="0"/>
-          <w:numId w:val="6"/>
-        </w:numPr>
-      </w:pPr>
-      <w:r>
-        <w:t>Communicate regarding our products and services</w:t>
+        <w:t>We may use the personal information collected for the following purposes:</w:t>
+      </w:r>
+    </w:p>
+    <w:p>
+      <w:pPr>
+        <w:pStyle w:val="ListParagraph"/>
+        <w:numPr>
+          <w:ilvl w:val="0"/>
+          <w:numId w:val="19"/>
+        </w:numPr>
+      </w:pPr>
+      <w:r>
+        <w:t>To respond to your request</w:t>
+      </w:r>
+    </w:p>
+    <w:p>
+      <w:pPr>
+        <w:pStyle w:val="ListParagraph"/>
+        <w:numPr>
+          <w:ilvl w:val="0"/>
+          <w:numId w:val="19"/>
+        </w:numPr>
+      </w:pPr>
+      <w:r>
+        <w:t>To provide quotation information</w:t>
+      </w:r>
+    </w:p>
+    <w:p>
+      <w:pPr>
+        <w:pStyle w:val="ListParagraph"/>
+        <w:numPr>
+          <w:ilvl w:val="0"/>
+          <w:numId w:val="19"/>
+        </w:numPr>
+      </w:pPr>
+      <w:r>
+        <w:t>To enhance and improve our customer service</w:t>
+      </w:r>
+    </w:p>
+    <w:p>
+      <w:pPr>
+        <w:pStyle w:val="ListParagraph"/>
+        <w:numPr>
+          <w:ilvl w:val="0"/>
+          <w:numId w:val="19"/>
+        </w:numPr>
+      </w:pPr>
+      <w:r>
+        <w:t>To process your requests</w:t>
+      </w:r>
+    </w:p>
+    <w:p>
+      <w:pPr>
+        <w:pStyle w:val="ListParagraph"/>
+        <w:numPr>
+          <w:ilvl w:val="0"/>
+          <w:numId w:val="19"/>
+        </w:numPr>
+      </w:pPr>
+      <w:r>
+        <w:t>To communicate with you about our products and services.</w:t>
       </w:r>
     </w:p>
     <w:p>
@@ -2224,27 +1687,39 @@
     </w:p>
     <w:p>
       <w:r>
-        <w:t>We implement appropriate security measures to protect your personal information against unauthorized access, alteration, disclosure, or destruction.</w:t>
-      </w:r>
-    </w:p>
-    <w:p>
-      <w:pPr>
-        <w:rPr>
-          <w:b/>
-          <w:bCs/>
-        </w:rPr>
-      </w:pPr>
-      <w:r>
-        <w:rPr>
-          <w:b/>
-          <w:bCs/>
-        </w:rPr>
-        <w:t>Third-Party Sharing</w:t>
-      </w:r>
-    </w:p>
-    <w:p>
-      <w:r>
-        <w:t>We do not sell, rent, or trade your personal information. Information may only be shared when required by applicable laws or with trusted service providers supporting our business operations.</w:t>
+        <w:t>We employ legal measures and technical procedures to protect your personal information from unauthorized access, processing, disclosure, or destruction.</w:t>
+      </w:r>
+    </w:p>
+    <w:p>
+      <w:pPr>
+        <w:rPr>
+          <w:b/>
+          <w:bCs/>
+        </w:rPr>
+      </w:pPr>
+      <w:r>
+        <w:rPr>
+          <w:b/>
+          <w:bCs/>
+        </w:rPr>
+        <w:t>Disclosure of Information to Third Parties</w:t>
+      </w:r>
+    </w:p>
+    <w:p>
+      <w:r>
+        <w:t>We do not sell or share your personal information with Third Parties. However, we may disclose the information when there is a legal</w:t>
+      </w:r>
+      <w:r>
+        <w:t xml:space="preserve"> </w:t>
+      </w:r>
+      <w:r>
+        <w:t>requirement</w:t>
+      </w:r>
+      <w:r>
+        <w:t xml:space="preserve"> </w:t>
+      </w:r>
+      <w:r>
+        <w:t>or when the Third Parties provide services to us.</w:t>
       </w:r>
     </w:p>
     <w:p>
@@ -2264,33 +1739,33 @@
     </w:p>
     <w:p>
       <w:r>
-        <w:t>Our website may use cookies to enhance user experience and improve website functionality.</w:t>
-      </w:r>
-    </w:p>
-    <w:p>
-      <w:pPr>
-        <w:rPr>
-          <w:b/>
-          <w:bCs/>
-        </w:rPr>
-      </w:pPr>
-      <w:r>
-        <w:rPr>
-          <w:b/>
-          <w:bCs/>
-        </w:rPr>
-        <w:t>Policy Updates</w:t>
-      </w:r>
-    </w:p>
-    <w:p>
-      <w:r>
-        <w:t>Harsh Engineering reserves the right to modify this Privacy Policy at any time. Updated versions will be posted on this page.</w:t>
+        <w:t>We may use cookies on our website to enhance your browsing experience. By using our site, you consent to the use of cookies by us.</w:t>
+      </w:r>
+    </w:p>
+    <w:p>
+      <w:pPr>
+        <w:rPr>
+          <w:b/>
+          <w:bCs/>
+        </w:rPr>
+      </w:pPr>
+      <w:r>
+        <w:rPr>
+          <w:b/>
+          <w:bCs/>
+        </w:rPr>
+        <w:t>Changes to this Policy</w:t>
+      </w:r>
+    </w:p>
+    <w:p>
+      <w:r>
+        <w:t>Harsh Engineering reserves the right to modify or update this privacy policy at any time.</w:t>
       </w:r>
     </w:p>
     <w:p>
       <w:r>
         <w:pict w14:anchorId="10D3782E">
-          <v:rect id="_x0000_i1052" style="width:0;height:1.5pt" o:hralign="center" o:hrstd="t" o:hr="t" fillcolor="#a0a0a0" stroked="f"/>
+          <v:rect id="_x0000_i1036" style="width:0;height:1.5pt" o:hralign="center" o:hrstd="t" o:hr="t" fillcolor="#a0a0a0" stroked="f"/>
         </w:pict>
       </w:r>
     </w:p>
@@ -2308,6 +1783,7 @@
           <w:sz w:val="40"/>
           <w:szCs w:val="36"/>
         </w:rPr>
+        <w:lastRenderedPageBreak/>
         <w:t>Terms &amp; Conditions</w:t>
       </w:r>
     </w:p>
@@ -2333,47 +1809,47 @@
     </w:p>
     <w:p>
       <w:r>
-        <w:t>By accessing or using our website, you agree to comply with these Terms and Conditions.</w:t>
-      </w:r>
-    </w:p>
-    <w:p>
-      <w:pPr>
-        <w:rPr>
-          <w:b/>
-          <w:bCs/>
-        </w:rPr>
-      </w:pPr>
-      <w:r>
-        <w:rPr>
-          <w:b/>
-          <w:bCs/>
-        </w:rPr>
-        <w:t>Website Usage</w:t>
-      </w:r>
-    </w:p>
-    <w:p>
-      <w:r>
-        <w:t>The content on this website is provided for general information only. Unauthorized use of the website may result in legal action.</w:t>
-      </w:r>
-    </w:p>
-    <w:p>
-      <w:pPr>
-        <w:rPr>
-          <w:b/>
-          <w:bCs/>
-        </w:rPr>
-      </w:pPr>
-      <w:r>
-        <w:rPr>
-          <w:b/>
-          <w:bCs/>
-        </w:rPr>
-        <w:t>Product Information</w:t>
-      </w:r>
-    </w:p>
-    <w:p>
-      <w:r>
-        <w:t>While we strive to ensure all product information is accurate, specifications and availability may change without prior notice.</w:t>
+        <w:t>By accessing or using this website, you agree to comply with the following Terms and Conditions.</w:t>
+      </w:r>
+    </w:p>
+    <w:p>
+      <w:pPr>
+        <w:rPr>
+          <w:b/>
+          <w:bCs/>
+        </w:rPr>
+      </w:pPr>
+      <w:r>
+        <w:rPr>
+          <w:b/>
+          <w:bCs/>
+        </w:rPr>
+        <w:t>General Website Use</w:t>
+      </w:r>
+    </w:p>
+    <w:p>
+      <w:r>
+        <w:t>The information on our website is provided for informational purposes only. You accept that you will not use our website for any illegal or unauthorized activities. Harsh Engineering shall not be responsible for claims, losses, damages, and liabilities resulting from your unauthorized use of this site or the use of the site in violation of the Terms and Conditions.</w:t>
+      </w:r>
+    </w:p>
+    <w:p>
+      <w:pPr>
+        <w:rPr>
+          <w:b/>
+          <w:bCs/>
+        </w:rPr>
+      </w:pPr>
+      <w:r>
+        <w:rPr>
+          <w:b/>
+          <w:bCs/>
+        </w:rPr>
+        <w:t>Information and Specifications</w:t>
+      </w:r>
+    </w:p>
+    <w:p>
+      <w:r>
+        <w:t>You understand and accept that although we provide information to you, we cannot guarantee or be held accountable for the information published on our site. We shall have the ultimate authority to update or edit the information without prior consent or notice.</w:t>
       </w:r>
     </w:p>
     <w:p>
@@ -2393,38 +1869,27 @@
     </w:p>
     <w:p>
       <w:r>
-        <w:t>All website content, including text, graphics, logos, product images, and designs, is the property of Harsh Engineering unless otherwise stated.</w:t>
-      </w:r>
-    </w:p>
-    <w:p>
-      <w:r>
-        <w:lastRenderedPageBreak/>
-        <w:t>Unauthorized copying or reproduction is strictly prohibited.</w:t>
-      </w:r>
-    </w:p>
-    <w:p>
-      <w:pPr>
-        <w:rPr>
-          <w:b/>
-          <w:bCs/>
-        </w:rPr>
-      </w:pPr>
-      <w:r>
-        <w:rPr>
-          <w:b/>
-          <w:bCs/>
-        </w:rPr>
-        <w:t>Quotations and Orders</w:t>
-      </w:r>
-    </w:p>
-    <w:p>
-      <w:r>
-        <w:t>All quotations are subject to confirmation.</w:t>
-      </w:r>
-    </w:p>
-    <w:p>
-      <w:r>
-        <w:t>Orders will be processed based on mutually agreed specifications, pricing, and delivery schedules.</w:t>
+        <w:t>The contents in this website including but not limited to information, graphics, logos, product images, and other design elements are the sole property of Harsh Engineering.</w:t>
+      </w:r>
+    </w:p>
+    <w:p>
+      <w:pPr>
+        <w:rPr>
+          <w:b/>
+          <w:bCs/>
+        </w:rPr>
+      </w:pPr>
+      <w:r>
+        <w:rPr>
+          <w:b/>
+          <w:bCs/>
+        </w:rPr>
+        <w:t>Quotes and Orders</w:t>
+      </w:r>
+    </w:p>
+    <w:p>
+      <w:r>
+        <w:t>You understand that Harsh Engineering quotes are subject to verification and acceptance. All orders are placed subject to the stipulated conditions, terms, and pricing.</w:t>
       </w:r>
     </w:p>
     <w:p>
@@ -2444,7 +1909,7 @@
     </w:p>
     <w:p>
       <w:r>
-        <w:t>Harsh Engineering shall not be held liable for any direct, indirect, or consequential damages arising from the use of this website or our products beyond applicable legal obligations.</w:t>
+        <w:t>Harsh Engineering shall not be held liable to you for any indirect, direct, incidental, or consequential losses or damages that may arise through the use of this site or products we offer in relation to the limitation of liability to the extent allowed by law.</w:t>
       </w:r>
     </w:p>
     <w:p>
@@ -2464,29 +1929,32 @@
     </w:p>
     <w:p>
       <w:r>
-        <w:t>These Terms and Conditions shall be governed by the laws of India. Any disputes shall be subject to the jurisdiction of the appropriate courts in India.</w:t>
-      </w:r>
-    </w:p>
-    <w:p>
-      <w:pPr>
-        <w:rPr>
-          <w:b/>
-          <w:bCs/>
-        </w:rPr>
-      </w:pPr>
-      <w:r>
-        <w:rPr>
-          <w:b/>
-          <w:bCs/>
-        </w:rPr>
-        <w:t>Contact</w:t>
-      </w:r>
-    </w:p>
-    <w:p>
-      <w:r>
-        <w:t>For any questions regarding these Terms and Conditions, please contact Harsh Engineering through the contact details provided on our website.</w:t>
-      </w:r>
-    </w:p>
+        <w:t>This agreement is made subject to the laws of India. The Mutual Agreement shall be governed by the Indian law, and any dispute arising from this agreement shall be submitted to the courts in India.</w:t>
+      </w:r>
+    </w:p>
+    <w:p>
+      <w:pPr>
+        <w:rPr>
+          <w:b/>
+          <w:bCs/>
+        </w:rPr>
+      </w:pPr>
+      <w:r>
+        <w:rPr>
+          <w:b/>
+          <w:bCs/>
+        </w:rPr>
+        <w:t>Contact Information</w:t>
+      </w:r>
+    </w:p>
+    <w:p>
+      <w:r>
+        <w:t>If you have any questions or concerns about these Terms and Conditions, please contact Harsh Engineering using the contact information provided on our website.</w:t>
+      </w:r>
+    </w:p>
+    <w:p/>
+    <w:p/>
+    <w:p/>
     <w:p/>
     <w:p>
       <w:pPr>
@@ -2502,6 +1970,7 @@
           <w:sz w:val="40"/>
           <w:szCs w:val="36"/>
         </w:rPr>
+        <w:lastRenderedPageBreak/>
         <w:t>Meta</w:t>
       </w:r>
     </w:p>
@@ -2822,6 +2291,7 @@
       </w:tr>
     </w:tbl>
     <w:p/>
+    <w:p/>
     <w:sectPr>
       <w:pgSz w:w="11906" w:h="16838"/>
       <w:pgMar w:top="1440" w:right="1440" w:bottom="1440" w:left="1440" w:header="708" w:footer="708" w:gutter="0"/>
@@ -2948,6 +2418,232 @@
     </w:lvl>
   </w:abstractNum>
   <w:abstractNum w:abstractNumId="1" w15:restartNumberingAfterBreak="0">
+    <w:nsid w:val="05EB33B1"/>
+    <w:multiLevelType w:val="hybridMultilevel"/>
+    <w:tmpl w:val="B1F0D656"/>
+    <w:lvl w:ilvl="0" w:tplc="40090001">
+      <w:start w:val="1"/>
+      <w:numFmt w:val="bullet"/>
+      <w:lvlText w:val=""/>
+      <w:lvlJc w:val="left"/>
+      <w:pPr>
+        <w:ind w:left="720" w:hanging="360"/>
+      </w:pPr>
+      <w:rPr>
+        <w:rFonts w:ascii="Symbol" w:hAnsi="Symbol" w:hint="default"/>
+      </w:rPr>
+    </w:lvl>
+    <w:lvl w:ilvl="1" w:tplc="40090003" w:tentative="1">
+      <w:start w:val="1"/>
+      <w:numFmt w:val="bullet"/>
+      <w:lvlText w:val="o"/>
+      <w:lvlJc w:val="left"/>
+      <w:pPr>
+        <w:ind w:left="1440" w:hanging="360"/>
+      </w:pPr>
+      <w:rPr>
+        <w:rFonts w:ascii="Courier New" w:hAnsi="Courier New" w:cs="Courier New" w:hint="default"/>
+      </w:rPr>
+    </w:lvl>
+    <w:lvl w:ilvl="2" w:tplc="40090005" w:tentative="1">
+      <w:start w:val="1"/>
+      <w:numFmt w:val="bullet"/>
+      <w:lvlText w:val=""/>
+      <w:lvlJc w:val="left"/>
+      <w:pPr>
+        <w:ind w:left="2160" w:hanging="360"/>
+      </w:pPr>
+      <w:rPr>
+        <w:rFonts w:ascii="Wingdings" w:hAnsi="Wingdings" w:hint="default"/>
+      </w:rPr>
+    </w:lvl>
+    <w:lvl w:ilvl="3" w:tplc="40090001" w:tentative="1">
+      <w:start w:val="1"/>
+      <w:numFmt w:val="bullet"/>
+      <w:lvlText w:val=""/>
+      <w:lvlJc w:val="left"/>
+      <w:pPr>
+        <w:ind w:left="2880" w:hanging="360"/>
+      </w:pPr>
+      <w:rPr>
+        <w:rFonts w:ascii="Symbol" w:hAnsi="Symbol" w:hint="default"/>
+      </w:rPr>
+    </w:lvl>
+    <w:lvl w:ilvl="4" w:tplc="40090003" w:tentative="1">
+      <w:start w:val="1"/>
+      <w:numFmt w:val="bullet"/>
+      <w:lvlText w:val="o"/>
+      <w:lvlJc w:val="left"/>
+      <w:pPr>
+        <w:ind w:left="3600" w:hanging="360"/>
+      </w:pPr>
+      <w:rPr>
+        <w:rFonts w:ascii="Courier New" w:hAnsi="Courier New" w:cs="Courier New" w:hint="default"/>
+      </w:rPr>
+    </w:lvl>
+    <w:lvl w:ilvl="5" w:tplc="40090005" w:tentative="1">
+      <w:start w:val="1"/>
+      <w:numFmt w:val="bullet"/>
+      <w:lvlText w:val=""/>
+      <w:lvlJc w:val="left"/>
+      <w:pPr>
+        <w:ind w:left="4320" w:hanging="360"/>
+      </w:pPr>
+      <w:rPr>
+        <w:rFonts w:ascii="Wingdings" w:hAnsi="Wingdings" w:hint="default"/>
+      </w:rPr>
+    </w:lvl>
+    <w:lvl w:ilvl="6" w:tplc="40090001" w:tentative="1">
+      <w:start w:val="1"/>
+      <w:numFmt w:val="bullet"/>
+      <w:lvlText w:val=""/>
+      <w:lvlJc w:val="left"/>
+      <w:pPr>
+        <w:ind w:left="5040" w:hanging="360"/>
+      </w:pPr>
+      <w:rPr>
+        <w:rFonts w:ascii="Symbol" w:hAnsi="Symbol" w:hint="default"/>
+      </w:rPr>
+    </w:lvl>
+    <w:lvl w:ilvl="7" w:tplc="40090003" w:tentative="1">
+      <w:start w:val="1"/>
+      <w:numFmt w:val="bullet"/>
+      <w:lvlText w:val="o"/>
+      <w:lvlJc w:val="left"/>
+      <w:pPr>
+        <w:ind w:left="5760" w:hanging="360"/>
+      </w:pPr>
+      <w:rPr>
+        <w:rFonts w:ascii="Courier New" w:hAnsi="Courier New" w:cs="Courier New" w:hint="default"/>
+      </w:rPr>
+    </w:lvl>
+    <w:lvl w:ilvl="8" w:tplc="40090005" w:tentative="1">
+      <w:start w:val="1"/>
+      <w:numFmt w:val="bullet"/>
+      <w:lvlText w:val=""/>
+      <w:lvlJc w:val="left"/>
+      <w:pPr>
+        <w:ind w:left="6480" w:hanging="360"/>
+      </w:pPr>
+      <w:rPr>
+        <w:rFonts w:ascii="Wingdings" w:hAnsi="Wingdings" w:hint="default"/>
+      </w:rPr>
+    </w:lvl>
+  </w:abstractNum>
+  <w:abstractNum w:abstractNumId="2" w15:restartNumberingAfterBreak="0">
+    <w:nsid w:val="0B7C4519"/>
+    <w:multiLevelType w:val="hybridMultilevel"/>
+    <w:tmpl w:val="3ED4D3F6"/>
+    <w:lvl w:ilvl="0" w:tplc="40090001">
+      <w:start w:val="1"/>
+      <w:numFmt w:val="bullet"/>
+      <w:lvlText w:val=""/>
+      <w:lvlJc w:val="left"/>
+      <w:pPr>
+        <w:ind w:left="720" w:hanging="360"/>
+      </w:pPr>
+      <w:rPr>
+        <w:rFonts w:ascii="Symbol" w:hAnsi="Symbol" w:hint="default"/>
+      </w:rPr>
+    </w:lvl>
+    <w:lvl w:ilvl="1" w:tplc="40090003" w:tentative="1">
+      <w:start w:val="1"/>
+      <w:numFmt w:val="bullet"/>
+      <w:lvlText w:val="o"/>
+      <w:lvlJc w:val="left"/>
+      <w:pPr>
+        <w:ind w:left="1440" w:hanging="360"/>
+      </w:pPr>
+      <w:rPr>
+        <w:rFonts w:ascii="Courier New" w:hAnsi="Courier New" w:cs="Courier New" w:hint="default"/>
+      </w:rPr>
+    </w:lvl>
+    <w:lvl w:ilvl="2" w:tplc="40090005" w:tentative="1">
+      <w:start w:val="1"/>
+      <w:numFmt w:val="bullet"/>
+      <w:lvlText w:val=""/>
+      <w:lvlJc w:val="left"/>
+      <w:pPr>
+        <w:ind w:left="2160" w:hanging="360"/>
+      </w:pPr>
+      <w:rPr>
+        <w:rFonts w:ascii="Wingdings" w:hAnsi="Wingdings" w:hint="default"/>
+      </w:rPr>
+    </w:lvl>
+    <w:lvl w:ilvl="3" w:tplc="40090001" w:tentative="1">
+      <w:start w:val="1"/>
+      <w:numFmt w:val="bullet"/>
+      <w:lvlText w:val=""/>
+      <w:lvlJc w:val="left"/>
+      <w:pPr>
+        <w:ind w:left="2880" w:hanging="360"/>
+      </w:pPr>
+      <w:rPr>
+        <w:rFonts w:ascii="Symbol" w:hAnsi="Symbol" w:hint="default"/>
+      </w:rPr>
+    </w:lvl>
+    <w:lvl w:ilvl="4" w:tplc="40090003" w:tentative="1">
+      <w:start w:val="1"/>
+      <w:numFmt w:val="bullet"/>
+      <w:lvlText w:val="o"/>
+      <w:lvlJc w:val="left"/>
+      <w:pPr>
+        <w:ind w:left="3600" w:hanging="360"/>
+      </w:pPr>
+      <w:rPr>
+        <w:rFonts w:ascii="Courier New" w:hAnsi="Courier New" w:cs="Courier New" w:hint="default"/>
+      </w:rPr>
+    </w:lvl>
+    <w:lvl w:ilvl="5" w:tplc="40090005" w:tentative="1">
+      <w:start w:val="1"/>
+      <w:numFmt w:val="bullet"/>
+      <w:lvlText w:val=""/>
+      <w:lvlJc w:val="left"/>
+      <w:pPr>
+        <w:ind w:left="4320" w:hanging="360"/>
+      </w:pPr>
+      <w:rPr>
+        <w:rFonts w:ascii="Wingdings" w:hAnsi="Wingdings" w:hint="default"/>
+      </w:rPr>
+    </w:lvl>
+    <w:lvl w:ilvl="6" w:tplc="40090001" w:tentative="1">
+      <w:start w:val="1"/>
+      <w:numFmt w:val="bullet"/>
+      <w:lvlText w:val=""/>
+      <w:lvlJc w:val="left"/>
+      <w:pPr>
+        <w:ind w:left="5040" w:hanging="360"/>
+      </w:pPr>
+      <w:rPr>
+        <w:rFonts w:ascii="Symbol" w:hAnsi="Symbol" w:hint="default"/>
+      </w:rPr>
+    </w:lvl>
+    <w:lvl w:ilvl="7" w:tplc="40090003" w:tentative="1">
+      <w:start w:val="1"/>
+      <w:numFmt w:val="bullet"/>
+      <w:lvlText w:val="o"/>
+      <w:lvlJc w:val="left"/>
+      <w:pPr>
+        <w:ind w:left="5760" w:hanging="360"/>
+      </w:pPr>
+      <w:rPr>
+        <w:rFonts w:ascii="Courier New" w:hAnsi="Courier New" w:cs="Courier New" w:hint="default"/>
+      </w:rPr>
+    </w:lvl>
+    <w:lvl w:ilvl="8" w:tplc="40090005" w:tentative="1">
+      <w:start w:val="1"/>
+      <w:numFmt w:val="bullet"/>
+      <w:lvlText w:val=""/>
+      <w:lvlJc w:val="left"/>
+      <w:pPr>
+        <w:ind w:left="6480" w:hanging="360"/>
+      </w:pPr>
+      <w:rPr>
+        <w:rFonts w:ascii="Wingdings" w:hAnsi="Wingdings" w:hint="default"/>
+      </w:rPr>
+    </w:lvl>
+  </w:abstractNum>
+  <w:abstractNum w:abstractNumId="3" w15:restartNumberingAfterBreak="0">
     <w:nsid w:val="17A5496B"/>
     <w:multiLevelType w:val="multilevel"/>
     <w:tmpl w:val="A9046FE0"/>
@@ -3096,7 +2792,7 @@
       </w:rPr>
     </w:lvl>
   </w:abstractNum>
-  <w:abstractNum w:abstractNumId="2" w15:restartNumberingAfterBreak="0">
+  <w:abstractNum w:abstractNumId="4" w15:restartNumberingAfterBreak="0">
     <w:nsid w:val="258B7F00"/>
     <w:multiLevelType w:val="multilevel"/>
     <w:tmpl w:val="F10868EC"/>
@@ -3245,7 +2941,120 @@
       </w:rPr>
     </w:lvl>
   </w:abstractNum>
-  <w:abstractNum w:abstractNumId="3" w15:restartNumberingAfterBreak="0">
+  <w:abstractNum w:abstractNumId="5" w15:restartNumberingAfterBreak="0">
+    <w:nsid w:val="2EC92105"/>
+    <w:multiLevelType w:val="hybridMultilevel"/>
+    <w:tmpl w:val="0C0C6EDE"/>
+    <w:lvl w:ilvl="0" w:tplc="40090001">
+      <w:start w:val="1"/>
+      <w:numFmt w:val="bullet"/>
+      <w:lvlText w:val=""/>
+      <w:lvlJc w:val="left"/>
+      <w:pPr>
+        <w:ind w:left="720" w:hanging="360"/>
+      </w:pPr>
+      <w:rPr>
+        <w:rFonts w:ascii="Symbol" w:hAnsi="Symbol" w:hint="default"/>
+      </w:rPr>
+    </w:lvl>
+    <w:lvl w:ilvl="1" w:tplc="40090003" w:tentative="1">
+      <w:start w:val="1"/>
+      <w:numFmt w:val="bullet"/>
+      <w:lvlText w:val="o"/>
+      <w:lvlJc w:val="left"/>
+      <w:pPr>
+        <w:ind w:left="1440" w:hanging="360"/>
+      </w:pPr>
+      <w:rPr>
+        <w:rFonts w:ascii="Courier New" w:hAnsi="Courier New" w:cs="Courier New" w:hint="default"/>
+      </w:rPr>
+    </w:lvl>
+    <w:lvl w:ilvl="2" w:tplc="40090005" w:tentative="1">
+      <w:start w:val="1"/>
+      <w:numFmt w:val="bullet"/>
+      <w:lvlText w:val=""/>
+      <w:lvlJc w:val="left"/>
+      <w:pPr>
+        <w:ind w:left="2160" w:hanging="360"/>
+      </w:pPr>
+      <w:rPr>
+        <w:rFonts w:ascii="Wingdings" w:hAnsi="Wingdings" w:hint="default"/>
+      </w:rPr>
+    </w:lvl>
+    <w:lvl w:ilvl="3" w:tplc="40090001" w:tentative="1">
+      <w:start w:val="1"/>
+      <w:numFmt w:val="bullet"/>
+      <w:lvlText w:val=""/>
+      <w:lvlJc w:val="left"/>
+      <w:pPr>
+        <w:ind w:left="2880" w:hanging="360"/>
+      </w:pPr>
+      <w:rPr>
+        <w:rFonts w:ascii="Symbol" w:hAnsi="Symbol" w:hint="default"/>
+      </w:rPr>
+    </w:lvl>
+    <w:lvl w:ilvl="4" w:tplc="40090003" w:tentative="1">
+      <w:start w:val="1"/>
+      <w:numFmt w:val="bullet"/>
+      <w:lvlText w:val="o"/>
+      <w:lvlJc w:val="left"/>
+      <w:pPr>
+        <w:ind w:left="3600" w:hanging="360"/>
+      </w:pPr>
+      <w:rPr>
+        <w:rFonts w:ascii="Courier New" w:hAnsi="Courier New" w:cs="Courier New" w:hint="default"/>
+      </w:rPr>
+    </w:lvl>
+    <w:lvl w:ilvl="5" w:tplc="40090005" w:tentative="1">
+      <w:start w:val="1"/>
+      <w:numFmt w:val="bullet"/>
+      <w:lvlText w:val=""/>
+      <w:lvlJc w:val="left"/>
+      <w:pPr>
+        <w:ind w:left="4320" w:hanging="360"/>
+      </w:pPr>
+      <w:rPr>
+        <w:rFonts w:ascii="Wingdings" w:hAnsi="Wingdings" w:hint="default"/>
+      </w:rPr>
+    </w:lvl>
+    <w:lvl w:ilvl="6" w:tplc="40090001" w:tentative="1">
+      <w:start w:val="1"/>
+      <w:numFmt w:val="bullet"/>
+      <w:lvlText w:val=""/>
+      <w:lvlJc w:val="left"/>
+      <w:pPr>
+        <w:ind w:left="5040" w:hanging="360"/>
+      </w:pPr>
+      <w:rPr>
+        <w:rFonts w:ascii="Symbol" w:hAnsi="Symbol" w:hint="default"/>
+      </w:rPr>
+    </w:lvl>
+    <w:lvl w:ilvl="7" w:tplc="40090003" w:tentative="1">
+      <w:start w:val="1"/>
+      <w:numFmt w:val="bullet"/>
+      <w:lvlText w:val="o"/>
+      <w:lvlJc w:val="left"/>
+      <w:pPr>
+        <w:ind w:left="5760" w:hanging="360"/>
+      </w:pPr>
+      <w:rPr>
+        <w:rFonts w:ascii="Courier New" w:hAnsi="Courier New" w:cs="Courier New" w:hint="default"/>
+      </w:rPr>
+    </w:lvl>
+    <w:lvl w:ilvl="8" w:tplc="40090005" w:tentative="1">
+      <w:start w:val="1"/>
+      <w:numFmt w:val="bullet"/>
+      <w:lvlText w:val=""/>
+      <w:lvlJc w:val="left"/>
+      <w:pPr>
+        <w:ind w:left="6480" w:hanging="360"/>
+      </w:pPr>
+      <w:rPr>
+        <w:rFonts w:ascii="Wingdings" w:hAnsi="Wingdings" w:hint="default"/>
+      </w:rPr>
+    </w:lvl>
+  </w:abstractNum>
+  <w:abstractNum w:abstractNumId="6" w15:restartNumberingAfterBreak="0">
     <w:nsid w:val="30740D76"/>
     <w:multiLevelType w:val="multilevel"/>
     <w:tmpl w:val="2626FDE8"/>
@@ -3394,7 +3203,7 @@
       </w:rPr>
     </w:lvl>
   </w:abstractNum>
-  <w:abstractNum w:abstractNumId="4" w15:restartNumberingAfterBreak="0">
+  <w:abstractNum w:abstractNumId="7" w15:restartNumberingAfterBreak="0">
     <w:nsid w:val="38AE30FB"/>
     <w:multiLevelType w:val="multilevel"/>
     <w:tmpl w:val="7228C49E"/>
@@ -3543,7 +3352,7 @@
       </w:rPr>
     </w:lvl>
   </w:abstractNum>
-  <w:abstractNum w:abstractNumId="5" w15:restartNumberingAfterBreak="0">
+  <w:abstractNum w:abstractNumId="8" w15:restartNumberingAfterBreak="0">
     <w:nsid w:val="3BF45005"/>
     <w:multiLevelType w:val="multilevel"/>
     <w:tmpl w:val="2384D792"/>
@@ -3692,7 +3501,233 @@
       </w:rPr>
     </w:lvl>
   </w:abstractNum>
-  <w:abstractNum w:abstractNumId="6" w15:restartNumberingAfterBreak="0">
+  <w:abstractNum w:abstractNumId="9" w15:restartNumberingAfterBreak="0">
+    <w:nsid w:val="3DA51956"/>
+    <w:multiLevelType w:val="hybridMultilevel"/>
+    <w:tmpl w:val="563CA388"/>
+    <w:lvl w:ilvl="0" w:tplc="40090001">
+      <w:start w:val="1"/>
+      <w:numFmt w:val="bullet"/>
+      <w:lvlText w:val=""/>
+      <w:lvlJc w:val="left"/>
+      <w:pPr>
+        <w:ind w:left="720" w:hanging="360"/>
+      </w:pPr>
+      <w:rPr>
+        <w:rFonts w:ascii="Symbol" w:hAnsi="Symbol" w:hint="default"/>
+      </w:rPr>
+    </w:lvl>
+    <w:lvl w:ilvl="1" w:tplc="40090003" w:tentative="1">
+      <w:start w:val="1"/>
+      <w:numFmt w:val="bullet"/>
+      <w:lvlText w:val="o"/>
+      <w:lvlJc w:val="left"/>
+      <w:pPr>
+        <w:ind w:left="1440" w:hanging="360"/>
+      </w:pPr>
+      <w:rPr>
+        <w:rFonts w:ascii="Courier New" w:hAnsi="Courier New" w:cs="Courier New" w:hint="default"/>
+      </w:rPr>
+    </w:lvl>
+    <w:lvl w:ilvl="2" w:tplc="40090005" w:tentative="1">
+      <w:start w:val="1"/>
+      <w:numFmt w:val="bullet"/>
+      <w:lvlText w:val=""/>
+      <w:lvlJc w:val="left"/>
+      <w:pPr>
+        <w:ind w:left="2160" w:hanging="360"/>
+      </w:pPr>
+      <w:rPr>
+        <w:rFonts w:ascii="Wingdings" w:hAnsi="Wingdings" w:hint="default"/>
+      </w:rPr>
+    </w:lvl>
+    <w:lvl w:ilvl="3" w:tplc="40090001" w:tentative="1">
+      <w:start w:val="1"/>
+      <w:numFmt w:val="bullet"/>
+      <w:lvlText w:val=""/>
+      <w:lvlJc w:val="left"/>
+      <w:pPr>
+        <w:ind w:left="2880" w:hanging="360"/>
+      </w:pPr>
+      <w:rPr>
+        <w:rFonts w:ascii="Symbol" w:hAnsi="Symbol" w:hint="default"/>
+      </w:rPr>
+    </w:lvl>
+    <w:lvl w:ilvl="4" w:tplc="40090003" w:tentative="1">
+      <w:start w:val="1"/>
+      <w:numFmt w:val="bullet"/>
+      <w:lvlText w:val="o"/>
+      <w:lvlJc w:val="left"/>
+      <w:pPr>
+        <w:ind w:left="3600" w:hanging="360"/>
+      </w:pPr>
+      <w:rPr>
+        <w:rFonts w:ascii="Courier New" w:hAnsi="Courier New" w:cs="Courier New" w:hint="default"/>
+      </w:rPr>
+    </w:lvl>
+    <w:lvl w:ilvl="5" w:tplc="40090005" w:tentative="1">
+      <w:start w:val="1"/>
+      <w:numFmt w:val="bullet"/>
+      <w:lvlText w:val=""/>
+      <w:lvlJc w:val="left"/>
+      <w:pPr>
+        <w:ind w:left="4320" w:hanging="360"/>
+      </w:pPr>
+      <w:rPr>
+        <w:rFonts w:ascii="Wingdings" w:hAnsi="Wingdings" w:hint="default"/>
+      </w:rPr>
+    </w:lvl>
+    <w:lvl w:ilvl="6" w:tplc="40090001" w:tentative="1">
+      <w:start w:val="1"/>
+      <w:numFmt w:val="bullet"/>
+      <w:lvlText w:val=""/>
+      <w:lvlJc w:val="left"/>
+      <w:pPr>
+        <w:ind w:left="5040" w:hanging="360"/>
+      </w:pPr>
+      <w:rPr>
+        <w:rFonts w:ascii="Symbol" w:hAnsi="Symbol" w:hint="default"/>
+      </w:rPr>
+    </w:lvl>
+    <w:lvl w:ilvl="7" w:tplc="40090003" w:tentative="1">
+      <w:start w:val="1"/>
+      <w:numFmt w:val="bullet"/>
+      <w:lvlText w:val="o"/>
+      <w:lvlJc w:val="left"/>
+      <w:pPr>
+        <w:ind w:left="5760" w:hanging="360"/>
+      </w:pPr>
+      <w:rPr>
+        <w:rFonts w:ascii="Courier New" w:hAnsi="Courier New" w:cs="Courier New" w:hint="default"/>
+      </w:rPr>
+    </w:lvl>
+    <w:lvl w:ilvl="8" w:tplc="40090005" w:tentative="1">
+      <w:start w:val="1"/>
+      <w:numFmt w:val="bullet"/>
+      <w:lvlText w:val=""/>
+      <w:lvlJc w:val="left"/>
+      <w:pPr>
+        <w:ind w:left="6480" w:hanging="360"/>
+      </w:pPr>
+      <w:rPr>
+        <w:rFonts w:ascii="Wingdings" w:hAnsi="Wingdings" w:hint="default"/>
+      </w:rPr>
+    </w:lvl>
+  </w:abstractNum>
+  <w:abstractNum w:abstractNumId="10" w15:restartNumberingAfterBreak="0">
+    <w:nsid w:val="44B17236"/>
+    <w:multiLevelType w:val="hybridMultilevel"/>
+    <w:tmpl w:val="A2BA3002"/>
+    <w:lvl w:ilvl="0" w:tplc="40090001">
+      <w:start w:val="1"/>
+      <w:numFmt w:val="bullet"/>
+      <w:lvlText w:val=""/>
+      <w:lvlJc w:val="left"/>
+      <w:pPr>
+        <w:ind w:left="720" w:hanging="360"/>
+      </w:pPr>
+      <w:rPr>
+        <w:rFonts w:ascii="Symbol" w:hAnsi="Symbol" w:hint="default"/>
+      </w:rPr>
+    </w:lvl>
+    <w:lvl w:ilvl="1" w:tplc="40090003" w:tentative="1">
+      <w:start w:val="1"/>
+      <w:numFmt w:val="bullet"/>
+      <w:lvlText w:val="o"/>
+      <w:lvlJc w:val="left"/>
+      <w:pPr>
+        <w:ind w:left="1440" w:hanging="360"/>
+      </w:pPr>
+      <w:rPr>
+        <w:rFonts w:ascii="Courier New" w:hAnsi="Courier New" w:cs="Courier New" w:hint="default"/>
+      </w:rPr>
+    </w:lvl>
+    <w:lvl w:ilvl="2" w:tplc="40090005" w:tentative="1">
+      <w:start w:val="1"/>
+      <w:numFmt w:val="bullet"/>
+      <w:lvlText w:val=""/>
+      <w:lvlJc w:val="left"/>
+      <w:pPr>
+        <w:ind w:left="2160" w:hanging="360"/>
+      </w:pPr>
+      <w:rPr>
+        <w:rFonts w:ascii="Wingdings" w:hAnsi="Wingdings" w:hint="default"/>
+      </w:rPr>
+    </w:lvl>
+    <w:lvl w:ilvl="3" w:tplc="40090001" w:tentative="1">
+      <w:start w:val="1"/>
+      <w:numFmt w:val="bullet"/>
+      <w:lvlText w:val=""/>
+      <w:lvlJc w:val="left"/>
+      <w:pPr>
+        <w:ind w:left="2880" w:hanging="360"/>
+      </w:pPr>
+      <w:rPr>
+        <w:rFonts w:ascii="Symbol" w:hAnsi="Symbol" w:hint="default"/>
+      </w:rPr>
+    </w:lvl>
+    <w:lvl w:ilvl="4" w:tplc="40090003" w:tentative="1">
+      <w:start w:val="1"/>
+      <w:numFmt w:val="bullet"/>
+      <w:lvlText w:val="o"/>
+      <w:lvlJc w:val="left"/>
+      <w:pPr>
+        <w:ind w:left="3600" w:hanging="360"/>
+      </w:pPr>
+      <w:rPr>
+        <w:rFonts w:ascii="Courier New" w:hAnsi="Courier New" w:cs="Courier New" w:hint="default"/>
+      </w:rPr>
+    </w:lvl>
+    <w:lvl w:ilvl="5" w:tplc="40090005" w:tentative="1">
+      <w:start w:val="1"/>
+      <w:numFmt w:val="bullet"/>
+      <w:lvlText w:val=""/>
+      <w:lvlJc w:val="left"/>
+      <w:pPr>
+        <w:ind w:left="4320" w:hanging="360"/>
+      </w:pPr>
+      <w:rPr>
+        <w:rFonts w:ascii="Wingdings" w:hAnsi="Wingdings" w:hint="default"/>
+      </w:rPr>
+    </w:lvl>
+    <w:lvl w:ilvl="6" w:tplc="40090001" w:tentative="1">
+      <w:start w:val="1"/>
+      <w:numFmt w:val="bullet"/>
+      <w:lvlText w:val=""/>
+      <w:lvlJc w:val="left"/>
+      <w:pPr>
+        <w:ind w:left="5040" w:hanging="360"/>
+      </w:pPr>
+      <w:rPr>
+        <w:rFonts w:ascii="Symbol" w:hAnsi="Symbol" w:hint="default"/>
+      </w:rPr>
+    </w:lvl>
+    <w:lvl w:ilvl="7" w:tplc="40090003" w:tentative="1">
+      <w:start w:val="1"/>
+      <w:numFmt w:val="bullet"/>
+      <w:lvlText w:val="o"/>
+      <w:lvlJc w:val="left"/>
+      <w:pPr>
+        <w:ind w:left="5760" w:hanging="360"/>
+      </w:pPr>
+      <w:rPr>
+        <w:rFonts w:ascii="Courier New" w:hAnsi="Courier New" w:cs="Courier New" w:hint="default"/>
+      </w:rPr>
+    </w:lvl>
+    <w:lvl w:ilvl="8" w:tplc="40090005" w:tentative="1">
+      <w:start w:val="1"/>
+      <w:numFmt w:val="bullet"/>
+      <w:lvlText w:val=""/>
+      <w:lvlJc w:val="left"/>
+      <w:pPr>
+        <w:ind w:left="6480" w:hanging="360"/>
+      </w:pPr>
+      <w:rPr>
+        <w:rFonts w:ascii="Wingdings" w:hAnsi="Wingdings" w:hint="default"/>
+      </w:rPr>
+    </w:lvl>
+  </w:abstractNum>
+  <w:abstractNum w:abstractNumId="11" w15:restartNumberingAfterBreak="0">
     <w:nsid w:val="452556A6"/>
     <w:multiLevelType w:val="multilevel"/>
     <w:tmpl w:val="DD1052C0"/>
@@ -3841,7 +3876,7 @@
       </w:rPr>
     </w:lvl>
   </w:abstractNum>
-  <w:abstractNum w:abstractNumId="7" w15:restartNumberingAfterBreak="0">
+  <w:abstractNum w:abstractNumId="12" w15:restartNumberingAfterBreak="0">
     <w:nsid w:val="480B057F"/>
     <w:multiLevelType w:val="multilevel"/>
     <w:tmpl w:val="F554426A"/>
@@ -3990,7 +4025,120 @@
       </w:rPr>
     </w:lvl>
   </w:abstractNum>
-  <w:abstractNum w:abstractNumId="8" w15:restartNumberingAfterBreak="0">
+  <w:abstractNum w:abstractNumId="13" w15:restartNumberingAfterBreak="0">
+    <w:nsid w:val="498944AA"/>
+    <w:multiLevelType w:val="hybridMultilevel"/>
+    <w:tmpl w:val="BC9064D6"/>
+    <w:lvl w:ilvl="0" w:tplc="40090001">
+      <w:start w:val="1"/>
+      <w:numFmt w:val="bullet"/>
+      <w:lvlText w:val=""/>
+      <w:lvlJc w:val="left"/>
+      <w:pPr>
+        <w:ind w:left="720" w:hanging="360"/>
+      </w:pPr>
+      <w:rPr>
+        <w:rFonts w:ascii="Symbol" w:hAnsi="Symbol" w:hint="default"/>
+      </w:rPr>
+    </w:lvl>
+    <w:lvl w:ilvl="1" w:tplc="40090003" w:tentative="1">
+      <w:start w:val="1"/>
+      <w:numFmt w:val="bullet"/>
+      <w:lvlText w:val="o"/>
+      <w:lvlJc w:val="left"/>
+      <w:pPr>
+        <w:ind w:left="1440" w:hanging="360"/>
+      </w:pPr>
+      <w:rPr>
+        <w:rFonts w:ascii="Courier New" w:hAnsi="Courier New" w:cs="Courier New" w:hint="default"/>
+      </w:rPr>
+    </w:lvl>
+    <w:lvl w:ilvl="2" w:tplc="40090005" w:tentative="1">
+      <w:start w:val="1"/>
+      <w:numFmt w:val="bullet"/>
+      <w:lvlText w:val=""/>
+      <w:lvlJc w:val="left"/>
+      <w:pPr>
+        <w:ind w:left="2160" w:hanging="360"/>
+      </w:pPr>
+      <w:rPr>
+        <w:rFonts w:ascii="Wingdings" w:hAnsi="Wingdings" w:hint="default"/>
+      </w:rPr>
+    </w:lvl>
+    <w:lvl w:ilvl="3" w:tplc="40090001" w:tentative="1">
+      <w:start w:val="1"/>
+      <w:numFmt w:val="bullet"/>
+      <w:lvlText w:val=""/>
+      <w:lvlJc w:val="left"/>
+      <w:pPr>
+        <w:ind w:left="2880" w:hanging="360"/>
+      </w:pPr>
+      <w:rPr>
+        <w:rFonts w:ascii="Symbol" w:hAnsi="Symbol" w:hint="default"/>
+      </w:rPr>
+    </w:lvl>
+    <w:lvl w:ilvl="4" w:tplc="40090003" w:tentative="1">
+      <w:start w:val="1"/>
+      <w:numFmt w:val="bullet"/>
+      <w:lvlText w:val="o"/>
+      <w:lvlJc w:val="left"/>
+      <w:pPr>
+        <w:ind w:left="3600" w:hanging="360"/>
+      </w:pPr>
+      <w:rPr>
+        <w:rFonts w:ascii="Courier New" w:hAnsi="Courier New" w:cs="Courier New" w:hint="default"/>
+      </w:rPr>
+    </w:lvl>
+    <w:lvl w:ilvl="5" w:tplc="40090005" w:tentative="1">
+      <w:start w:val="1"/>
+      <w:numFmt w:val="bullet"/>
+      <w:lvlText w:val=""/>
+      <w:lvlJc w:val="left"/>
+      <w:pPr>
+        <w:ind w:left="4320" w:hanging="360"/>
+      </w:pPr>
+      <w:rPr>
+        <w:rFonts w:ascii="Wingdings" w:hAnsi="Wingdings" w:hint="default"/>
+      </w:rPr>
+    </w:lvl>
+    <w:lvl w:ilvl="6" w:tplc="40090001" w:tentative="1">
+      <w:start w:val="1"/>
+      <w:numFmt w:val="bullet"/>
+      <w:lvlText w:val=""/>
+      <w:lvlJc w:val="left"/>
+      <w:pPr>
+        <w:ind w:left="5040" w:hanging="360"/>
+      </w:pPr>
+      <w:rPr>
+        <w:rFonts w:ascii="Symbol" w:hAnsi="Symbol" w:hint="default"/>
+      </w:rPr>
+    </w:lvl>
+    <w:lvl w:ilvl="7" w:tplc="40090003" w:tentative="1">
+      <w:start w:val="1"/>
+      <w:numFmt w:val="bullet"/>
+      <w:lvlText w:val="o"/>
+      <w:lvlJc w:val="left"/>
+      <w:pPr>
+        <w:ind w:left="5760" w:hanging="360"/>
+      </w:pPr>
+      <w:rPr>
+        <w:rFonts w:ascii="Courier New" w:hAnsi="Courier New" w:cs="Courier New" w:hint="default"/>
+      </w:rPr>
+    </w:lvl>
+    <w:lvl w:ilvl="8" w:tplc="40090005" w:tentative="1">
+      <w:start w:val="1"/>
+      <w:numFmt w:val="bullet"/>
+      <w:lvlText w:val=""/>
+      <w:lvlJc w:val="left"/>
+      <w:pPr>
+        <w:ind w:left="6480" w:hanging="360"/>
+      </w:pPr>
+      <w:rPr>
+        <w:rFonts w:ascii="Wingdings" w:hAnsi="Wingdings" w:hint="default"/>
+      </w:rPr>
+    </w:lvl>
+  </w:abstractNum>
+  <w:abstractNum w:abstractNumId="14" w15:restartNumberingAfterBreak="0">
     <w:nsid w:val="5FC60497"/>
     <w:multiLevelType w:val="multilevel"/>
     <w:tmpl w:val="A60CC936"/>
@@ -4139,7 +4287,346 @@
       </w:rPr>
     </w:lvl>
   </w:abstractNum>
-  <w:abstractNum w:abstractNumId="9" w15:restartNumberingAfterBreak="0">
+  <w:abstractNum w:abstractNumId="15" w15:restartNumberingAfterBreak="0">
+    <w:nsid w:val="65430802"/>
+    <w:multiLevelType w:val="hybridMultilevel"/>
+    <w:tmpl w:val="B2EECA92"/>
+    <w:lvl w:ilvl="0" w:tplc="40090001">
+      <w:start w:val="1"/>
+      <w:numFmt w:val="bullet"/>
+      <w:lvlText w:val=""/>
+      <w:lvlJc w:val="left"/>
+      <w:pPr>
+        <w:ind w:left="720" w:hanging="360"/>
+      </w:pPr>
+      <w:rPr>
+        <w:rFonts w:ascii="Symbol" w:hAnsi="Symbol" w:hint="default"/>
+      </w:rPr>
+    </w:lvl>
+    <w:lvl w:ilvl="1" w:tplc="40090003" w:tentative="1">
+      <w:start w:val="1"/>
+      <w:numFmt w:val="bullet"/>
+      <w:lvlText w:val="o"/>
+      <w:lvlJc w:val="left"/>
+      <w:pPr>
+        <w:ind w:left="1440" w:hanging="360"/>
+      </w:pPr>
+      <w:rPr>
+        <w:rFonts w:ascii="Courier New" w:hAnsi="Courier New" w:cs="Courier New" w:hint="default"/>
+      </w:rPr>
+    </w:lvl>
+    <w:lvl w:ilvl="2" w:tplc="40090005" w:tentative="1">
+      <w:start w:val="1"/>
+      <w:numFmt w:val="bullet"/>
+      <w:lvlText w:val=""/>
+      <w:lvlJc w:val="left"/>
+      <w:pPr>
+        <w:ind w:left="2160" w:hanging="360"/>
+      </w:pPr>
+      <w:rPr>
+        <w:rFonts w:ascii="Wingdings" w:hAnsi="Wingdings" w:hint="default"/>
+      </w:rPr>
+    </w:lvl>
+    <w:lvl w:ilvl="3" w:tplc="40090001" w:tentative="1">
+      <w:start w:val="1"/>
+      <w:numFmt w:val="bullet"/>
+      <w:lvlText w:val=""/>
+      <w:lvlJc w:val="left"/>
+      <w:pPr>
+        <w:ind w:left="2880" w:hanging="360"/>
+      </w:pPr>
+      <w:rPr>
+        <w:rFonts w:ascii="Symbol" w:hAnsi="Symbol" w:hint="default"/>
+      </w:rPr>
+    </w:lvl>
+    <w:lvl w:ilvl="4" w:tplc="40090003" w:tentative="1">
+      <w:start w:val="1"/>
+      <w:numFmt w:val="bullet"/>
+      <w:lvlText w:val="o"/>
+      <w:lvlJc w:val="left"/>
+      <w:pPr>
+        <w:ind w:left="3600" w:hanging="360"/>
+      </w:pPr>
+      <w:rPr>
+        <w:rFonts w:ascii="Courier New" w:hAnsi="Courier New" w:cs="Courier New" w:hint="default"/>
+      </w:rPr>
+    </w:lvl>
+    <w:lvl w:ilvl="5" w:tplc="40090005" w:tentative="1">
+      <w:start w:val="1"/>
+      <w:numFmt w:val="bullet"/>
+      <w:lvlText w:val=""/>
+      <w:lvlJc w:val="left"/>
+      <w:pPr>
+        <w:ind w:left="4320" w:hanging="360"/>
+      </w:pPr>
+      <w:rPr>
+        <w:rFonts w:ascii="Wingdings" w:hAnsi="Wingdings" w:hint="default"/>
+      </w:rPr>
+    </w:lvl>
+    <w:lvl w:ilvl="6" w:tplc="40090001" w:tentative="1">
+      <w:start w:val="1"/>
+      <w:numFmt w:val="bullet"/>
+      <w:lvlText w:val=""/>
+      <w:lvlJc w:val="left"/>
+      <w:pPr>
+        <w:ind w:left="5040" w:hanging="360"/>
+      </w:pPr>
+      <w:rPr>
+        <w:rFonts w:ascii="Symbol" w:hAnsi="Symbol" w:hint="default"/>
+      </w:rPr>
+    </w:lvl>
+    <w:lvl w:ilvl="7" w:tplc="40090003" w:tentative="1">
+      <w:start w:val="1"/>
+      <w:numFmt w:val="bullet"/>
+      <w:lvlText w:val="o"/>
+      <w:lvlJc w:val="left"/>
+      <w:pPr>
+        <w:ind w:left="5760" w:hanging="360"/>
+      </w:pPr>
+      <w:rPr>
+        <w:rFonts w:ascii="Courier New" w:hAnsi="Courier New" w:cs="Courier New" w:hint="default"/>
+      </w:rPr>
+    </w:lvl>
+    <w:lvl w:ilvl="8" w:tplc="40090005" w:tentative="1">
+      <w:start w:val="1"/>
+      <w:numFmt w:val="bullet"/>
+      <w:lvlText w:val=""/>
+      <w:lvlJc w:val="left"/>
+      <w:pPr>
+        <w:ind w:left="6480" w:hanging="360"/>
+      </w:pPr>
+      <w:rPr>
+        <w:rFonts w:ascii="Wingdings" w:hAnsi="Wingdings" w:hint="default"/>
+      </w:rPr>
+    </w:lvl>
+  </w:abstractNum>
+  <w:abstractNum w:abstractNumId="16" w15:restartNumberingAfterBreak="0">
+    <w:nsid w:val="6EFC0141"/>
+    <w:multiLevelType w:val="hybridMultilevel"/>
+    <w:tmpl w:val="7B084C48"/>
+    <w:lvl w:ilvl="0" w:tplc="40090001">
+      <w:start w:val="1"/>
+      <w:numFmt w:val="bullet"/>
+      <w:lvlText w:val=""/>
+      <w:lvlJc w:val="left"/>
+      <w:pPr>
+        <w:ind w:left="720" w:hanging="360"/>
+      </w:pPr>
+      <w:rPr>
+        <w:rFonts w:ascii="Symbol" w:hAnsi="Symbol" w:hint="default"/>
+      </w:rPr>
+    </w:lvl>
+    <w:lvl w:ilvl="1" w:tplc="40090003" w:tentative="1">
+      <w:start w:val="1"/>
+      <w:numFmt w:val="bullet"/>
+      <w:lvlText w:val="o"/>
+      <w:lvlJc w:val="left"/>
+      <w:pPr>
+        <w:ind w:left="1440" w:hanging="360"/>
+      </w:pPr>
+      <w:rPr>
+        <w:rFonts w:ascii="Courier New" w:hAnsi="Courier New" w:cs="Courier New" w:hint="default"/>
+      </w:rPr>
+    </w:lvl>
+    <w:lvl w:ilvl="2" w:tplc="40090005" w:tentative="1">
+      <w:start w:val="1"/>
+      <w:numFmt w:val="bullet"/>
+      <w:lvlText w:val=""/>
+      <w:lvlJc w:val="left"/>
+      <w:pPr>
+        <w:ind w:left="2160" w:hanging="360"/>
+      </w:pPr>
+      <w:rPr>
+        <w:rFonts w:ascii="Wingdings" w:hAnsi="Wingdings" w:hint="default"/>
+      </w:rPr>
+    </w:lvl>
+    <w:lvl w:ilvl="3" w:tplc="40090001" w:tentative="1">
+      <w:start w:val="1"/>
+      <w:numFmt w:val="bullet"/>
+      <w:lvlText w:val=""/>
+      <w:lvlJc w:val="left"/>
+      <w:pPr>
+        <w:ind w:left="2880" w:hanging="360"/>
+      </w:pPr>
+      <w:rPr>
+        <w:rFonts w:ascii="Symbol" w:hAnsi="Symbol" w:hint="default"/>
+      </w:rPr>
+    </w:lvl>
+    <w:lvl w:ilvl="4" w:tplc="40090003" w:tentative="1">
+      <w:start w:val="1"/>
+      <w:numFmt w:val="bullet"/>
+      <w:lvlText w:val="o"/>
+      <w:lvlJc w:val="left"/>
+      <w:pPr>
+        <w:ind w:left="3600" w:hanging="360"/>
+      </w:pPr>
+      <w:rPr>
+        <w:rFonts w:ascii="Courier New" w:hAnsi="Courier New" w:cs="Courier New" w:hint="default"/>
+      </w:rPr>
+    </w:lvl>
+    <w:lvl w:ilvl="5" w:tplc="40090005" w:tentative="1">
+      <w:start w:val="1"/>
+      <w:numFmt w:val="bullet"/>
+      <w:lvlText w:val=""/>
+      <w:lvlJc w:val="left"/>
+      <w:pPr>
+        <w:ind w:left="4320" w:hanging="360"/>
+      </w:pPr>
+      <w:rPr>
+        <w:rFonts w:ascii="Wingdings" w:hAnsi="Wingdings" w:hint="default"/>
+      </w:rPr>
+    </w:lvl>
+    <w:lvl w:ilvl="6" w:tplc="40090001" w:tentative="1">
+      <w:start w:val="1"/>
+      <w:numFmt w:val="bullet"/>
+      <w:lvlText w:val=""/>
+      <w:lvlJc w:val="left"/>
+      <w:pPr>
+        <w:ind w:left="5040" w:hanging="360"/>
+      </w:pPr>
+      <w:rPr>
+        <w:rFonts w:ascii="Symbol" w:hAnsi="Symbol" w:hint="default"/>
+      </w:rPr>
+    </w:lvl>
+    <w:lvl w:ilvl="7" w:tplc="40090003" w:tentative="1">
+      <w:start w:val="1"/>
+      <w:numFmt w:val="bullet"/>
+      <w:lvlText w:val="o"/>
+      <w:lvlJc w:val="left"/>
+      <w:pPr>
+        <w:ind w:left="5760" w:hanging="360"/>
+      </w:pPr>
+      <w:rPr>
+        <w:rFonts w:ascii="Courier New" w:hAnsi="Courier New" w:cs="Courier New" w:hint="default"/>
+      </w:rPr>
+    </w:lvl>
+    <w:lvl w:ilvl="8" w:tplc="40090005" w:tentative="1">
+      <w:start w:val="1"/>
+      <w:numFmt w:val="bullet"/>
+      <w:lvlText w:val=""/>
+      <w:lvlJc w:val="left"/>
+      <w:pPr>
+        <w:ind w:left="6480" w:hanging="360"/>
+      </w:pPr>
+      <w:rPr>
+        <w:rFonts w:ascii="Wingdings" w:hAnsi="Wingdings" w:hint="default"/>
+      </w:rPr>
+    </w:lvl>
+  </w:abstractNum>
+  <w:abstractNum w:abstractNumId="17" w15:restartNumberingAfterBreak="0">
+    <w:nsid w:val="754769EB"/>
+    <w:multiLevelType w:val="hybridMultilevel"/>
+    <w:tmpl w:val="4086ADAC"/>
+    <w:lvl w:ilvl="0" w:tplc="40090001">
+      <w:start w:val="1"/>
+      <w:numFmt w:val="bullet"/>
+      <w:lvlText w:val=""/>
+      <w:lvlJc w:val="left"/>
+      <w:pPr>
+        <w:ind w:left="720" w:hanging="360"/>
+      </w:pPr>
+      <w:rPr>
+        <w:rFonts w:ascii="Symbol" w:hAnsi="Symbol" w:hint="default"/>
+      </w:rPr>
+    </w:lvl>
+    <w:lvl w:ilvl="1" w:tplc="40090003" w:tentative="1">
+      <w:start w:val="1"/>
+      <w:numFmt w:val="bullet"/>
+      <w:lvlText w:val="o"/>
+      <w:lvlJc w:val="left"/>
+      <w:pPr>
+        <w:ind w:left="1440" w:hanging="360"/>
+      </w:pPr>
+      <w:rPr>
+        <w:rFonts w:ascii="Courier New" w:hAnsi="Courier New" w:cs="Courier New" w:hint="default"/>
+      </w:rPr>
+    </w:lvl>
+    <w:lvl w:ilvl="2" w:tplc="40090005" w:tentative="1">
+      <w:start w:val="1"/>
+      <w:numFmt w:val="bullet"/>
+      <w:lvlText w:val=""/>
+      <w:lvlJc w:val="left"/>
+      <w:pPr>
+        <w:ind w:left="2160" w:hanging="360"/>
+      </w:pPr>
+      <w:rPr>
+        <w:rFonts w:ascii="Wingdings" w:hAnsi="Wingdings" w:hint="default"/>
+      </w:rPr>
+    </w:lvl>
+    <w:lvl w:ilvl="3" w:tplc="40090001" w:tentative="1">
+      <w:start w:val="1"/>
+      <w:numFmt w:val="bullet"/>
+      <w:lvlText w:val=""/>
+      <w:lvlJc w:val="left"/>
+      <w:pPr>
+        <w:ind w:left="2880" w:hanging="360"/>
+      </w:pPr>
+      <w:rPr>
+        <w:rFonts w:ascii="Symbol" w:hAnsi="Symbol" w:hint="default"/>
+      </w:rPr>
+    </w:lvl>
+    <w:lvl w:ilvl="4" w:tplc="40090003" w:tentative="1">
+      <w:start w:val="1"/>
+      <w:numFmt w:val="bullet"/>
+      <w:lvlText w:val="o"/>
+      <w:lvlJc w:val="left"/>
+      <w:pPr>
+        <w:ind w:left="3600" w:hanging="360"/>
+      </w:pPr>
+      <w:rPr>
+        <w:rFonts w:ascii="Courier New" w:hAnsi="Courier New" w:cs="Courier New" w:hint="default"/>
+      </w:rPr>
+    </w:lvl>
+    <w:lvl w:ilvl="5" w:tplc="40090005" w:tentative="1">
+      <w:start w:val="1"/>
+      <w:numFmt w:val="bullet"/>
+      <w:lvlText w:val=""/>
+      <w:lvlJc w:val="left"/>
+      <w:pPr>
+        <w:ind w:left="4320" w:hanging="360"/>
+      </w:pPr>
+      <w:rPr>
+        <w:rFonts w:ascii="Wingdings" w:hAnsi="Wingdings" w:hint="default"/>
+      </w:rPr>
+    </w:lvl>
+    <w:lvl w:ilvl="6" w:tplc="40090001" w:tentative="1">
+      <w:start w:val="1"/>
+      <w:numFmt w:val="bullet"/>
+      <w:lvlText w:val=""/>
+      <w:lvlJc w:val="left"/>
+      <w:pPr>
+        <w:ind w:left="5040" w:hanging="360"/>
+      </w:pPr>
+      <w:rPr>
+        <w:rFonts w:ascii="Symbol" w:hAnsi="Symbol" w:hint="default"/>
+      </w:rPr>
+    </w:lvl>
+    <w:lvl w:ilvl="7" w:tplc="40090003" w:tentative="1">
+      <w:start w:val="1"/>
+      <w:numFmt w:val="bullet"/>
+      <w:lvlText w:val="o"/>
+      <w:lvlJc w:val="left"/>
+      <w:pPr>
+        <w:ind w:left="5760" w:hanging="360"/>
+      </w:pPr>
+      <w:rPr>
+        <w:rFonts w:ascii="Courier New" w:hAnsi="Courier New" w:cs="Courier New" w:hint="default"/>
+      </w:rPr>
+    </w:lvl>
+    <w:lvl w:ilvl="8" w:tplc="40090005" w:tentative="1">
+      <w:start w:val="1"/>
+      <w:numFmt w:val="bullet"/>
+      <w:lvlText w:val=""/>
+      <w:lvlJc w:val="left"/>
+      <w:pPr>
+        <w:ind w:left="6480" w:hanging="360"/>
+      </w:pPr>
+      <w:rPr>
+        <w:rFonts w:ascii="Wingdings" w:hAnsi="Wingdings" w:hint="default"/>
+      </w:rPr>
+    </w:lvl>
+  </w:abstractNum>
+  <w:abstractNum w:abstractNumId="18" w15:restartNumberingAfterBreak="0">
     <w:nsid w:val="763D5752"/>
     <w:multiLevelType w:val="multilevel"/>
     <w:tmpl w:val="51A465B4"/>
@@ -4289,34 +4776,61 @@
     </w:lvl>
   </w:abstractNum>
   <w:num w:numId="1" w16cid:durableId="661855124">
-    <w:abstractNumId w:val="3"/>
+    <w:abstractNumId w:val="6"/>
   </w:num>
   <w:num w:numId="2" w16cid:durableId="2008941849">
-    <w:abstractNumId w:val="6"/>
+    <w:abstractNumId w:val="11"/>
   </w:num>
   <w:num w:numId="3" w16cid:durableId="1173032168">
+    <w:abstractNumId w:val="7"/>
+  </w:num>
+  <w:num w:numId="4" w16cid:durableId="1786928692">
+    <w:abstractNumId w:val="14"/>
+  </w:num>
+  <w:num w:numId="5" w16cid:durableId="822309134">
+    <w:abstractNumId w:val="12"/>
+  </w:num>
+  <w:num w:numId="6" w16cid:durableId="629045848">
+    <w:abstractNumId w:val="18"/>
+  </w:num>
+  <w:num w:numId="7" w16cid:durableId="1128279861">
     <w:abstractNumId w:val="4"/>
   </w:num>
-  <w:num w:numId="4" w16cid:durableId="1786928692">
+  <w:num w:numId="8" w16cid:durableId="1596287056">
     <w:abstractNumId w:val="8"/>
-  </w:num>
-  <w:num w:numId="5" w16cid:durableId="822309134">
-    <w:abstractNumId w:val="7"/>
-  </w:num>
-  <w:num w:numId="6" w16cid:durableId="629045848">
-    <w:abstractNumId w:val="9"/>
-  </w:num>
-  <w:num w:numId="7" w16cid:durableId="1128279861">
-    <w:abstractNumId w:val="2"/>
-  </w:num>
-  <w:num w:numId="8" w16cid:durableId="1596287056">
-    <w:abstractNumId w:val="5"/>
   </w:num>
   <w:num w:numId="9" w16cid:durableId="1930384663">
     <w:abstractNumId w:val="0"/>
   </w:num>
   <w:num w:numId="10" w16cid:durableId="1105422365">
+    <w:abstractNumId w:val="3"/>
+  </w:num>
+  <w:num w:numId="11" w16cid:durableId="606087630">
+    <w:abstractNumId w:val="17"/>
+  </w:num>
+  <w:num w:numId="12" w16cid:durableId="2074691423">
+    <w:abstractNumId w:val="13"/>
+  </w:num>
+  <w:num w:numId="13" w16cid:durableId="1319698758">
     <w:abstractNumId w:val="1"/>
+  </w:num>
+  <w:num w:numId="14" w16cid:durableId="773787601">
+    <w:abstractNumId w:val="16"/>
+  </w:num>
+  <w:num w:numId="15" w16cid:durableId="1873883573">
+    <w:abstractNumId w:val="5"/>
+  </w:num>
+  <w:num w:numId="16" w16cid:durableId="1675842748">
+    <w:abstractNumId w:val="15"/>
+  </w:num>
+  <w:num w:numId="17" w16cid:durableId="1001010831">
+    <w:abstractNumId w:val="9"/>
+  </w:num>
+  <w:num w:numId="18" w16cid:durableId="412700725">
+    <w:abstractNumId w:val="10"/>
+  </w:num>
+  <w:num w:numId="19" w16cid:durableId="1964652167">
+    <w:abstractNumId w:val="2"/>
   </w:num>
 </w:numbering>
 </file>

--- a/Harsh Engineering.docx
+++ b/Harsh Engineering.docx
@@ -1493,276 +1493,6 @@
       </w:r>
     </w:p>
     <w:p>
-      <w:pPr>
-        <w:rPr>
-          <w:b/>
-          <w:bCs/>
-        </w:rPr>
-      </w:pPr>
-      <w:r>
-        <w:rPr>
-          <w:b/>
-          <w:bCs/>
-        </w:rPr>
-        <w:t>Privacy Policy</w:t>
-      </w:r>
-    </w:p>
-    <w:p>
-      <w:r>
-        <w:t>Effective Date: (Insert Date)</w:t>
-      </w:r>
-    </w:p>
-    <w:p>
-      <w:r>
-        <w:t>Harsh Engineering respects your privacy and is committed to protecting your personal information.</w:t>
-      </w:r>
-    </w:p>
-    <w:p>
-      <w:pPr>
-        <w:rPr>
-          <w:b/>
-          <w:bCs/>
-        </w:rPr>
-      </w:pPr>
-      <w:r>
-        <w:rPr>
-          <w:b/>
-          <w:bCs/>
-        </w:rPr>
-        <w:t>Information We Collect</w:t>
-      </w:r>
-    </w:p>
-    <w:p>
-      <w:r>
-        <w:t>We may collect the following information:</w:t>
-      </w:r>
-    </w:p>
-    <w:p>
-      <w:pPr>
-        <w:pStyle w:val="ListParagraph"/>
-        <w:numPr>
-          <w:ilvl w:val="0"/>
-          <w:numId w:val="18"/>
-        </w:numPr>
-      </w:pPr>
-      <w:r>
-        <w:t>Personal information such as your name and email address</w:t>
-      </w:r>
-    </w:p>
-    <w:p>
-      <w:pPr>
-        <w:pStyle w:val="ListParagraph"/>
-        <w:numPr>
-          <w:ilvl w:val="0"/>
-          <w:numId w:val="18"/>
-        </w:numPr>
-      </w:pPr>
-      <w:r>
-        <w:t>Your phone number</w:t>
-      </w:r>
-    </w:p>
-    <w:p>
-      <w:pPr>
-        <w:pStyle w:val="ListParagraph"/>
-        <w:numPr>
-          <w:ilvl w:val="0"/>
-          <w:numId w:val="18"/>
-        </w:numPr>
-      </w:pPr>
-      <w:r>
-        <w:t>Your company name</w:t>
-      </w:r>
-    </w:p>
-    <w:p>
-      <w:pPr>
-        <w:pStyle w:val="ListParagraph"/>
-        <w:numPr>
-          <w:ilvl w:val="0"/>
-          <w:numId w:val="18"/>
-        </w:numPr>
-      </w:pPr>
-      <w:r>
-        <w:t>The inquiry details</w:t>
-      </w:r>
-    </w:p>
-    <w:p>
-      <w:r>
-        <w:t>Any other information you provide voluntarily by filling out your contact form on our website.</w:t>
-      </w:r>
-    </w:p>
-    <w:p>
-      <w:pPr>
-        <w:rPr>
-          <w:b/>
-          <w:bCs/>
-        </w:rPr>
-      </w:pPr>
-      <w:r>
-        <w:rPr>
-          <w:b/>
-          <w:bCs/>
-        </w:rPr>
-        <w:t>How We Use Your Information</w:t>
-      </w:r>
-    </w:p>
-    <w:p>
-      <w:r>
-        <w:t>We may use the personal information collected for the following purposes:</w:t>
-      </w:r>
-    </w:p>
-    <w:p>
-      <w:pPr>
-        <w:pStyle w:val="ListParagraph"/>
-        <w:numPr>
-          <w:ilvl w:val="0"/>
-          <w:numId w:val="19"/>
-        </w:numPr>
-      </w:pPr>
-      <w:r>
-        <w:t>To respond to your request</w:t>
-      </w:r>
-    </w:p>
-    <w:p>
-      <w:pPr>
-        <w:pStyle w:val="ListParagraph"/>
-        <w:numPr>
-          <w:ilvl w:val="0"/>
-          <w:numId w:val="19"/>
-        </w:numPr>
-      </w:pPr>
-      <w:r>
-        <w:t>To provide quotation information</w:t>
-      </w:r>
-    </w:p>
-    <w:p>
-      <w:pPr>
-        <w:pStyle w:val="ListParagraph"/>
-        <w:numPr>
-          <w:ilvl w:val="0"/>
-          <w:numId w:val="19"/>
-        </w:numPr>
-      </w:pPr>
-      <w:r>
-        <w:t>To enhance and improve our customer service</w:t>
-      </w:r>
-    </w:p>
-    <w:p>
-      <w:pPr>
-        <w:pStyle w:val="ListParagraph"/>
-        <w:numPr>
-          <w:ilvl w:val="0"/>
-          <w:numId w:val="19"/>
-        </w:numPr>
-      </w:pPr>
-      <w:r>
-        <w:t>To process your requests</w:t>
-      </w:r>
-    </w:p>
-    <w:p>
-      <w:pPr>
-        <w:pStyle w:val="ListParagraph"/>
-        <w:numPr>
-          <w:ilvl w:val="0"/>
-          <w:numId w:val="19"/>
-        </w:numPr>
-      </w:pPr>
-      <w:r>
-        <w:t>To communicate with you about our products and services.</w:t>
-      </w:r>
-    </w:p>
-    <w:p>
-      <w:pPr>
-        <w:rPr>
-          <w:b/>
-          <w:bCs/>
-        </w:rPr>
-      </w:pPr>
-      <w:r>
-        <w:rPr>
-          <w:b/>
-          <w:bCs/>
-        </w:rPr>
-        <w:t>Information Security</w:t>
-      </w:r>
-    </w:p>
-    <w:p>
-      <w:r>
-        <w:t>We employ legal measures and technical procedures to protect your personal information from unauthorized access, processing, disclosure, or destruction.</w:t>
-      </w:r>
-    </w:p>
-    <w:p>
-      <w:pPr>
-        <w:rPr>
-          <w:b/>
-          <w:bCs/>
-        </w:rPr>
-      </w:pPr>
-      <w:r>
-        <w:rPr>
-          <w:b/>
-          <w:bCs/>
-        </w:rPr>
-        <w:t>Disclosure of Information to Third Parties</w:t>
-      </w:r>
-    </w:p>
-    <w:p>
-      <w:r>
-        <w:t>We do not sell or share your personal information with Third Parties. However, we may disclose the information when there is a legal</w:t>
-      </w:r>
-      <w:r>
-        <w:t xml:space="preserve"> </w:t>
-      </w:r>
-      <w:r>
-        <w:t>requirement</w:t>
-      </w:r>
-      <w:r>
-        <w:t xml:space="preserve"> </w:t>
-      </w:r>
-      <w:r>
-        <w:t>or when the Third Parties provide services to us.</w:t>
-      </w:r>
-    </w:p>
-    <w:p>
-      <w:pPr>
-        <w:rPr>
-          <w:b/>
-          <w:bCs/>
-        </w:rPr>
-      </w:pPr>
-      <w:r>
-        <w:rPr>
-          <w:b/>
-          <w:bCs/>
-        </w:rPr>
-        <w:t>Cookies</w:t>
-      </w:r>
-    </w:p>
-    <w:p>
-      <w:r>
-        <w:t>We may use cookies on our website to enhance your browsing experience. By using our site, you consent to the use of cookies by us.</w:t>
-      </w:r>
-    </w:p>
-    <w:p>
-      <w:pPr>
-        <w:rPr>
-          <w:b/>
-          <w:bCs/>
-        </w:rPr>
-      </w:pPr>
-      <w:r>
-        <w:rPr>
-          <w:b/>
-          <w:bCs/>
-        </w:rPr>
-        <w:t>Changes to this Policy</w:t>
-      </w:r>
-    </w:p>
-    <w:p>
-      <w:r>
-        <w:t>Harsh Engineering reserves the right to modify or update this privacy policy at any time.</w:t>
-      </w:r>
-    </w:p>
-    <w:p>
       <w:r>
         <w:pict w14:anchorId="10D3782E">
           <v:rect id="_x0000_i1036" style="width:0;height:1.5pt" o:hralign="center" o:hrstd="t" o:hr="t" fillcolor="#a0a0a0" stroked="f"/>
@@ -1783,7 +1513,6 @@
           <w:sz w:val="40"/>
           <w:szCs w:val="36"/>
         </w:rPr>
-        <w:lastRenderedPageBreak/>
         <w:t>Terms &amp; Conditions</w:t>
       </w:r>
     </w:p>
@@ -1805,151 +1534,6 @@
     <w:p>
       <w:r>
         <w:t>Welcome to Harsh Engineering.</w:t>
-      </w:r>
-    </w:p>
-    <w:p>
-      <w:r>
-        <w:t>By accessing or using this website, you agree to comply with the following Terms and Conditions.</w:t>
-      </w:r>
-    </w:p>
-    <w:p>
-      <w:pPr>
-        <w:rPr>
-          <w:b/>
-          <w:bCs/>
-        </w:rPr>
-      </w:pPr>
-      <w:r>
-        <w:rPr>
-          <w:b/>
-          <w:bCs/>
-        </w:rPr>
-        <w:t>General Website Use</w:t>
-      </w:r>
-    </w:p>
-    <w:p>
-      <w:r>
-        <w:t>The information on our website is provided for informational purposes only. You accept that you will not use our website for any illegal or unauthorized activities. Harsh Engineering shall not be responsible for claims, losses, damages, and liabilities resulting from your unauthorized use of this site or the use of the site in violation of the Terms and Conditions.</w:t>
-      </w:r>
-    </w:p>
-    <w:p>
-      <w:pPr>
-        <w:rPr>
-          <w:b/>
-          <w:bCs/>
-        </w:rPr>
-      </w:pPr>
-      <w:r>
-        <w:rPr>
-          <w:b/>
-          <w:bCs/>
-        </w:rPr>
-        <w:t>Information and Specifications</w:t>
-      </w:r>
-    </w:p>
-    <w:p>
-      <w:r>
-        <w:t>You understand and accept that although we provide information to you, we cannot guarantee or be held accountable for the information published on our site. We shall have the ultimate authority to update or edit the information without prior consent or notice.</w:t>
-      </w:r>
-    </w:p>
-    <w:p>
-      <w:pPr>
-        <w:rPr>
-          <w:b/>
-          <w:bCs/>
-        </w:rPr>
-      </w:pPr>
-      <w:r>
-        <w:rPr>
-          <w:b/>
-          <w:bCs/>
-        </w:rPr>
-        <w:t>Intellectual Property</w:t>
-      </w:r>
-    </w:p>
-    <w:p>
-      <w:r>
-        <w:t>The contents in this website including but not limited to information, graphics, logos, product images, and other design elements are the sole property of Harsh Engineering.</w:t>
-      </w:r>
-    </w:p>
-    <w:p>
-      <w:pPr>
-        <w:rPr>
-          <w:b/>
-          <w:bCs/>
-        </w:rPr>
-      </w:pPr>
-      <w:r>
-        <w:rPr>
-          <w:b/>
-          <w:bCs/>
-        </w:rPr>
-        <w:t>Quotes and Orders</w:t>
-      </w:r>
-    </w:p>
-    <w:p>
-      <w:r>
-        <w:t>You understand that Harsh Engineering quotes are subject to verification and acceptance. All orders are placed subject to the stipulated conditions, terms, and pricing.</w:t>
-      </w:r>
-    </w:p>
-    <w:p>
-      <w:pPr>
-        <w:rPr>
-          <w:b/>
-          <w:bCs/>
-        </w:rPr>
-      </w:pPr>
-      <w:r>
-        <w:rPr>
-          <w:b/>
-          <w:bCs/>
-        </w:rPr>
-        <w:t>Limitation of Liability</w:t>
-      </w:r>
-    </w:p>
-    <w:p>
-      <w:r>
-        <w:t>Harsh Engineering shall not be held liable to you for any indirect, direct, incidental, or consequential losses or damages that may arise through the use of this site or products we offer in relation to the limitation of liability to the extent allowed by law.</w:t>
-      </w:r>
-    </w:p>
-    <w:p>
-      <w:pPr>
-        <w:rPr>
-          <w:b/>
-          <w:bCs/>
-        </w:rPr>
-      </w:pPr>
-      <w:r>
-        <w:rPr>
-          <w:b/>
-          <w:bCs/>
-        </w:rPr>
-        <w:t>Governing Law</w:t>
-      </w:r>
-    </w:p>
-    <w:p>
-      <w:r>
-        <w:t>This agreement is made subject to the laws of India. The Mutual Agreement shall be governed by the Indian law, and any dispute arising from this agreement shall be submitted to the courts in India.</w:t>
-      </w:r>
-    </w:p>
-    <w:p>
-      <w:pPr>
-        <w:rPr>
-          <w:b/>
-          <w:bCs/>
-        </w:rPr>
-      </w:pPr>
-      <w:r>
-        <w:rPr>
-          <w:b/>
-          <w:bCs/>
-        </w:rPr>
-        <w:t>Contact Information</w:t>
-      </w:r>
-    </w:p>
-    <w:p>
-      <w:r>
-        <w:t>If you have any questions or concerns about these Terms and Conditions, please contact Harsh Engineering using the contact information provided on our website.</w:t>
       </w:r>
     </w:p>
     <w:p/>
@@ -1970,7 +1554,6 @@
           <w:sz w:val="40"/>
           <w:szCs w:val="36"/>
         </w:rPr>
-        <w:lastRenderedPageBreak/>
         <w:t>Meta</w:t>
       </w:r>
     </w:p>
@@ -2239,7 +1822,7 @@
           </w:tcPr>
           <w:p>
             <w:r>
-              <w:t>Harsh Engineering**</w:t>
+              <w:t>**</w:t>
             </w:r>
           </w:p>
         </w:tc>

--- a/Harsh Engineering.docx
+++ b/Harsh Engineering.docx
@@ -21,77 +21,28 @@
         <w:t>Home Page</w:t>
       </w:r>
     </w:p>
-    <w:p>
-      <w:r>
-        <w:t>Precision Engineering That Delivers Excellence</w:t>
-      </w:r>
-    </w:p>
-    <w:p>
-      <w:r>
-        <w:t>High-quality Applicators &amp; Precision Engineering Components</w:t>
-      </w:r>
-    </w:p>
-    <w:p>
-      <w:pPr>
-        <w:rPr>
-          <w:b/>
-          <w:bCs/>
-        </w:rPr>
-      </w:pPr>
-      <w:r>
-        <w:rPr>
-          <w:b/>
-          <w:bCs/>
-        </w:rPr>
-        <w:t>About Harsh Engineering</w:t>
-      </w:r>
-    </w:p>
-    <w:p>
-      <w:r>
-        <w:t>Harsh Engineering is your reliable manufacturing partner in the production of high-quality applicators and their components. We produce applicators and components for applicators using advanced technologies. Our products are manufactured to satisfy our clients’ needs.</w:t>
-      </w:r>
-    </w:p>
-    <w:p>
-      <w:r>
-        <w:t>Harsh Engineering specializes in manufacturing applicators and components for applicators. We have the necessary expertise and technical know-how to ensure that our products are produced meeting the highest quality standards. Harsh Engineering takes pride in its professionalism and adherence to the highest industry standards in its manufacturing processes and operations.</w:t>
-      </w:r>
-    </w:p>
-    <w:p>
-      <w:r>
-        <w:t xml:space="preserve">Our manufacturing processes are carefully planned and executed in a controlled environment to ensure quality products that are free from defects. </w:t>
-      </w:r>
-      <w:r>
-        <w:t xml:space="preserve">We always seek to provide our clients with high-quality products that meet their specifications and requirements. At Harsh Engineering, we value your trust and confidence and will </w:t>
-      </w:r>
-      <w:proofErr w:type="spellStart"/>
-      <w:r>
-        <w:t>endeavor</w:t>
-      </w:r>
-      <w:proofErr w:type="spellEnd"/>
-      <w:r>
-        <w:t> to deliver our products to you on time while upholding the highest quality standards.</w:t>
-      </w:r>
-    </w:p>
-    <w:p>
-      <w:pPr>
-        <w:rPr>
-          <w:b/>
-          <w:bCs/>
-        </w:rPr>
-      </w:pPr>
-      <w:r>
-        <w:rPr>
-          <w:b/>
-          <w:bCs/>
-        </w:rPr>
-        <w:t>Our Expertise</w:t>
-      </w:r>
-    </w:p>
-    <w:p>
-      <w:r>
-        <w:t>As a professional manufacturing company, Harsh Engineering specializes in the production of:</w:t>
-      </w:r>
-    </w:p>
+    <w:p/>
+    <w:p/>
+    <w:p>
+      <w:pPr>
+        <w:rPr>
+          <w:b/>
+          <w:bCs/>
+        </w:rPr>
+      </w:pPr>
+    </w:p>
+    <w:p/>
+    <w:p/>
+    <w:p/>
+    <w:p>
+      <w:pPr>
+        <w:rPr>
+          <w:b/>
+          <w:bCs/>
+        </w:rPr>
+      </w:pPr>
+    </w:p>
+    <w:p/>
     <w:p>
       <w:pPr>
         <w:pStyle w:val="ListParagraph"/>
@@ -164,185 +115,42 @@
         <w:t>Customized manufacturing parts</w:t>
       </w:r>
     </w:p>
-    <w:p>
-      <w:r>
-        <w:t>At Harsh Engineering, we manufacture products to size and shape and ensure that they are produced to the highest industry standards.</w:t>
-      </w:r>
-    </w:p>
-    <w:p>
-      <w:pPr>
-        <w:rPr>
-          <w:b/>
-          <w:bCs/>
-        </w:rPr>
-      </w:pPr>
-      <w:r>
-        <w:rPr>
-          <w:b/>
-          <w:bCs/>
-        </w:rPr>
-        <w:t>Reasons to choose Harsh Engineering</w:t>
-      </w:r>
-    </w:p>
-    <w:p>
-      <w:r>
-        <w:t>When looking for a reliable manufacturing partner in the production of precision applicators and engineering parts, there are several factors to consider. Harsh Engineering understands your needs and is committed to providing you with the best products in the industry.</w:t>
-      </w:r>
-    </w:p>
-    <w:p>
-      <w:pPr>
-        <w:rPr>
-          <w:b/>
-          <w:bCs/>
-        </w:rPr>
-      </w:pPr>
-      <w:r>
-        <w:rPr>
-          <w:b/>
-          <w:bCs/>
-        </w:rPr>
-        <w:t>We offer:</w:t>
-      </w:r>
-    </w:p>
-    <w:p>
-      <w:pPr>
-        <w:pStyle w:val="ListParagraph"/>
-        <w:numPr>
-          <w:ilvl w:val="0"/>
-          <w:numId w:val="12"/>
-        </w:numPr>
-      </w:pPr>
-      <w:r>
-        <w:t>High precision manufacturing</w:t>
-      </w:r>
-    </w:p>
-    <w:p>
-      <w:pPr>
-        <w:pStyle w:val="ListParagraph"/>
-        <w:numPr>
-          <w:ilvl w:val="0"/>
-          <w:numId w:val="12"/>
-        </w:numPr>
-      </w:pPr>
-      <w:r>
-        <w:t>Superior quality and adherence to standards</w:t>
-      </w:r>
-    </w:p>
-    <w:p>
-      <w:pPr>
-        <w:pStyle w:val="ListParagraph"/>
-        <w:numPr>
-          <w:ilvl w:val="0"/>
-          <w:numId w:val="12"/>
-        </w:numPr>
-      </w:pPr>
-      <w:r>
-        <w:t>Modern manufacturing technologies</w:t>
-      </w:r>
-    </w:p>
-    <w:p>
-      <w:pPr>
-        <w:pStyle w:val="ListParagraph"/>
-        <w:numPr>
-          <w:ilvl w:val="0"/>
-          <w:numId w:val="12"/>
-        </w:numPr>
-      </w:pPr>
-      <w:r>
-        <w:t>Customized engineering solutions</w:t>
-      </w:r>
-    </w:p>
-    <w:p>
-      <w:pPr>
-        <w:pStyle w:val="ListParagraph"/>
-        <w:numPr>
-          <w:ilvl w:val="0"/>
-          <w:numId w:val="12"/>
-        </w:numPr>
-      </w:pPr>
-      <w:r>
-        <w:t>High-skilled and highly professional staff</w:t>
-      </w:r>
-    </w:p>
-    <w:p>
-      <w:pPr>
-        <w:pStyle w:val="ListParagraph"/>
-        <w:numPr>
-          <w:ilvl w:val="0"/>
-          <w:numId w:val="12"/>
-        </w:numPr>
-      </w:pPr>
-      <w:r>
-        <w:t>Thorough inspection and testing procedures</w:t>
-      </w:r>
-    </w:p>
-    <w:p>
-      <w:pPr>
-        <w:pStyle w:val="ListParagraph"/>
-        <w:numPr>
-          <w:ilvl w:val="0"/>
-          <w:numId w:val="12"/>
-        </w:numPr>
-      </w:pPr>
-      <w:r>
-        <w:t>Timely delivery of products.</w:t>
-      </w:r>
-    </w:p>
-    <w:p>
-      <w:pPr>
-        <w:pStyle w:val="ListParagraph"/>
-        <w:numPr>
-          <w:ilvl w:val="0"/>
-          <w:numId w:val="12"/>
-        </w:numPr>
-      </w:pPr>
-      <w:r>
-        <w:lastRenderedPageBreak/>
-        <w:t>Competitive prices and quality customer support.</w:t>
-      </w:r>
-    </w:p>
-    <w:p>
-      <w:pPr>
-        <w:pStyle w:val="ListParagraph"/>
-        <w:numPr>
-          <w:ilvl w:val="0"/>
-          <w:numId w:val="12"/>
-        </w:numPr>
-      </w:pPr>
-      <w:r>
-        <w:t>Long-standing customer relationships</w:t>
-      </w:r>
-    </w:p>
-    <w:p>
-      <w:r>
-        <w:t>At Harsh Engineering, we have a great understanding of the needs of our clients and strive to provide practical and cost-effective manufacturing solutions to meet their unique requirements.</w:t>
-      </w:r>
-    </w:p>
-    <w:p>
-      <w:pPr>
-        <w:rPr>
-          <w:b/>
-          <w:bCs/>
-        </w:rPr>
-      </w:pPr>
-      <w:r>
-        <w:rPr>
-          <w:b/>
-          <w:bCs/>
-        </w:rPr>
-        <w:t>Quality commitment</w:t>
-      </w:r>
-    </w:p>
-    <w:p>
-      <w:r>
-        <w:t>At Harsh Engineering, we are fully committed to quality in all aspects of our operations. Every applicator product and engineering component undergoes a comprehensive quality inspection to ensure our products meet the highest industry standards. We adhere to the highest manufacturing specifications and ensure that our products are free from defects and meet our clients’ quality expectations.</w:t>
-      </w:r>
-    </w:p>
-    <w:p>
-      <w:r>
-        <w:t>Our focus on quality enables us to produce products that satisfy our clients’ requirements, resulting in enhanced performance and customer satisfaction. Our quality policy enhances our ability to produce products that satisfy our clients’ needs while minimizing any production-related problems and defects.</w:t>
-      </w:r>
-    </w:p>
+    <w:p/>
+    <w:p>
+      <w:pPr>
+        <w:rPr>
+          <w:b/>
+          <w:bCs/>
+        </w:rPr>
+      </w:pPr>
+    </w:p>
+    <w:p/>
+    <w:p>
+      <w:pPr>
+        <w:rPr>
+          <w:b/>
+          <w:bCs/>
+        </w:rPr>
+      </w:pPr>
+      <w:r>
+        <w:rPr>
+          <w:b/>
+          <w:bCs/>
+        </w:rPr>
+        <w:t>:</w:t>
+      </w:r>
+    </w:p>
+    <w:p/>
+    <w:p>
+      <w:pPr>
+        <w:rPr>
+          <w:b/>
+          <w:bCs/>
+        </w:rPr>
+      </w:pPr>
+    </w:p>
+    <w:p/>
+    <w:p/>
     <w:p>
       <w:pPr>
         <w:rPr>
@@ -367,34 +175,16 @@
           <w:bCs/>
         </w:rPr>
       </w:pPr>
-      <w:r>
-        <w:rPr>
-          <w:b/>
-          <w:bCs/>
-        </w:rPr>
-        <w:t>Our Manufacturing Process</w:t>
-      </w:r>
-    </w:p>
-    <w:p>
-      <w:r>
-        <w:t>Our manufacturing process is comprehensive and enables us to produce the best products in the industry.</w:t>
-      </w:r>
-    </w:p>
-    <w:p>
-      <w:r>
-        <w:t>We start by understanding the client’s needs and then proceed to select the most suitable materials for manufacturing the products. The materials are subjected to strict inspection and testing procedures to ensure they meet the highest quality standards. The manufacturing process involves a combination of cutting-edge technologies and expertise to guarantee precision and accuracy in our applicator products and engineering components.</w:t>
-      </w:r>
-    </w:p>
-    <w:p>
-      <w:pPr>
-        <w:rPr>
-          <w:b/>
-          <w:bCs/>
-        </w:rPr>
-      </w:pPr>
-      <w:r>
-        <w:t>We conduct comprehensive dimensional inspection and testing of our products to ensure they meet the exact specifications and requirements of our clients. Our products are then finished to achieve the desired appearance and performance and packed and delivered to our clients following all safety regulations.</w:t>
-      </w:r>
+    </w:p>
+    <w:p/>
+    <w:p/>
+    <w:p>
+      <w:pPr>
+        <w:rPr>
+          <w:b/>
+          <w:bCs/>
+        </w:rPr>
+      </w:pPr>
     </w:p>
     <w:p>
       <w:pPr>
@@ -407,13 +197,6 @@
           <w:bCs/>
         </w:rPr>
       </w:pPr>
-      <w:r>
-        <w:rPr>
-          <w:b/>
-          <w:bCs/>
-        </w:rPr>
-        <w:t>Understanding Customer Requirements</w:t>
-      </w:r>
     </w:p>
     <w:p>
       <w:pPr>
@@ -426,13 +209,6 @@
           <w:bCs/>
         </w:rPr>
       </w:pPr>
-      <w:r>
-        <w:rPr>
-          <w:b/>
-          <w:bCs/>
-        </w:rPr>
-        <w:t>Material Selection</w:t>
-      </w:r>
     </w:p>
     <w:p>
       <w:pPr>
@@ -445,13 +221,6 @@
           <w:bCs/>
         </w:rPr>
       </w:pPr>
-      <w:r>
-        <w:rPr>
-          <w:b/>
-          <w:bCs/>
-        </w:rPr>
-        <w:t>Precision Machining &amp; Manufacturing</w:t>
-      </w:r>
     </w:p>
     <w:p>
       <w:pPr>
@@ -464,13 +233,6 @@
           <w:bCs/>
         </w:rPr>
       </w:pPr>
-      <w:r>
-        <w:rPr>
-          <w:b/>
-          <w:bCs/>
-        </w:rPr>
-        <w:t>Dimensional Inspection</w:t>
-      </w:r>
     </w:p>
     <w:p>
       <w:pPr>
@@ -483,13 +245,6 @@
           <w:bCs/>
         </w:rPr>
       </w:pPr>
-      <w:r>
-        <w:rPr>
-          <w:b/>
-          <w:bCs/>
-        </w:rPr>
-        <w:t>Quality Testing</w:t>
-      </w:r>
     </w:p>
     <w:p>
       <w:pPr>
@@ -502,13 +257,6 @@
           <w:bCs/>
         </w:rPr>
       </w:pPr>
-      <w:r>
-        <w:rPr>
-          <w:b/>
-          <w:bCs/>
-        </w:rPr>
-        <w:t>Final Finishing</w:t>
-      </w:r>
     </w:p>
     <w:p>
       <w:pPr>
@@ -521,28 +269,15 @@
           <w:bCs/>
         </w:rPr>
       </w:pPr>
-      <w:r>
-        <w:rPr>
-          <w:b/>
-          <w:bCs/>
-        </w:rPr>
-        <w:t>Packaging &amp; Safe Delivery</w:t>
-      </w:r>
-    </w:p>
-    <w:p>
-      <w:pPr>
-        <w:rPr>
-          <w:b/>
-          <w:bCs/>
-        </w:rPr>
-      </w:pPr>
-      <w:r>
-        <w:rPr>
-          <w:b/>
-          <w:bCs/>
-        </w:rPr>
-        <w:t>Every step is carefully monitored to maintain the highest level of quality.</w:t>
-      </w:r>
+    </w:p>
+    <w:p>
+      <w:pPr>
+        <w:rPr>
+          <w:b/>
+          <w:bCs/>
+          <w:lang w:val="en-US"/>
+        </w:rPr>
+      </w:pPr>
     </w:p>
     <w:p>
       <w:pPr>
@@ -578,7 +313,6 @@
     </w:p>
     <w:p>
       <w:r>
-        <w:lastRenderedPageBreak/>
         <w:t>Our manufacturing company serves a wide range of industries, including:</w:t>
       </w:r>
     </w:p>
@@ -842,6 +576,7 @@
     </w:p>
     <w:p>
       <w:r>
+        <w:lastRenderedPageBreak/>
         <w:t xml:space="preserve">At Harsh Engineering, we specialize in the manufacturing of high-quality applicators and their components. </w:t>
       </w:r>
       <w:r>
@@ -873,7 +608,6 @@
     </w:p>
     <w:p>
       <w:r>
-        <w:lastRenderedPageBreak/>
         <w:t>Our commitment to our clients is reflected in the following:</w:t>
       </w:r>
     </w:p>
@@ -1117,6 +851,7 @@
     </w:p>
     <w:p>
       <w:r>
+        <w:lastRenderedPageBreak/>
         <w:t>We value our clients’ trust and confidence and strive to deliver our products on time while adhering to the highest quality standards. Our manufacturing company ensures that our products meet our clients’ specifications and requirements.</w:t>
       </w:r>
     </w:p>
@@ -1157,7 +892,6 @@
     </w:p>
     <w:p>
       <w:r>
-        <w:lastRenderedPageBreak/>
         <w:t>To be a premier engineering manufacturing partner by providing precision products and engineering components while upholding the highest ethical standards and manufacturing excellence to guarantee the satisfaction of our valued clients.</w:t>
       </w:r>
     </w:p>
@@ -1372,6 +1106,7 @@
     </w:p>
     <w:p>
       <w:r>
+        <w:lastRenderedPageBreak/>
         <w:t>Sunday: Closed</w:t>
       </w:r>
     </w:p>
@@ -1440,7 +1175,6 @@
         </w:numPr>
       </w:pPr>
       <w:r>
-        <w:lastRenderedPageBreak/>
         <w:t>Bulk orders</w:t>
       </w:r>
     </w:p>
@@ -1571,9 +1305,9 @@
         <w:tblLook w:val="04A0" w:firstRow="1" w:lastRow="0" w:firstColumn="1" w:lastColumn="0" w:noHBand="0" w:noVBand="1"/>
       </w:tblPr>
       <w:tblGrid>
-        <w:gridCol w:w="1768"/>
-        <w:gridCol w:w="2481"/>
-        <w:gridCol w:w="4777"/>
+        <w:gridCol w:w="1850"/>
+        <w:gridCol w:w="2637"/>
+        <w:gridCol w:w="4539"/>
       </w:tblGrid>
       <w:tr>
         <w:trPr>
@@ -1687,7 +1421,7 @@
           </w:tcPr>
           <w:p>
             <w:r>
-              <w:t>Precision Applicator &amp; Engineering Parts Manufacturer**</w:t>
+              <w:t>**</w:t>
             </w:r>
           </w:p>
         </w:tc>

--- a/Harsh Engineering.docx
+++ b/Harsh Engineering.docx
@@ -22,25 +22,15 @@
       </w:r>
     </w:p>
     <w:p/>
-    <w:p/>
-    <w:p>
-      <w:pPr>
-        <w:rPr>
-          <w:b/>
-          <w:bCs/>
-        </w:rPr>
-      </w:pPr>
-    </w:p>
-    <w:p/>
-    <w:p/>
-    <w:p/>
-    <w:p>
-      <w:pPr>
-        <w:rPr>
-          <w:b/>
-          <w:bCs/>
-        </w:rPr>
-      </w:pPr>
+    <w:p>
+      <w:r>
+        <w:t>Terms- 289</w:t>
+      </w:r>
+    </w:p>
+    <w:p>
+      <w:r>
+        <w:t>Privacy- 209</w:t>
+      </w:r>
     </w:p>
     <w:p/>
     <w:p>
@@ -115,170 +105,6 @@
         <w:t>Customized manufacturing parts</w:t>
       </w:r>
     </w:p>
-    <w:p/>
-    <w:p>
-      <w:pPr>
-        <w:rPr>
-          <w:b/>
-          <w:bCs/>
-        </w:rPr>
-      </w:pPr>
-    </w:p>
-    <w:p/>
-    <w:p>
-      <w:pPr>
-        <w:rPr>
-          <w:b/>
-          <w:bCs/>
-        </w:rPr>
-      </w:pPr>
-      <w:r>
-        <w:rPr>
-          <w:b/>
-          <w:bCs/>
-        </w:rPr>
-        <w:t>:</w:t>
-      </w:r>
-    </w:p>
-    <w:p/>
-    <w:p>
-      <w:pPr>
-        <w:rPr>
-          <w:b/>
-          <w:bCs/>
-        </w:rPr>
-      </w:pPr>
-    </w:p>
-    <w:p/>
-    <w:p/>
-    <w:p>
-      <w:pPr>
-        <w:rPr>
-          <w:b/>
-          <w:bCs/>
-        </w:rPr>
-      </w:pPr>
-      <w:r>
-        <w:rPr>
-          <w:b/>
-          <w:bCs/>
-        </w:rPr>
-        <w:pict w14:anchorId="2BA66A1F">
-          <v:rect id="_x0000_i1029" style="width:0;height:1.5pt" o:hralign="center" o:hrstd="t" o:hr="t" fillcolor="#a0a0a0" stroked="f"/>
-        </w:pict>
-      </w:r>
-    </w:p>
-    <w:p>
-      <w:pPr>
-        <w:rPr>
-          <w:b/>
-          <w:bCs/>
-        </w:rPr>
-      </w:pPr>
-    </w:p>
-    <w:p/>
-    <w:p/>
-    <w:p>
-      <w:pPr>
-        <w:rPr>
-          <w:b/>
-          <w:bCs/>
-        </w:rPr>
-      </w:pPr>
-    </w:p>
-    <w:p>
-      <w:pPr>
-        <w:numPr>
-          <w:ilvl w:val="0"/>
-          <w:numId w:val="9"/>
-        </w:numPr>
-        <w:rPr>
-          <w:b/>
-          <w:bCs/>
-        </w:rPr>
-      </w:pPr>
-    </w:p>
-    <w:p>
-      <w:pPr>
-        <w:numPr>
-          <w:ilvl w:val="0"/>
-          <w:numId w:val="9"/>
-        </w:numPr>
-        <w:rPr>
-          <w:b/>
-          <w:bCs/>
-        </w:rPr>
-      </w:pPr>
-    </w:p>
-    <w:p>
-      <w:pPr>
-        <w:numPr>
-          <w:ilvl w:val="0"/>
-          <w:numId w:val="9"/>
-        </w:numPr>
-        <w:rPr>
-          <w:b/>
-          <w:bCs/>
-        </w:rPr>
-      </w:pPr>
-    </w:p>
-    <w:p>
-      <w:pPr>
-        <w:numPr>
-          <w:ilvl w:val="0"/>
-          <w:numId w:val="9"/>
-        </w:numPr>
-        <w:rPr>
-          <w:b/>
-          <w:bCs/>
-        </w:rPr>
-      </w:pPr>
-    </w:p>
-    <w:p>
-      <w:pPr>
-        <w:numPr>
-          <w:ilvl w:val="0"/>
-          <w:numId w:val="9"/>
-        </w:numPr>
-        <w:rPr>
-          <w:b/>
-          <w:bCs/>
-        </w:rPr>
-      </w:pPr>
-    </w:p>
-    <w:p>
-      <w:pPr>
-        <w:numPr>
-          <w:ilvl w:val="0"/>
-          <w:numId w:val="9"/>
-        </w:numPr>
-        <w:rPr>
-          <w:b/>
-          <w:bCs/>
-        </w:rPr>
-      </w:pPr>
-    </w:p>
-    <w:p>
-      <w:pPr>
-        <w:numPr>
-          <w:ilvl w:val="0"/>
-          <w:numId w:val="9"/>
-        </w:numPr>
-        <w:rPr>
-          <w:b/>
-          <w:bCs/>
-        </w:rPr>
-      </w:pPr>
-    </w:p>
-    <w:p>
-      <w:pPr>
-        <w:rPr>
-          <w:b/>
-          <w:bCs/>
-          <w:lang w:val="en-US"/>
-        </w:rPr>
-      </w:pPr>
-    </w:p>
     <w:p>
       <w:pPr>
         <w:rPr>
@@ -469,15 +295,7 @@
     </w:p>
     <w:p>
       <w:r>
-        <w:t xml:space="preserve">“Our customers’ satisfaction is achieved when we deliver products that meet their expectations.” Our Philosophy is simple: “We </w:t>
-      </w:r>
-      <w:proofErr w:type="spellStart"/>
-      <w:r>
-        <w:t>honor</w:t>
-      </w:r>
-      <w:proofErr w:type="spellEnd"/>
-      <w:r>
-        <w:t xml:space="preserve"> our commitment.”</w:t>
+        <w:t>“Our customers’ satisfaction is achieved when we deliver products that meet their expectations.” Our Philosophy is simple: “We honor our commitment.”</w:t>
       </w:r>
     </w:p>
     <w:p>
@@ -528,6 +346,7 @@
     </w:p>
     <w:p>
       <w:r>
+        <w:lastRenderedPageBreak/>
         <w:t>Looking for a reliable manufacturing partner in the production of precision applicators and engineering components? Our team of professionals is ready to understand your needs.</w:t>
       </w:r>
     </w:p>
@@ -576,7 +395,6 @@
     </w:p>
     <w:p>
       <w:r>
-        <w:lastRenderedPageBreak/>
         <w:t xml:space="preserve">At Harsh Engineering, we specialize in the manufacturing of high-quality applicators and their components. </w:t>
       </w:r>
       <w:r>
@@ -836,6 +654,7 @@
           <w:b/>
           <w:bCs/>
         </w:rPr>
+        <w:lastRenderedPageBreak/>
         <w:t>About Harsh Engineering</w:t>
       </w:r>
     </w:p>
@@ -851,7 +670,6 @@
     </w:p>
     <w:p>
       <w:r>
-        <w:lastRenderedPageBreak/>
         <w:t>We value our clients’ trust and confidence and strive to deliver our products on time while adhering to the highest quality standards. Our manufacturing company ensures that our products meet our clients’ specifications and requirements.</w:t>
       </w:r>
     </w:p>
@@ -1063,6 +881,7 @@
     </w:p>
     <w:p>
       <w:r>
+        <w:lastRenderedPageBreak/>
         <w:t xml:space="preserve">Email: </w:t>
       </w:r>
       <w:hyperlink r:id="rId5" w:history="1">
@@ -1106,7 +925,6 @@
     </w:p>
     <w:p>
       <w:r>
-        <w:lastRenderedPageBreak/>
         <w:t>Sunday: Closed</w:t>
       </w:r>
     </w:p>
@@ -1442,6 +1260,7 @@
                 <w:b/>
                 <w:bCs/>
               </w:rPr>
+              <w:lastRenderedPageBreak/>
               <w:t>About Us</w:t>
             </w:r>
           </w:p>

--- a/Harsh Engineering.docx
+++ b/Harsh Engineering.docx
@@ -32,79 +32,6 @@
         <w:t>Privacy- 209</w:t>
       </w:r>
     </w:p>
-    <w:p/>
-    <w:p>
-      <w:pPr>
-        <w:pStyle w:val="ListParagraph"/>
-        <w:numPr>
-          <w:ilvl w:val="0"/>
-          <w:numId w:val="11"/>
-        </w:numPr>
-      </w:pPr>
-      <w:r>
-        <w:t>Precision applicators</w:t>
-      </w:r>
-    </w:p>
-    <w:p>
-      <w:pPr>
-        <w:pStyle w:val="ListParagraph"/>
-        <w:numPr>
-          <w:ilvl w:val="0"/>
-          <w:numId w:val="11"/>
-        </w:numPr>
-      </w:pPr>
-      <w:r>
-        <w:t>Applicator parts and accessories</w:t>
-      </w:r>
-    </w:p>
-    <w:p>
-      <w:pPr>
-        <w:pStyle w:val="ListParagraph"/>
-        <w:numPr>
-          <w:ilvl w:val="0"/>
-          <w:numId w:val="11"/>
-        </w:numPr>
-      </w:pPr>
-      <w:r>
-        <w:t>Precision parts</w:t>
-      </w:r>
-    </w:p>
-    <w:p>
-      <w:pPr>
-        <w:pStyle w:val="ListParagraph"/>
-        <w:numPr>
-          <w:ilvl w:val="0"/>
-          <w:numId w:val="11"/>
-        </w:numPr>
-      </w:pPr>
-      <w:r>
-        <w:t>Industrial engineering parts</w:t>
-      </w:r>
-    </w:p>
-    <w:p>
-      <w:pPr>
-        <w:pStyle w:val="ListParagraph"/>
-        <w:numPr>
-          <w:ilvl w:val="0"/>
-          <w:numId w:val="11"/>
-        </w:numPr>
-      </w:pPr>
-      <w:r>
-        <w:t>High precision machined parts</w:t>
-      </w:r>
-    </w:p>
-    <w:p>
-      <w:pPr>
-        <w:pStyle w:val="ListParagraph"/>
-        <w:numPr>
-          <w:ilvl w:val="0"/>
-          <w:numId w:val="11"/>
-        </w:numPr>
-      </w:pPr>
-      <w:r>
-        <w:t>Customized manufacturing parts</w:t>
-      </w:r>
-    </w:p>
     <w:p>
       <w:pPr>
         <w:rPr>
@@ -112,142 +39,15 @@
           <w:bCs/>
         </w:rPr>
       </w:pPr>
-      <w:r>
+    </w:p>
+    <w:p/>
+    <w:p>
+      <w:pPr>
         <w:rPr>
           <w:b/>
           <w:bCs/>
         </w:rPr>
-        <w:pict w14:anchorId="2A41FF28">
-          <v:rect id="_x0000_i1030" style="width:0;height:1.5pt" o:hralign="center" o:hrstd="t" o:hr="t" fillcolor="#a0a0a0" stroked="f"/>
-        </w:pict>
-      </w:r>
-    </w:p>
-    <w:p>
-      <w:pPr>
-        <w:rPr>
-          <w:b/>
-          <w:bCs/>
-        </w:rPr>
-      </w:pPr>
-      <w:r>
-        <w:rPr>
-          <w:b/>
-          <w:bCs/>
-        </w:rPr>
-        <w:t>Industries We Serve</w:t>
-      </w:r>
-    </w:p>
-    <w:p>
-      <w:r>
-        <w:t>Our manufacturing company serves a wide range of industries, including:</w:t>
-      </w:r>
-    </w:p>
-    <w:p>
-      <w:pPr>
-        <w:pStyle w:val="ListParagraph"/>
-        <w:numPr>
-          <w:ilvl w:val="0"/>
-          <w:numId w:val="13"/>
-        </w:numPr>
-      </w:pPr>
-      <w:r>
-        <w:t>Manufacturing industries</w:t>
-      </w:r>
-    </w:p>
-    <w:p>
-      <w:pPr>
-        <w:pStyle w:val="ListParagraph"/>
-        <w:numPr>
-          <w:ilvl w:val="0"/>
-          <w:numId w:val="13"/>
-        </w:numPr>
-      </w:pPr>
-      <w:r>
-        <w:t>Automobiles</w:t>
-      </w:r>
-    </w:p>
-    <w:p>
-      <w:pPr>
-        <w:pStyle w:val="ListParagraph"/>
-        <w:numPr>
-          <w:ilvl w:val="0"/>
-          <w:numId w:val="13"/>
-        </w:numPr>
-      </w:pPr>
-      <w:r>
-        <w:t>Electrical and electronics</w:t>
-      </w:r>
-    </w:p>
-    <w:p>
-      <w:pPr>
-        <w:pStyle w:val="ListParagraph"/>
-        <w:numPr>
-          <w:ilvl w:val="0"/>
-          <w:numId w:val="13"/>
-        </w:numPr>
-      </w:pPr>
-      <w:r>
-        <w:t>Industrial automation</w:t>
-      </w:r>
-    </w:p>
-    <w:p>
-      <w:pPr>
-        <w:pStyle w:val="ListParagraph"/>
-        <w:numPr>
-          <w:ilvl w:val="0"/>
-          <w:numId w:val="13"/>
-        </w:numPr>
-      </w:pPr>
-      <w:r>
-        <w:t>Engineering and machinery</w:t>
-      </w:r>
-    </w:p>
-    <w:p>
-      <w:pPr>
-        <w:pStyle w:val="ListParagraph"/>
-        <w:numPr>
-          <w:ilvl w:val="0"/>
-          <w:numId w:val="13"/>
-        </w:numPr>
-      </w:pPr>
-      <w:r>
-        <w:t>Manufacturing equipment</w:t>
-      </w:r>
-    </w:p>
-    <w:p>
-      <w:pPr>
-        <w:pStyle w:val="ListParagraph"/>
-        <w:numPr>
-          <w:ilvl w:val="0"/>
-          <w:numId w:val="13"/>
-        </w:numPr>
-      </w:pPr>
-      <w:r>
-        <w:t>Tools and fabrication</w:t>
-      </w:r>
-    </w:p>
-    <w:p>
-      <w:pPr>
-        <w:pStyle w:val="ListParagraph"/>
-        <w:numPr>
-          <w:ilvl w:val="0"/>
-          <w:numId w:val="13"/>
-        </w:numPr>
-      </w:pPr>
-      <w:r>
-        <w:t>Original equipment manufacturers (OEM)</w:t>
-      </w:r>
-    </w:p>
-    <w:p>
-      <w:pPr>
-        <w:rPr>
-          <w:b/>
-          <w:bCs/>
-        </w:rPr>
-      </w:pPr>
-      <w:r>
-        <w:t>Harsh Engineering is fully committed to meeting the diverse needs of modern industries to help them achieve their unique manufacturing objectives.</w:t>
-      </w:r>
+      </w:pPr>
     </w:p>
     <w:p>
       <w:pPr>
@@ -262,7 +62,7 @@
           <w:bCs/>
         </w:rPr>
         <w:pict w14:anchorId="40E66E7C">
-          <v:rect id="_x0000_i1031" style="width:0;height:1.5pt" o:hralign="center" o:hrstd="t" o:hr="t" fillcolor="#a0a0a0" stroked="f"/>
+          <v:rect id="_x0000_i1025" style="width:0;height:1.5pt" o:hralign="center" o:hrstd="t" o:hr="t" fillcolor="#a0a0a0" stroked="f"/>
         </w:pict>
       </w:r>
     </w:p>
@@ -295,7 +95,15 @@
     </w:p>
     <w:p>
       <w:r>
-        <w:t>“Our customers’ satisfaction is achieved when we deliver products that meet their expectations.” Our Philosophy is simple: “We honor our commitment.”</w:t>
+        <w:t xml:space="preserve">“Our customers’ satisfaction is achieved when we deliver products that meet their expectations.” Our Philosophy is simple: “We </w:t>
+      </w:r>
+      <w:proofErr w:type="spellStart"/>
+      <w:r>
+        <w:t>honor</w:t>
+      </w:r>
+      <w:proofErr w:type="spellEnd"/>
+      <w:r>
+        <w:t xml:space="preserve"> our commitment.”</w:t>
       </w:r>
     </w:p>
     <w:p>
@@ -325,303 +133,7 @@
           <w:bCs/>
         </w:rPr>
         <w:pict w14:anchorId="6329536D">
-          <v:rect id="_x0000_i1032" style="width:0;height:1.5pt" o:hralign="center" o:hrstd="t" o:hr="t" fillcolor="#a0a0a0" stroked="f"/>
-        </w:pict>
-      </w:r>
-    </w:p>
-    <w:p>
-      <w:pPr>
-        <w:rPr>
-          <w:b/>
-          <w:bCs/>
-        </w:rPr>
-      </w:pPr>
-      <w:r>
-        <w:rPr>
-          <w:b/>
-          <w:bCs/>
-        </w:rPr>
-        <w:t>Get in Touch</w:t>
-      </w:r>
-    </w:p>
-    <w:p>
-      <w:r>
-        <w:lastRenderedPageBreak/>
-        <w:t>Looking for a reliable manufacturing partner in the production of precision applicators and engineering components? Our team of professionals is ready to understand your needs.</w:t>
-      </w:r>
-    </w:p>
-    <w:p>
-      <w:pPr>
-        <w:rPr>
-          <w:b/>
-          <w:bCs/>
-        </w:rPr>
-      </w:pPr>
-      <w:r>
-        <w:t>Contact Harsh Engineering to discuss your manufacturing needs and experience our engineering excellence and commitment to customer satisfaction.</w:t>
-      </w:r>
-    </w:p>
-    <w:p>
-      <w:pPr>
-        <w:rPr>
-          <w:b/>
-          <w:bCs/>
-        </w:rPr>
-      </w:pPr>
-    </w:p>
-    <w:p>
-      <w:pPr>
-        <w:rPr>
-          <w:b/>
-          <w:bCs/>
-        </w:rPr>
-      </w:pPr>
-    </w:p>
-    <w:p>
-      <w:pPr>
-        <w:rPr>
-          <w:b/>
-          <w:bCs/>
-        </w:rPr>
-      </w:pPr>
-    </w:p>
-    <w:p>
-      <w:pPr>
-        <w:rPr>
-          <w:b/>
-          <w:bCs/>
-        </w:rPr>
-      </w:pPr>
-    </w:p>
-    <w:p>
-      <w:r>
-        <w:t xml:space="preserve">At Harsh Engineering, we specialize in the manufacturing of high-quality applicators and their components. </w:t>
-      </w:r>
-      <w:r>
-        <w:t>Our products are made using advanced technologies and are up to the highest quality standards.</w:t>
-      </w:r>
-    </w:p>
-    <w:p>
-      <w:r>
-        <w:t>Our manufacturing company specializes in meeting our clients’ needs by providing quality precision products.</w:t>
-      </w:r>
-      <w:r>
-        <w:t xml:space="preserve"> We understand the importance of customer satisfaction and strive to provide our clients with quality products while adhering to industry standards.</w:t>
-      </w:r>
-    </w:p>
-    <w:p>
-      <w:pPr>
-        <w:rPr>
-          <w:b/>
-          <w:bCs/>
-        </w:rPr>
-      </w:pPr>
-      <w:r>
-        <w:rPr>
-          <w:b/>
-          <w:bCs/>
-        </w:rPr>
-        <w:t>Why Choose Harsh Engineering?</w:t>
-      </w:r>
-    </w:p>
-    <w:p>
-      <w:r>
-        <w:t>Our commitment to our clients is reflected in the following:</w:t>
-      </w:r>
-    </w:p>
-    <w:p>
-      <w:pPr>
-        <w:pStyle w:val="ListParagraph"/>
-        <w:numPr>
-          <w:ilvl w:val="0"/>
-          <w:numId w:val="14"/>
-        </w:numPr>
-      </w:pPr>
-      <w:r>
-        <w:t>High precision manufacturing</w:t>
-      </w:r>
-    </w:p>
-    <w:p>
-      <w:pPr>
-        <w:pStyle w:val="ListParagraph"/>
-        <w:numPr>
-          <w:ilvl w:val="0"/>
-          <w:numId w:val="14"/>
-        </w:numPr>
-      </w:pPr>
-      <w:r>
-        <w:t>Superior quality products that meet the highest industry standards</w:t>
-      </w:r>
-    </w:p>
-    <w:p>
-      <w:pPr>
-        <w:pStyle w:val="ListParagraph"/>
-        <w:numPr>
-          <w:ilvl w:val="0"/>
-          <w:numId w:val="14"/>
-        </w:numPr>
-      </w:pPr>
-      <w:r>
-        <w:t>Excellence in manufacturing processes</w:t>
-      </w:r>
-    </w:p>
-    <w:p>
-      <w:pPr>
-        <w:pStyle w:val="ListParagraph"/>
-        <w:numPr>
-          <w:ilvl w:val="0"/>
-          <w:numId w:val="14"/>
-        </w:numPr>
-      </w:pPr>
-      <w:r>
-        <w:t>Customized manufacturing options</w:t>
-      </w:r>
-    </w:p>
-    <w:p>
-      <w:pPr>
-        <w:pStyle w:val="ListParagraph"/>
-        <w:numPr>
-          <w:ilvl w:val="0"/>
-          <w:numId w:val="14"/>
-        </w:numPr>
-      </w:pPr>
-      <w:r>
-        <w:t>Competitive pricing</w:t>
-      </w:r>
-    </w:p>
-    <w:p>
-      <w:pPr>
-        <w:pStyle w:val="ListParagraph"/>
-        <w:numPr>
-          <w:ilvl w:val="0"/>
-          <w:numId w:val="14"/>
-        </w:numPr>
-      </w:pPr>
-      <w:r>
-        <w:t>Excellent customer service</w:t>
-      </w:r>
-    </w:p>
-    <w:p>
-      <w:pPr>
-        <w:pStyle w:val="ListParagraph"/>
-        <w:numPr>
-          <w:ilvl w:val="0"/>
-          <w:numId w:val="14"/>
-        </w:numPr>
-      </w:pPr>
-      <w:r>
-        <w:t>Timely delivery of products</w:t>
-      </w:r>
-    </w:p>
-    <w:p>
-      <w:pPr>
-        <w:rPr>
-          <w:b/>
-          <w:bCs/>
-        </w:rPr>
-      </w:pPr>
-    </w:p>
-    <w:p>
-      <w:pPr>
-        <w:rPr>
-          <w:b/>
-          <w:bCs/>
-        </w:rPr>
-      </w:pPr>
-      <w:r>
-        <w:rPr>
-          <w:b/>
-          <w:bCs/>
-        </w:rPr>
-        <w:t>Our Products</w:t>
-      </w:r>
-    </w:p>
-    <w:p>
-      <w:r>
-        <w:t>Harsh Engineering offers the following high-quality products.</w:t>
-      </w:r>
-    </w:p>
-    <w:p>
-      <w:pPr>
-        <w:pStyle w:val="ListParagraph"/>
-        <w:numPr>
-          <w:ilvl w:val="0"/>
-          <w:numId w:val="15"/>
-        </w:numPr>
-      </w:pPr>
-      <w:r>
-        <w:t>Precision applicators</w:t>
-      </w:r>
-    </w:p>
-    <w:p>
-      <w:pPr>
-        <w:pStyle w:val="ListParagraph"/>
-        <w:numPr>
-          <w:ilvl w:val="0"/>
-          <w:numId w:val="15"/>
-        </w:numPr>
-      </w:pPr>
-      <w:r>
-        <w:t>Precision applicator components</w:t>
-      </w:r>
-    </w:p>
-    <w:p>
-      <w:pPr>
-        <w:pStyle w:val="ListParagraph"/>
-        <w:numPr>
-          <w:ilvl w:val="0"/>
-          <w:numId w:val="15"/>
-        </w:numPr>
-      </w:pPr>
-      <w:r>
-        <w:t>Custom precision parts</w:t>
-      </w:r>
-    </w:p>
-    <w:p>
-      <w:pPr>
-        <w:pStyle w:val="ListParagraph"/>
-        <w:numPr>
-          <w:ilvl w:val="0"/>
-          <w:numId w:val="15"/>
-        </w:numPr>
-      </w:pPr>
-      <w:r>
-        <w:t>Engineering components</w:t>
-      </w:r>
-    </w:p>
-    <w:p>
-      <w:pPr>
-        <w:pStyle w:val="ListParagraph"/>
-        <w:numPr>
-          <w:ilvl w:val="0"/>
-          <w:numId w:val="15"/>
-        </w:numPr>
-      </w:pPr>
-      <w:r>
-        <w:t>Industrial engineering parts</w:t>
-      </w:r>
-    </w:p>
-    <w:p>
-      <w:pPr>
-        <w:pStyle w:val="ListParagraph"/>
-        <w:numPr>
-          <w:ilvl w:val="0"/>
-          <w:numId w:val="15"/>
-        </w:numPr>
-      </w:pPr>
-      <w:r>
-        <w:t>Manufactured parts</w:t>
-      </w:r>
-    </w:p>
-    <w:p>
-      <w:r>
-        <w:t>At Harsh Engineering, we offer quality products and customized manufacturing options to meet our clients’ unique needs and adhere to the highest industry standards.</w:t>
-      </w:r>
-    </w:p>
-    <w:p>
-      <w:r>
-        <w:pict w14:anchorId="66807B1F">
-          <v:rect id="_x0000_i1033" style="width:0;height:1.5pt" o:hralign="center" o:hrstd="t" o:hr="t" fillcolor="#a0a0a0" stroked="f"/>
+          <v:rect id="_x0000_i1026" style="width:0;height:1.5pt" o:hralign="center" o:hrstd="t" o:hr="t" fillcolor="#a0a0a0" stroked="f"/>
         </w:pict>
       </w:r>
     </w:p>
@@ -654,7 +166,6 @@
           <w:b/>
           <w:bCs/>
         </w:rPr>
-        <w:lastRenderedPageBreak/>
         <w:t>About Harsh Engineering</w:t>
       </w:r>
     </w:p>
@@ -710,6 +221,7 @@
     </w:p>
     <w:p>
       <w:r>
+        <w:lastRenderedPageBreak/>
         <w:t>To be a premier engineering manufacturing partner by providing precision products and engineering components while upholding the highest ethical standards and manufacturing excellence to guarantee the satisfaction of our valued clients.</w:t>
       </w:r>
     </w:p>
@@ -808,7 +320,7 @@
     <w:p>
       <w:r>
         <w:pict w14:anchorId="6A004A46">
-          <v:rect id="_x0000_i1034" style="width:0;height:1.5pt" o:hralign="center" o:hrstd="t" o:hr="t" fillcolor="#a0a0a0" stroked="f"/>
+          <v:rect id="_x0000_i1027" style="width:0;height:1.5pt" o:hralign="center" o:hrstd="t" o:hr="t" fillcolor="#a0a0a0" stroked="f"/>
         </w:pict>
       </w:r>
     </w:p>
@@ -881,7 +393,6 @@
     </w:p>
     <w:p>
       <w:r>
-        <w:lastRenderedPageBreak/>
         <w:t xml:space="preserve">Email: </w:t>
       </w:r>
       <w:hyperlink r:id="rId5" w:history="1">
@@ -993,6 +504,7 @@
         </w:numPr>
       </w:pPr>
       <w:r>
+        <w:lastRenderedPageBreak/>
         <w:t>Bulk orders</w:t>
       </w:r>
     </w:p>
@@ -1023,7 +535,7 @@
     <w:p>
       <w:r>
         <w:pict w14:anchorId="282E3C7E">
-          <v:rect id="_x0000_i1035" style="width:0;height:1.5pt" o:hralign="center" o:hrstd="t" o:hr="t" fillcolor="#a0a0a0" stroked="f"/>
+          <v:rect id="_x0000_i1028" style="width:0;height:1.5pt" o:hralign="center" o:hrstd="t" o:hr="t" fillcolor="#a0a0a0" stroked="f"/>
         </w:pict>
       </w:r>
     </w:p>
@@ -1047,7 +559,7 @@
     <w:p>
       <w:r>
         <w:pict w14:anchorId="10D3782E">
-          <v:rect id="_x0000_i1036" style="width:0;height:1.5pt" o:hralign="center" o:hrstd="t" o:hr="t" fillcolor="#a0a0a0" stroked="f"/>
+          <v:rect id="_x0000_i1029" style="width:0;height:1.5pt" o:hralign="center" o:hrstd="t" o:hr="t" fillcolor="#a0a0a0" stroked="f"/>
         </w:pict>
       </w:r>
     </w:p>
@@ -1260,7 +772,6 @@
                 <w:b/>
                 <w:bCs/>
               </w:rPr>
-              <w:lastRenderedPageBreak/>
               <w:t>About Us</w:t>
             </w:r>
           </w:p>

--- a/Harsh Engineering.docx
+++ b/Harsh Engineering.docx
@@ -21,7 +21,6 @@
         <w:t>Home Page</w:t>
       </w:r>
     </w:p>
-    <w:p/>
     <w:p>
       <w:r>
         <w:t>Terms- 289</w:t>
@@ -31,23 +30,6 @@
       <w:r>
         <w:t>Privacy- 209</w:t>
       </w:r>
-    </w:p>
-    <w:p>
-      <w:pPr>
-        <w:rPr>
-          <w:b/>
-          <w:bCs/>
-        </w:rPr>
-      </w:pPr>
-    </w:p>
-    <w:p/>
-    <w:p>
-      <w:pPr>
-        <w:rPr>
-          <w:b/>
-          <w:bCs/>
-        </w:rPr>
-      </w:pPr>
     </w:p>
     <w:p>
       <w:pPr>
@@ -95,15 +77,7 @@
     </w:p>
     <w:p>
       <w:r>
-        <w:t xml:space="preserve">“Our customers’ satisfaction is achieved when we deliver products that meet their expectations.” Our Philosophy is simple: “We </w:t>
-      </w:r>
-      <w:proofErr w:type="spellStart"/>
-      <w:r>
-        <w:t>honor</w:t>
-      </w:r>
-      <w:proofErr w:type="spellEnd"/>
-      <w:r>
-        <w:t xml:space="preserve"> our commitment.”</w:t>
+        <w:t>“Our customers’ satisfaction is achieved when we deliver products that meet their expectations.” Our Philosophy is simple: “We honor our commitment.”</w:t>
       </w:r>
     </w:p>
     <w:p>
@@ -221,7 +195,6 @@
     </w:p>
     <w:p>
       <w:r>
-        <w:lastRenderedPageBreak/>
         <w:t>To be a premier engineering manufacturing partner by providing precision products and engineering components while upholding the highest ethical standards and manufacturing excellence to guarantee the satisfaction of our valued clients.</w:t>
       </w:r>
     </w:p>
@@ -273,6 +246,7 @@
         </w:numPr>
       </w:pPr>
       <w:r>
+        <w:lastRenderedPageBreak/>
         <w:t>Integrity</w:t>
       </w:r>
     </w:p>
@@ -504,7 +478,6 @@
         </w:numPr>
       </w:pPr>
       <w:r>
-        <w:lastRenderedPageBreak/>
         <w:t>Bulk orders</w:t>
       </w:r>
     </w:p>
@@ -558,6 +531,7 @@
     </w:p>
     <w:p>
       <w:r>
+        <w:lastRenderedPageBreak/>
         <w:pict w14:anchorId="10D3782E">
           <v:rect id="_x0000_i1029" style="width:0;height:1.5pt" o:hralign="center" o:hrstd="t" o:hr="t" fillcolor="#a0a0a0" stroked="f"/>
         </w:pict>
@@ -601,9 +575,6 @@
       </w:r>
     </w:p>
     <w:p/>
-    <w:p/>
-    <w:p/>
-    <w:p/>
     <w:p>
       <w:pPr>
         <w:rPr>
@@ -621,7 +592,6 @@
         <w:t>Meta</w:t>
       </w:r>
     </w:p>
-    <w:p/>
     <w:tbl>
       <w:tblPr>
         <w:tblW w:w="0" w:type="auto"/>
@@ -635,9 +605,9 @@
         <w:tblLook w:val="04A0" w:firstRow="1" w:lastRow="0" w:firstColumn="1" w:lastColumn="0" w:noHBand="0" w:noVBand="1"/>
       </w:tblPr>
       <w:tblGrid>
-        <w:gridCol w:w="1850"/>
-        <w:gridCol w:w="2637"/>
-        <w:gridCol w:w="4539"/>
+        <w:gridCol w:w="1255"/>
+        <w:gridCol w:w="2489"/>
+        <w:gridCol w:w="5282"/>
       </w:tblGrid>
       <w:tr>
         <w:trPr>
@@ -737,11 +707,7 @@
             <w:vAlign w:val="center"/>
             <w:hideMark/>
           </w:tcPr>
-          <w:p>
-            <w:r>
-              <w:t>**Harsh Engineering</w:t>
-            </w:r>
-          </w:p>
+          <w:p/>
         </w:tc>
         <w:tc>
           <w:tcPr>
@@ -749,11 +715,7 @@
             <w:vAlign w:val="center"/>
             <w:hideMark/>
           </w:tcPr>
-          <w:p>
-            <w:r>
-              <w:t>**</w:t>
-            </w:r>
-          </w:p>
+          <w:p/>
         </w:tc>
       </w:tr>
       <w:tr>
@@ -784,7 +746,11 @@
           </w:tcPr>
           <w:p>
             <w:r>
-              <w:t>**About Harsh Engineering</w:t>
+              <w:rPr>
+                <w:b/>
+                <w:bCs/>
+              </w:rPr>
+              <w:t>About Harsh Engineering | Precision Manufacturing Company</w:t>
             </w:r>
           </w:p>
         </w:tc>
@@ -796,7 +762,11 @@
           </w:tcPr>
           <w:p>
             <w:r>
-              <w:t>Precision Engineering &amp; Manufacturing Experts**</w:t>
+              <w:rPr>
+                <w:b/>
+                <w:bCs/>
+              </w:rPr>
+              <w:t>Learn about Harsh Engineering, a trusted manufacturer of precision applicators, applicator components and customized engineering parts using advanced manufacturing technologies.</w:t>
             </w:r>
           </w:p>
         </w:tc>
@@ -829,7 +799,11 @@
           </w:tcPr>
           <w:p>
             <w:r>
-              <w:t>**Contact Harsh Engineering</w:t>
+              <w:rPr>
+                <w:b/>
+                <w:bCs/>
+              </w:rPr>
+              <w:t>Contact Harsh Engineering | Precision Engineering Solutions</w:t>
             </w:r>
           </w:p>
         </w:tc>
@@ -841,7 +815,11 @@
           </w:tcPr>
           <w:p>
             <w:r>
-              <w:t>Get in Touch for Precision Engineering Solutions**</w:t>
+              <w:rPr>
+                <w:b/>
+                <w:bCs/>
+              </w:rPr>
+              <w:t>Contact Harsh Engineering for precision applicators, engineering components and customized manufacturing solutions. Discuss your requirements with our team.</w:t>
             </w:r>
           </w:p>
         </w:tc>
@@ -874,7 +852,11 @@
           </w:tcPr>
           <w:p>
             <w:r>
-              <w:t>**Privacy Policy</w:t>
+              <w:rPr>
+                <w:b/>
+                <w:bCs/>
+              </w:rPr>
+              <w:t>Privacy Policy | Harsh Engineering</w:t>
             </w:r>
           </w:p>
         </w:tc>
@@ -886,7 +868,11 @@
           </w:tcPr>
           <w:p>
             <w:r>
-              <w:t>**</w:t>
+              <w:rPr>
+                <w:b/>
+                <w:bCs/>
+              </w:rPr>
+              <w:t>Read the Privacy Policy of Harsh Engineering to understand how we collect, use and protect information when you visit our website.</w:t>
             </w:r>
           </w:p>
         </w:tc>
@@ -919,7 +905,11 @@
           </w:tcPr>
           <w:p>
             <w:r>
-              <w:t>**Terms &amp; Conditions</w:t>
+              <w:rPr>
+                <w:b/>
+                <w:bCs/>
+              </w:rPr>
+              <w:t>Terms &amp; Conditions | Harsh Engineering</w:t>
             </w:r>
           </w:p>
         </w:tc>
@@ -931,13 +921,16 @@
           </w:tcPr>
           <w:p>
             <w:r>
-              <w:t>Harsh Engineering**</w:t>
+              <w:rPr>
+                <w:b/>
+                <w:bCs/>
+              </w:rPr>
+              <w:t>Read the Terms &amp; Conditions governing the use of the Harsh Engineering website, its content, services and information.</w:t>
             </w:r>
           </w:p>
         </w:tc>
       </w:tr>
     </w:tbl>
-    <w:p/>
     <w:p/>
     <w:sectPr>
       <w:pgSz w:w="11906" w:h="16838"/>
